--- a/MEDIALAND-memory.docx
+++ b/MEDIALAND-memory.docx
@@ -194,6 +194,15 @@
     </w:p>
     <w:sdt>
       <w:sdtPr>
+        <w:rPr>
+          <w:rFonts w:asciiTheme="minorHAnsi" w:eastAsiaTheme="minorHAnsi" w:hAnsiTheme="minorHAnsi" w:cstheme="minorBidi"/>
+          <w:color w:val="auto"/>
+          <w:kern w:val="2"/>
+          <w:sz w:val="22"/>
+          <w:szCs w:val="22"/>
+          <w:lang w:eastAsia="en-US"/>
+          <w14:ligatures w14:val="standardContextual"/>
+        </w:rPr>
         <w:id w:val="-1985070314"/>
         <w:docPartObj>
           <w:docPartGallery w:val="Table of Contents"/>
@@ -202,15 +211,8 @@
       </w:sdtPr>
       <w:sdtEndPr>
         <w:rPr>
-          <w:rFonts w:asciiTheme="minorHAnsi" w:eastAsiaTheme="minorHAnsi" w:hAnsiTheme="minorHAnsi" w:cstheme="minorBidi"/>
           <w:b/>
           <w:bCs/>
-          <w:color w:val="auto"/>
-          <w:kern w:val="2"/>
-          <w:sz w:val="22"/>
-          <w:szCs w:val="22"/>
-          <w:lang w:eastAsia="en-US"/>
-          <w14:ligatures w14:val="standardContextual"/>
         </w:rPr>
       </w:sdtEndPr>
       <w:sdtContent>
@@ -245,7 +247,7 @@
           <w:r>
             <w:fldChar w:fldCharType="separate"/>
           </w:r>
-          <w:hyperlink w:anchor="_Toc224898421" w:history="1">
+          <w:hyperlink w:anchor="_Toc224927656" w:history="1">
             <w:r>
               <w:rPr>
                 <w:rStyle w:val="Hipervnculo"/>
@@ -272,7 +274,7 @@
                 <w:noProof/>
                 <w:webHidden/>
               </w:rPr>
-              <w:instrText xml:space="preserve"> PAGEREF _Toc224898421 \h </w:instrText>
+              <w:instrText xml:space="preserve"> PAGEREF _Toc224927656 \h </w:instrText>
             </w:r>
             <w:r>
               <w:rPr>
@@ -317,7 +319,7 @@
               <w:lang w:eastAsia="es-ES"/>
             </w:rPr>
           </w:pPr>
-          <w:hyperlink w:anchor="_Toc224898422" w:history="1">
+          <w:hyperlink w:anchor="_Toc224927657" w:history="1">
             <w:r>
               <w:rPr>
                 <w:rStyle w:val="Hipervnculo"/>
@@ -344,7 +346,7 @@
                 <w:noProof/>
                 <w:webHidden/>
               </w:rPr>
-              <w:instrText xml:space="preserve"> PAGEREF _Toc224898422 \h </w:instrText>
+              <w:instrText xml:space="preserve"> PAGEREF _Toc224927657 \h </w:instrText>
             </w:r>
             <w:r>
               <w:rPr>
@@ -389,7 +391,7 @@
               <w:lang w:eastAsia="es-ES"/>
             </w:rPr>
           </w:pPr>
-          <w:hyperlink w:anchor="_Toc224898423" w:history="1">
+          <w:hyperlink w:anchor="_Toc224927658" w:history="1">
             <w:r>
               <w:rPr>
                 <w:rStyle w:val="Hipervnculo"/>
@@ -416,7 +418,7 @@
                 <w:noProof/>
                 <w:webHidden/>
               </w:rPr>
-              <w:instrText xml:space="preserve"> PAGEREF _Toc224898423 \h </w:instrText>
+              <w:instrText xml:space="preserve"> PAGEREF _Toc224927658 \h </w:instrText>
             </w:r>
             <w:r>
               <w:rPr>
@@ -461,7 +463,7 @@
               <w:lang w:eastAsia="es-ES"/>
             </w:rPr>
           </w:pPr>
-          <w:hyperlink w:anchor="_Toc224898424" w:history="1">
+          <w:hyperlink w:anchor="_Toc224927659" w:history="1">
             <w:r>
               <w:rPr>
                 <w:rStyle w:val="Hipervnculo"/>
@@ -488,7 +490,7 @@
                 <w:noProof/>
                 <w:webHidden/>
               </w:rPr>
-              <w:instrText xml:space="preserve"> PAGEREF _Toc224898424 \h </w:instrText>
+              <w:instrText xml:space="preserve"> PAGEREF _Toc224927659 \h </w:instrText>
             </w:r>
             <w:r>
               <w:rPr>
@@ -533,7 +535,7 @@
               <w:lang w:eastAsia="es-ES"/>
             </w:rPr>
           </w:pPr>
-          <w:hyperlink w:anchor="_Toc224898425" w:history="1">
+          <w:hyperlink w:anchor="_Toc224927660" w:history="1">
             <w:r>
               <w:rPr>
                 <w:rStyle w:val="Hipervnculo"/>
@@ -560,7 +562,7 @@
                 <w:noProof/>
                 <w:webHidden/>
               </w:rPr>
-              <w:instrText xml:space="preserve"> PAGEREF _Toc224898425 \h </w:instrText>
+              <w:instrText xml:space="preserve"> PAGEREF _Toc224927660 \h </w:instrText>
             </w:r>
             <w:r>
               <w:rPr>
@@ -605,7 +607,7 @@
               <w:lang w:eastAsia="es-ES"/>
             </w:rPr>
           </w:pPr>
-          <w:hyperlink w:anchor="_Toc224898426" w:history="1">
+          <w:hyperlink w:anchor="_Toc224927661" w:history="1">
             <w:r>
               <w:rPr>
                 <w:rStyle w:val="Hipervnculo"/>
@@ -632,7 +634,7 @@
                 <w:noProof/>
                 <w:webHidden/>
               </w:rPr>
-              <w:instrText xml:space="preserve"> PAGEREF _Toc224898426 \h </w:instrText>
+              <w:instrText xml:space="preserve"> PAGEREF _Toc224927661 \h </w:instrText>
             </w:r>
             <w:r>
               <w:rPr>
@@ -677,7 +679,7 @@
               <w:lang w:eastAsia="es-ES"/>
             </w:rPr>
           </w:pPr>
-          <w:hyperlink w:anchor="_Toc224898427" w:history="1">
+          <w:hyperlink w:anchor="_Toc224927662" w:history="1">
             <w:r>
               <w:rPr>
                 <w:rStyle w:val="Hipervnculo"/>
@@ -704,7 +706,7 @@
                 <w:noProof/>
                 <w:webHidden/>
               </w:rPr>
-              <w:instrText xml:space="preserve"> PAGEREF _Toc224898427 \h </w:instrText>
+              <w:instrText xml:space="preserve"> PAGEREF _Toc224927662 \h </w:instrText>
             </w:r>
             <w:r>
               <w:rPr>
@@ -749,7 +751,7 @@
               <w:lang w:eastAsia="es-ES"/>
             </w:rPr>
           </w:pPr>
-          <w:hyperlink w:anchor="_Toc224898428" w:history="1">
+          <w:hyperlink w:anchor="_Toc224927663" w:history="1">
             <w:r>
               <w:rPr>
                 <w:rStyle w:val="Hipervnculo"/>
@@ -776,7 +778,7 @@
                 <w:noProof/>
                 <w:webHidden/>
               </w:rPr>
-              <w:instrText xml:space="preserve"> PAGEREF _Toc224898428 \h </w:instrText>
+              <w:instrText xml:space="preserve"> PAGEREF _Toc224927663 \h </w:instrText>
             </w:r>
             <w:r>
               <w:rPr>
@@ -847,7 +849,7 @@
       <w:pPr>
         <w:pStyle w:val="Ttulo1"/>
       </w:pPr>
-      <w:bookmarkStart w:id="0" w:name="_Toc224898421"/>
+      <w:bookmarkStart w:id="0" w:name="_Toc224927656"/>
       <w:r>
         <w:lastRenderedPageBreak/>
         <w:t>1-</w:t>
@@ -998,6 +1000,78 @@
           <w:sz w:val="24"/>
           <w:szCs w:val="24"/>
         </w:rPr>
+        <w:t xml:space="preserve">Además de la parte funcional, en el proyecto se ha intentado seguir una estructura de código organizada, inspirada en el modelo de arquitectura hexagonal. Esto implica dividir la aplicación en distintas capas con responsabilidades diferenciadas. Por un lado, se encuentra la capa de dominio, donde se definen las entidades y contratos principales del sistema; por otro, la capa de infraestructura, encargada de la comunicación con </w:t>
+      </w:r>
+      <w:proofErr w:type="spellStart"/>
+      <w:r>
+        <w:rPr>
+          <w:rFonts w:ascii="Times New Roman" w:hAnsi="Times New Roman" w:cs="Times New Roman"/>
+          <w:sz w:val="24"/>
+          <w:szCs w:val="24"/>
+        </w:rPr>
+        <w:t>Firebase</w:t>
+      </w:r>
+      <w:proofErr w:type="spellEnd"/>
+      <w:r>
+        <w:rPr>
+          <w:rFonts w:ascii="Times New Roman" w:hAnsi="Times New Roman" w:cs="Times New Roman"/>
+          <w:sz w:val="24"/>
+          <w:szCs w:val="24"/>
+        </w:rPr>
+        <w:t xml:space="preserve">; la capa de servicios, donde se centraliza la lógica de aplicación; y finalmente la capa de vista, que contiene los componentes de </w:t>
+      </w:r>
+      <w:proofErr w:type="spellStart"/>
+      <w:r>
+        <w:rPr>
+          <w:rFonts w:ascii="Times New Roman" w:hAnsi="Times New Roman" w:cs="Times New Roman"/>
+          <w:sz w:val="24"/>
+          <w:szCs w:val="24"/>
+        </w:rPr>
+        <w:t>React</w:t>
+      </w:r>
+      <w:proofErr w:type="spellEnd"/>
+      <w:r>
+        <w:rPr>
+          <w:rFonts w:ascii="Times New Roman" w:hAnsi="Times New Roman" w:cs="Times New Roman"/>
+          <w:sz w:val="24"/>
+          <w:szCs w:val="24"/>
+        </w:rPr>
+        <w:t xml:space="preserve"> que forman la interfaz de usuario.</w:t>
+      </w:r>
+    </w:p>
+    <w:p>
+      <w:pPr>
+        <w:jc w:val="both"/>
+        <w:rPr>
+          <w:rFonts w:ascii="Times New Roman" w:hAnsi="Times New Roman" w:cs="Times New Roman"/>
+          <w:sz w:val="24"/>
+          <w:szCs w:val="24"/>
+        </w:rPr>
+      </w:pPr>
+      <w:r>
+        <w:rPr>
+          <w:rFonts w:ascii="Times New Roman" w:hAnsi="Times New Roman" w:cs="Times New Roman"/>
+          <w:sz w:val="24"/>
+          <w:szCs w:val="24"/>
+        </w:rPr>
+        <w:t>Este enfoque aporta una mayor claridad en la organización del proyecto, ya que evita mezclar en exceso la lógica visual con el acceso a datos o con las reglas de funcionamiento de la aplicación. De esta forma, cada parte del sistema cumple una función concreta, facilitando tanto el desarrollo como el mantenimiento posterior.</w:t>
+      </w:r>
+    </w:p>
+    <w:p>
+      <w:pPr>
+        <w:jc w:val="both"/>
+        <w:rPr>
+          <w:rFonts w:ascii="Times New Roman" w:hAnsi="Times New Roman" w:cs="Times New Roman"/>
+          <w:sz w:val="24"/>
+          <w:szCs w:val="24"/>
+        </w:rPr>
+      </w:pPr>
+      <w:r>
+        <w:rPr>
+          <w:rFonts w:ascii="Times New Roman" w:hAnsi="Times New Roman" w:cs="Times New Roman"/>
+          <w:sz w:val="24"/>
+          <w:szCs w:val="24"/>
+        </w:rPr>
         <w:t>En general, el proyecto sigue una estructura organizada por componentes, donde cada parte de la aplicación tiene una función concreta, facilitando así su desarrollo y mantenimiento.</w:t>
       </w:r>
     </w:p>
@@ -1043,115 +1117,71 @@
     </w:p>
     <w:p>
       <w:pPr>
-        <w:jc w:val="both"/>
-        <w:rPr>
-          <w:rFonts w:ascii="Times New Roman" w:hAnsi="Times New Roman" w:cs="Times New Roman"/>
-          <w:sz w:val="24"/>
-          <w:szCs w:val="24"/>
-        </w:rPr>
-      </w:pPr>
-    </w:p>
-    <w:p>
-      <w:pPr>
-        <w:jc w:val="both"/>
-        <w:rPr>
-          <w:rFonts w:ascii="Times New Roman" w:hAnsi="Times New Roman" w:cs="Times New Roman"/>
-          <w:sz w:val="24"/>
-          <w:szCs w:val="24"/>
-        </w:rPr>
-      </w:pPr>
-    </w:p>
-    <w:p>
-      <w:pPr>
-        <w:jc w:val="both"/>
-        <w:rPr>
-          <w:rFonts w:ascii="Times New Roman" w:hAnsi="Times New Roman" w:cs="Times New Roman"/>
-          <w:sz w:val="24"/>
-          <w:szCs w:val="24"/>
-        </w:rPr>
-      </w:pPr>
-    </w:p>
-    <w:p>
-      <w:pPr>
-        <w:jc w:val="both"/>
-        <w:rPr>
-          <w:rFonts w:ascii="Times New Roman" w:hAnsi="Times New Roman" w:cs="Times New Roman"/>
-          <w:sz w:val="24"/>
-          <w:szCs w:val="24"/>
-        </w:rPr>
-      </w:pPr>
-    </w:p>
-    <w:p>
-      <w:pPr>
-        <w:jc w:val="both"/>
-        <w:rPr>
-          <w:rFonts w:ascii="Times New Roman" w:hAnsi="Times New Roman" w:cs="Times New Roman"/>
-          <w:sz w:val="24"/>
-          <w:szCs w:val="24"/>
-        </w:rPr>
-      </w:pPr>
-    </w:p>
-    <w:p>
-      <w:pPr>
-        <w:jc w:val="both"/>
-        <w:rPr>
-          <w:rFonts w:ascii="Times New Roman" w:hAnsi="Times New Roman" w:cs="Times New Roman"/>
-          <w:sz w:val="24"/>
-          <w:szCs w:val="24"/>
-        </w:rPr>
-      </w:pPr>
-    </w:p>
-    <w:p>
-      <w:pPr>
-        <w:jc w:val="both"/>
-        <w:rPr>
-          <w:rFonts w:ascii="Times New Roman" w:hAnsi="Times New Roman" w:cs="Times New Roman"/>
-          <w:sz w:val="24"/>
-          <w:szCs w:val="24"/>
-        </w:rPr>
-      </w:pPr>
-    </w:p>
-    <w:p>
-      <w:pPr>
-        <w:jc w:val="both"/>
-        <w:rPr>
-          <w:rFonts w:ascii="Times New Roman" w:hAnsi="Times New Roman" w:cs="Times New Roman"/>
-          <w:sz w:val="24"/>
-          <w:szCs w:val="24"/>
-        </w:rPr>
-      </w:pPr>
-    </w:p>
-    <w:p>
-      <w:pPr>
-        <w:jc w:val="both"/>
-        <w:rPr>
-          <w:rFonts w:ascii="Times New Roman" w:hAnsi="Times New Roman" w:cs="Times New Roman"/>
-          <w:sz w:val="24"/>
-          <w:szCs w:val="24"/>
-        </w:rPr>
-      </w:pPr>
-    </w:p>
-    <w:p>
-      <w:pPr>
-        <w:jc w:val="both"/>
-        <w:rPr>
-          <w:rFonts w:ascii="Times New Roman" w:hAnsi="Times New Roman" w:cs="Times New Roman"/>
-          <w:sz w:val="24"/>
-          <w:szCs w:val="24"/>
-        </w:rPr>
-      </w:pPr>
-    </w:p>
+        <w:ind w:left="4956" w:hanging="4956"/>
+        <w:jc w:val="both"/>
+        <w:rPr>
+          <w:rFonts w:ascii="Times New Roman" w:hAnsi="Times New Roman" w:cs="Times New Roman"/>
+          <w:sz w:val="24"/>
+          <w:szCs w:val="24"/>
+        </w:rPr>
+      </w:pPr>
+    </w:p>
+    <w:p>
+      <w:pPr>
+        <w:jc w:val="both"/>
+        <w:rPr>
+          <w:rFonts w:ascii="Times New Roman" w:hAnsi="Times New Roman" w:cs="Times New Roman"/>
+          <w:sz w:val="24"/>
+          <w:szCs w:val="24"/>
+        </w:rPr>
+      </w:pPr>
+    </w:p>
+    <w:p>
+      <w:pPr>
+        <w:jc w:val="both"/>
+        <w:rPr>
+          <w:rFonts w:ascii="Times New Roman" w:hAnsi="Times New Roman" w:cs="Times New Roman"/>
+          <w:sz w:val="24"/>
+          <w:szCs w:val="24"/>
+        </w:rPr>
+      </w:pPr>
+    </w:p>
+    <w:p>
+      <w:pPr>
+        <w:jc w:val="both"/>
+        <w:rPr>
+          <w:rFonts w:ascii="Times New Roman" w:hAnsi="Times New Roman" w:cs="Times New Roman"/>
+          <w:sz w:val="24"/>
+          <w:szCs w:val="24"/>
+        </w:rPr>
+      </w:pPr>
+    </w:p>
+    <w:p>
+      <w:pPr>
+        <w:jc w:val="both"/>
+        <w:rPr>
+          <w:rFonts w:ascii="Times New Roman" w:hAnsi="Times New Roman" w:cs="Times New Roman"/>
+          <w:sz w:val="24"/>
+          <w:szCs w:val="24"/>
+        </w:rPr>
+      </w:pPr>
+    </w:p>
+    <w:p>
+      <w:pPr>
+        <w:jc w:val="both"/>
+        <w:rPr>
+          <w:rFonts w:ascii="Times New Roman" w:hAnsi="Times New Roman" w:cs="Times New Roman"/>
+          <w:sz w:val="24"/>
+          <w:szCs w:val="24"/>
+        </w:rPr>
+      </w:pPr>
+    </w:p>
+    <w:p/>
     <w:p>
       <w:pPr>
         <w:pStyle w:val="Ttulo1"/>
       </w:pPr>
-    </w:p>
-    <w:p/>
-    <w:p>
-      <w:pPr>
-        <w:pStyle w:val="Ttulo1"/>
-      </w:pPr>
-      <w:bookmarkStart w:id="1" w:name="_Toc224898422"/>
+      <w:bookmarkStart w:id="1" w:name="_Toc224927657"/>
       <w:r>
         <w:lastRenderedPageBreak/>
         <w:t xml:space="preserve">2- </w:t>
@@ -1504,8 +1534,93 @@
           <w:sz w:val="24"/>
           <w:szCs w:val="24"/>
         </w:rPr>
-        <w:t>, que permite cambiar de vista sin recargar la página, manteniendo así el comportamiento típico de una SPA.</w:t>
-      </w:r>
+        <w:t>, que permite cambiar de vista sin recargar la página</w:t>
+      </w:r>
+    </w:p>
+    <w:p>
+      <w:pPr>
+        <w:jc w:val="both"/>
+        <w:rPr>
+          <w:rFonts w:ascii="Times New Roman" w:hAnsi="Times New Roman" w:cs="Times New Roman"/>
+          <w:sz w:val="24"/>
+          <w:szCs w:val="24"/>
+        </w:rPr>
+      </w:pPr>
+      <w:r>
+        <w:rPr>
+          <w:rFonts w:ascii="Times New Roman" w:hAnsi="Times New Roman" w:cs="Times New Roman"/>
+          <w:sz w:val="24"/>
+          <w:szCs w:val="24"/>
+        </w:rPr>
+        <w:t xml:space="preserve">Otro aspecto relevante es el uso de </w:t>
+      </w:r>
+      <w:proofErr w:type="spellStart"/>
+      <w:r>
+        <w:rPr>
+          <w:rFonts w:ascii="Times New Roman" w:hAnsi="Times New Roman" w:cs="Times New Roman"/>
+          <w:i/>
+          <w:iCs/>
+          <w:sz w:val="24"/>
+          <w:szCs w:val="24"/>
+        </w:rPr>
+        <w:t>props</w:t>
+      </w:r>
+      <w:proofErr w:type="spellEnd"/>
+      <w:r>
+        <w:rPr>
+          <w:rFonts w:ascii="Times New Roman" w:hAnsi="Times New Roman" w:cs="Times New Roman"/>
+          <w:sz w:val="24"/>
+          <w:szCs w:val="24"/>
+        </w:rPr>
+        <w:t xml:space="preserve"> para la comunicación entre componentes. A través de ellas se transmiten datos como la información del usuario autenticado, el identificador de la película o el token de sesión, permitiendo que distintos componentes puedan adaptarse al contexto en el que se encuentran.</w:t>
+      </w:r>
+    </w:p>
+    <w:p>
+      <w:pPr>
+        <w:jc w:val="both"/>
+        <w:rPr>
+          <w:rFonts w:ascii="Times New Roman" w:hAnsi="Times New Roman" w:cs="Times New Roman"/>
+          <w:sz w:val="24"/>
+          <w:szCs w:val="24"/>
+        </w:rPr>
+      </w:pPr>
+      <w:r>
+        <w:rPr>
+          <w:rFonts w:ascii="Times New Roman" w:hAnsi="Times New Roman" w:cs="Times New Roman"/>
+          <w:sz w:val="24"/>
+          <w:szCs w:val="24"/>
+        </w:rPr>
+        <w:t xml:space="preserve">Finalmente, el uso de </w:t>
+      </w:r>
+      <w:proofErr w:type="spellStart"/>
+      <w:r>
+        <w:rPr>
+          <w:rFonts w:ascii="Times New Roman" w:hAnsi="Times New Roman" w:cs="Times New Roman"/>
+          <w:sz w:val="24"/>
+          <w:szCs w:val="24"/>
+        </w:rPr>
+        <w:t>React</w:t>
+      </w:r>
+      <w:proofErr w:type="spellEnd"/>
+      <w:r>
+        <w:rPr>
+          <w:rFonts w:ascii="Times New Roman" w:hAnsi="Times New Roman" w:cs="Times New Roman"/>
+          <w:sz w:val="24"/>
+          <w:szCs w:val="24"/>
+        </w:rPr>
+        <w:t xml:space="preserve"> encaja con la organización del proyecto basada en arquitectura hexagonal, ya que los componentes de la vista se limitan principalmente a mostrar información y gestionar eventos del usuario, delegando la lógica de negocio en los servicios. Esto contribuye a una mayor separación de responsabilidades dentro de la aplicación.</w:t>
+      </w:r>
+    </w:p>
+    <w:p>
+      <w:pPr>
+        <w:jc w:val="both"/>
+        <w:rPr>
+          <w:rFonts w:ascii="Times New Roman" w:hAnsi="Times New Roman" w:cs="Times New Roman"/>
+          <w:sz w:val="24"/>
+          <w:szCs w:val="24"/>
+          <w:u w:val="single"/>
+        </w:rPr>
+      </w:pPr>
     </w:p>
     <w:p>
       <w:pPr>
@@ -1548,28 +1663,12 @@
         <w:pStyle w:val="Ttulo1"/>
       </w:pPr>
     </w:p>
+    <w:p/>
     <w:p>
       <w:pPr>
         <w:pStyle w:val="Ttulo1"/>
       </w:pPr>
-    </w:p>
-    <w:p>
-      <w:pPr>
-        <w:pStyle w:val="Ttulo1"/>
-      </w:pPr>
-    </w:p>
-    <w:p>
-      <w:pPr>
-        <w:pStyle w:val="Ttulo1"/>
-      </w:pPr>
-    </w:p>
-    <w:p/>
-    <w:p/>
-    <w:p>
-      <w:pPr>
-        <w:pStyle w:val="Ttulo1"/>
-      </w:pPr>
-      <w:bookmarkStart w:id="2" w:name="_Toc224898423"/>
+      <w:bookmarkStart w:id="2" w:name="_Toc224927658"/>
       <w:r>
         <w:lastRenderedPageBreak/>
         <w:t>3- Componentes principales de la aplicación</w:t>
@@ -2021,7 +2120,7 @@
       <w:pPr>
         <w:pStyle w:val="Ttulo1"/>
       </w:pPr>
-      <w:bookmarkStart w:id="3" w:name="_Toc224898424"/>
+      <w:bookmarkStart w:id="3" w:name="_Toc224927659"/>
       <w:r>
         <w:lastRenderedPageBreak/>
         <w:t>4- Navegación entre páginas</w:t>
@@ -2520,7 +2619,7 @@
       <w:pPr>
         <w:pStyle w:val="Ttulo1"/>
       </w:pPr>
-      <w:bookmarkStart w:id="4" w:name="_Toc224898425"/>
+      <w:bookmarkStart w:id="4" w:name="_Toc224927660"/>
       <w:r>
         <w:lastRenderedPageBreak/>
         <w:t>5- Gestión del estado</w:t>
@@ -2542,25 +2641,7 @@
           <w:sz w:val="24"/>
           <w:szCs w:val="24"/>
         </w:rPr>
-        <w:t xml:space="preserve">La gestión del estado en la aplicación se realiza principalmente mediante los </w:t>
-      </w:r>
-      <w:proofErr w:type="spellStart"/>
-      <w:r>
-        <w:rPr>
-          <w:rFonts w:ascii="Times New Roman" w:hAnsi="Times New Roman" w:cs="Times New Roman"/>
-          <w:sz w:val="24"/>
-          <w:szCs w:val="24"/>
-        </w:rPr>
-        <w:t>hooks</w:t>
-      </w:r>
-      <w:proofErr w:type="spellEnd"/>
-      <w:r>
-        <w:rPr>
-          <w:rFonts w:ascii="Times New Roman" w:hAnsi="Times New Roman" w:cs="Times New Roman"/>
-          <w:sz w:val="24"/>
-          <w:szCs w:val="24"/>
-        </w:rPr>
-        <w:t xml:space="preserve"> de </w:t>
+        <w:t xml:space="preserve">La gestión del estado en la aplicación se realiza principalmente mediante los mecanismos básicos que ofrece </w:t>
       </w:r>
       <w:proofErr w:type="spellStart"/>
       <w:r>
@@ -2578,7 +2659,25 @@
           <w:sz w:val="24"/>
           <w:szCs w:val="24"/>
         </w:rPr>
-        <w:t xml:space="preserve">, sobre todo con </w:t>
+        <w:t xml:space="preserve">, especialmente a través del </w:t>
+      </w:r>
+      <w:proofErr w:type="spellStart"/>
+      <w:r>
+        <w:rPr>
+          <w:rFonts w:ascii="Times New Roman" w:hAnsi="Times New Roman" w:cs="Times New Roman"/>
+          <w:sz w:val="24"/>
+          <w:szCs w:val="24"/>
+        </w:rPr>
+        <w:t>hook</w:t>
+      </w:r>
+      <w:proofErr w:type="spellEnd"/>
+      <w:r>
+        <w:rPr>
+          <w:rFonts w:ascii="Times New Roman" w:hAnsi="Times New Roman" w:cs="Times New Roman"/>
+          <w:sz w:val="24"/>
+          <w:szCs w:val="24"/>
+        </w:rPr>
+        <w:t xml:space="preserve"> </w:t>
       </w:r>
       <w:proofErr w:type="spellStart"/>
       <w:r>
@@ -2598,66 +2697,14 @@
           <w:sz w:val="24"/>
           <w:szCs w:val="24"/>
         </w:rPr>
-        <w:t>. Gracias a ello, cada componente puede almacenar y actualizar la información que necesita para funcionar correctamente.</w:t>
-      </w:r>
-    </w:p>
-    <w:p>
-      <w:pPr>
-        <w:jc w:val="both"/>
-        <w:rPr>
-          <w:rFonts w:ascii="Times New Roman" w:hAnsi="Times New Roman" w:cs="Times New Roman"/>
-          <w:sz w:val="24"/>
-          <w:szCs w:val="24"/>
-        </w:rPr>
-      </w:pPr>
-      <w:r>
-        <w:rPr>
-          <w:rFonts w:ascii="Times New Roman" w:hAnsi="Times New Roman" w:cs="Times New Roman"/>
-          <w:sz w:val="24"/>
-          <w:szCs w:val="24"/>
-        </w:rPr>
-        <w:t xml:space="preserve">Por ejemplo, en varios componentes se utiliza el estado para guardar datos como la lista de películas, los comentarios de una película, la valoración seleccionada por el usuario o los datos introducidos en los formularios de </w:t>
-      </w:r>
-      <w:proofErr w:type="spellStart"/>
-      <w:r>
-        <w:rPr>
-          <w:rFonts w:ascii="Times New Roman" w:hAnsi="Times New Roman" w:cs="Times New Roman"/>
-          <w:sz w:val="24"/>
-          <w:szCs w:val="24"/>
-        </w:rPr>
-        <w:t>login</w:t>
-      </w:r>
-      <w:proofErr w:type="spellEnd"/>
-      <w:r>
-        <w:rPr>
-          <w:rFonts w:ascii="Times New Roman" w:hAnsi="Times New Roman" w:cs="Times New Roman"/>
-          <w:sz w:val="24"/>
-          <w:szCs w:val="24"/>
-        </w:rPr>
-        <w:t xml:space="preserve"> y registro. De esta forma, la interfaz se actualiza automáticamente cuando cambian esos valores.</w:t>
-      </w:r>
-    </w:p>
-    <w:p>
-      <w:pPr>
-        <w:jc w:val="both"/>
-        <w:rPr>
-          <w:rFonts w:ascii="Times New Roman" w:hAnsi="Times New Roman" w:cs="Times New Roman"/>
-          <w:sz w:val="24"/>
-          <w:szCs w:val="24"/>
-        </w:rPr>
-      </w:pPr>
-      <w:r>
-        <w:rPr>
-          <w:rFonts w:ascii="Times New Roman" w:hAnsi="Times New Roman" w:cs="Times New Roman"/>
-          <w:sz w:val="24"/>
-          <w:szCs w:val="24"/>
-        </w:rPr>
-        <w:t xml:space="preserve">Además del estado local de cada componente, en App se mantiene un estado más general relacionado con la sesión del usuario. Ahí se controla si el usuario ha iniciado sesión y también se guardan sus datos básicos, como el identificador, el nombre o la imagen de perfil. Esa información después se pasa al resto de componentes mediante </w:t>
-      </w:r>
-      <w:proofErr w:type="spellStart"/>
-      <w:r>
-        <w:rPr>
-          <w:rFonts w:ascii="Times New Roman" w:hAnsi="Times New Roman" w:cs="Times New Roman"/>
+        <w:t xml:space="preserve"> y del paso de información entre componentes mediante </w:t>
+      </w:r>
+      <w:proofErr w:type="spellStart"/>
+      <w:r>
+        <w:rPr>
+          <w:rFonts w:ascii="Times New Roman" w:hAnsi="Times New Roman" w:cs="Times New Roman"/>
+          <w:i/>
+          <w:iCs/>
           <w:sz w:val="24"/>
           <w:szCs w:val="24"/>
         </w:rPr>
@@ -2670,124 +2717,154 @@
           <w:sz w:val="24"/>
           <w:szCs w:val="24"/>
         </w:rPr>
-        <w:t>, para que puedan adaptarse según si hay sesión iniciada o no.</w:t>
-      </w:r>
-    </w:p>
-    <w:p>
-      <w:pPr>
-        <w:jc w:val="both"/>
-        <w:rPr>
-          <w:rFonts w:ascii="Times New Roman" w:hAnsi="Times New Roman" w:cs="Times New Roman"/>
-          <w:sz w:val="24"/>
-          <w:szCs w:val="24"/>
-        </w:rPr>
-      </w:pPr>
-      <w:r>
-        <w:rPr>
-          <w:rFonts w:ascii="Times New Roman" w:hAnsi="Times New Roman" w:cs="Times New Roman"/>
-          <w:sz w:val="24"/>
-          <w:szCs w:val="24"/>
-        </w:rPr>
-        <w:t>También se usa el estado para controlar aspectos visuales o de funcionamiento, como mensajes de error, estados de carga o la comprobación de si una película está añadida a favoritos.</w:t>
-      </w:r>
-    </w:p>
-    <w:p>
-      <w:pPr>
-        <w:jc w:val="both"/>
-        <w:rPr>
-          <w:rFonts w:ascii="Times New Roman" w:hAnsi="Times New Roman" w:cs="Times New Roman"/>
-          <w:sz w:val="24"/>
-          <w:szCs w:val="24"/>
-        </w:rPr>
-      </w:pPr>
-      <w:r>
-        <w:rPr>
-          <w:rFonts w:ascii="Times New Roman" w:hAnsi="Times New Roman" w:cs="Times New Roman"/>
-          <w:sz w:val="24"/>
-          <w:szCs w:val="24"/>
-        </w:rPr>
-        <w:t>En conjunto, la gestión del estado permite que la aplicación sea interactiva y que los cambios realizados por el usuario se reflejen de forma inmediata en la interfaz.</w:t>
-      </w:r>
-    </w:p>
-    <w:p>
-      <w:pPr>
-        <w:jc w:val="both"/>
-        <w:rPr>
-          <w:rFonts w:ascii="Times New Roman" w:hAnsi="Times New Roman" w:cs="Times New Roman"/>
-          <w:sz w:val="24"/>
-          <w:szCs w:val="24"/>
-        </w:rPr>
-      </w:pPr>
-    </w:p>
-    <w:p>
-      <w:pPr>
-        <w:jc w:val="both"/>
-        <w:rPr>
-          <w:rFonts w:ascii="Times New Roman" w:hAnsi="Times New Roman" w:cs="Times New Roman"/>
-          <w:sz w:val="24"/>
-          <w:szCs w:val="24"/>
-        </w:rPr>
-      </w:pPr>
-    </w:p>
-    <w:p>
-      <w:pPr>
-        <w:jc w:val="both"/>
-        <w:rPr>
-          <w:rFonts w:ascii="Times New Roman" w:hAnsi="Times New Roman" w:cs="Times New Roman"/>
-          <w:sz w:val="24"/>
-          <w:szCs w:val="24"/>
-        </w:rPr>
-      </w:pPr>
-    </w:p>
-    <w:p>
-      <w:pPr>
-        <w:jc w:val="both"/>
-        <w:rPr>
-          <w:rFonts w:ascii="Times New Roman" w:hAnsi="Times New Roman" w:cs="Times New Roman"/>
-          <w:sz w:val="24"/>
-          <w:szCs w:val="24"/>
-        </w:rPr>
-      </w:pPr>
-    </w:p>
-    <w:p>
-      <w:pPr>
-        <w:jc w:val="both"/>
-        <w:rPr>
-          <w:rFonts w:ascii="Times New Roman" w:hAnsi="Times New Roman" w:cs="Times New Roman"/>
-          <w:sz w:val="24"/>
-          <w:szCs w:val="24"/>
-        </w:rPr>
-      </w:pPr>
-    </w:p>
-    <w:p>
-      <w:pPr>
-        <w:jc w:val="both"/>
-        <w:rPr>
-          <w:rFonts w:ascii="Times New Roman" w:hAnsi="Times New Roman" w:cs="Times New Roman"/>
-          <w:sz w:val="24"/>
-          <w:szCs w:val="24"/>
-        </w:rPr>
-      </w:pPr>
-    </w:p>
-    <w:p>
-      <w:pPr>
-        <w:jc w:val="both"/>
-        <w:rPr>
-          <w:rFonts w:ascii="Times New Roman" w:hAnsi="Times New Roman" w:cs="Times New Roman"/>
-          <w:sz w:val="24"/>
-          <w:szCs w:val="24"/>
-        </w:rPr>
-      </w:pPr>
-    </w:p>
-    <w:p>
-      <w:pPr>
-        <w:jc w:val="both"/>
-        <w:rPr>
-          <w:rFonts w:ascii="Times New Roman" w:hAnsi="Times New Roman" w:cs="Times New Roman"/>
-          <w:sz w:val="24"/>
-          <w:szCs w:val="24"/>
-        </w:rPr>
-      </w:pPr>
+        <w:t xml:space="preserve">. </w:t>
+      </w:r>
+    </w:p>
+    <w:p>
+      <w:pPr>
+        <w:jc w:val="both"/>
+        <w:rPr>
+          <w:rFonts w:ascii="Times New Roman" w:hAnsi="Times New Roman" w:cs="Times New Roman"/>
+          <w:sz w:val="24"/>
+          <w:szCs w:val="24"/>
+        </w:rPr>
+      </w:pPr>
+      <w:r>
+        <w:rPr>
+          <w:rFonts w:ascii="Times New Roman" w:hAnsi="Times New Roman" w:cs="Times New Roman"/>
+          <w:sz w:val="24"/>
+          <w:szCs w:val="24"/>
+        </w:rPr>
+        <w:t>En primer lugar, cada componente administra su propio estado local cuando necesita almacenar datos específicos de su funcionamiento. Por ejemplo, este estado se utiliza para guardar la lista de películas cargadas desde la base de datos, el contenido de los formularios, la valoración seleccionada por un usuario, el estado de un favorito o los comentarios asociados a una película. Gracias a ello, la interfaz se actualiza automáticamente cuando se produce un cambio en los datos.</w:t>
+      </w:r>
+    </w:p>
+    <w:p>
+      <w:pPr>
+        <w:jc w:val="both"/>
+        <w:rPr>
+          <w:rFonts w:ascii="Times New Roman" w:hAnsi="Times New Roman" w:cs="Times New Roman"/>
+          <w:sz w:val="24"/>
+          <w:szCs w:val="24"/>
+        </w:rPr>
+      </w:pPr>
+      <w:r>
+        <w:rPr>
+          <w:rFonts w:ascii="Times New Roman" w:hAnsi="Times New Roman" w:cs="Times New Roman"/>
+          <w:sz w:val="24"/>
+          <w:szCs w:val="24"/>
+        </w:rPr>
+        <w:t xml:space="preserve">Además del estado local, existe un estado más general relacionado con la sesión del usuario, que se gestiona desde el componente principal de la aplicación. En este punto se almacena información como si el usuario ha iniciado sesión, su identificador, el token de autenticación o algunos datos visibles en la interfaz, como el nombre o la imagen de perfil. Posteriormente, esta información se transmite al resto de componentes que la necesitan mediante </w:t>
+      </w:r>
+      <w:proofErr w:type="spellStart"/>
+      <w:r>
+        <w:rPr>
+          <w:rFonts w:ascii="Times New Roman" w:hAnsi="Times New Roman" w:cs="Times New Roman"/>
+          <w:i/>
+          <w:iCs/>
+          <w:sz w:val="24"/>
+          <w:szCs w:val="24"/>
+        </w:rPr>
+        <w:t>props</w:t>
+      </w:r>
+      <w:proofErr w:type="spellEnd"/>
+      <w:r>
+        <w:rPr>
+          <w:rFonts w:ascii="Times New Roman" w:hAnsi="Times New Roman" w:cs="Times New Roman"/>
+          <w:sz w:val="24"/>
+          <w:szCs w:val="24"/>
+        </w:rPr>
+        <w:t>.</w:t>
+      </w:r>
+    </w:p>
+    <w:p>
+      <w:pPr>
+        <w:jc w:val="both"/>
+        <w:rPr>
+          <w:rFonts w:ascii="Times New Roman" w:hAnsi="Times New Roman" w:cs="Times New Roman"/>
+          <w:sz w:val="24"/>
+          <w:szCs w:val="24"/>
+        </w:rPr>
+      </w:pPr>
+      <w:r>
+        <w:rPr>
+          <w:rFonts w:ascii="Times New Roman" w:hAnsi="Times New Roman" w:cs="Times New Roman"/>
+          <w:sz w:val="24"/>
+          <w:szCs w:val="24"/>
+        </w:rPr>
+        <w:t xml:space="preserve">Este uso de </w:t>
+      </w:r>
+      <w:proofErr w:type="spellStart"/>
+      <w:r>
+        <w:rPr>
+          <w:rFonts w:ascii="Times New Roman" w:hAnsi="Times New Roman" w:cs="Times New Roman"/>
+          <w:i/>
+          <w:iCs/>
+          <w:sz w:val="24"/>
+          <w:szCs w:val="24"/>
+        </w:rPr>
+        <w:t>props</w:t>
+      </w:r>
+      <w:proofErr w:type="spellEnd"/>
+      <w:r>
+        <w:rPr>
+          <w:rFonts w:ascii="Times New Roman" w:hAnsi="Times New Roman" w:cs="Times New Roman"/>
+          <w:sz w:val="24"/>
+          <w:szCs w:val="24"/>
+        </w:rPr>
+        <w:t xml:space="preserve"> permite que distintos componentes se adapten al contexto del usuario sin necesidad de duplicar información. Así, por ejemplo, componentes como la ficha de </w:t>
+      </w:r>
+      <w:r>
+        <w:rPr>
+          <w:rFonts w:ascii="Times New Roman" w:hAnsi="Times New Roman" w:cs="Times New Roman"/>
+          <w:sz w:val="24"/>
+          <w:szCs w:val="24"/>
+        </w:rPr>
+        <w:t>cada película o serie</w:t>
+      </w:r>
+      <w:r>
+        <w:rPr>
+          <w:rFonts w:ascii="Times New Roman" w:hAnsi="Times New Roman" w:cs="Times New Roman"/>
+          <w:sz w:val="24"/>
+          <w:szCs w:val="24"/>
+        </w:rPr>
+        <w:t xml:space="preserve"> o el sistema de comentarios pueden saber si el usuario está autenticado y permitir o restringir determinadas acciones en función de ello.</w:t>
+      </w:r>
+    </w:p>
+    <w:p>
+      <w:pPr>
+        <w:jc w:val="both"/>
+        <w:rPr>
+          <w:rFonts w:ascii="Times New Roman" w:hAnsi="Times New Roman" w:cs="Times New Roman"/>
+          <w:sz w:val="24"/>
+          <w:szCs w:val="24"/>
+        </w:rPr>
+      </w:pPr>
+      <w:r>
+        <w:rPr>
+          <w:rFonts w:ascii="Times New Roman" w:hAnsi="Times New Roman" w:cs="Times New Roman"/>
+          <w:sz w:val="24"/>
+          <w:szCs w:val="24"/>
+        </w:rPr>
+        <w:t>Por otra parte, la gestión del estado también se relaciona con la arquitectura general del proyecto. Aunque los componentes mantienen ciertos datos propios para controlar su comportamiento visual o su interacción inmediata, la lógica relacionada con la obtención, actualización o persistencia de datos se delega en los servicios. De esta manera, el estado de la interfaz queda separado de la lógica de acceso a la información, lo que favorece una organización más clara del código.</w:t>
+      </w:r>
+    </w:p>
+    <w:p>
+      <w:pPr>
+        <w:jc w:val="both"/>
+        <w:rPr>
+          <w:rFonts w:ascii="Times New Roman" w:hAnsi="Times New Roman" w:cs="Times New Roman"/>
+          <w:sz w:val="24"/>
+          <w:szCs w:val="24"/>
+        </w:rPr>
+      </w:pPr>
+      <w:r>
+        <w:rPr>
+          <w:rFonts w:ascii="Times New Roman" w:hAnsi="Times New Roman" w:cs="Times New Roman"/>
+          <w:sz w:val="24"/>
+          <w:szCs w:val="24"/>
+        </w:rPr>
+        <w:t>En conjunto, la gestión del estado permite que la aplicación responda de forma dinámica a las acciones del usuario y mantenga sincronizada la información mostrada en pantalla con los datos reales del sistema.</w:t>
+      </w:r>
     </w:p>
     <w:p>
       <w:pPr>
@@ -2853,7 +2930,7 @@
       <w:pPr>
         <w:pStyle w:val="Ttulo1"/>
       </w:pPr>
-      <w:bookmarkStart w:id="5" w:name="_Toc224898426"/>
+      <w:bookmarkStart w:id="5" w:name="_Toc224927661"/>
       <w:r>
         <w:lastRenderedPageBreak/>
         <w:t xml:space="preserve">6- Integración de </w:t>
@@ -3404,6 +3481,97 @@
           <w:sz w:val="24"/>
           <w:szCs w:val="24"/>
         </w:rPr>
+        <w:t xml:space="preserve">Un aspecto importante es que la integración con </w:t>
+      </w:r>
+      <w:proofErr w:type="spellStart"/>
+      <w:r>
+        <w:rPr>
+          <w:rFonts w:ascii="Times New Roman" w:hAnsi="Times New Roman" w:cs="Times New Roman"/>
+          <w:sz w:val="24"/>
+          <w:szCs w:val="24"/>
+        </w:rPr>
+        <w:t>Firebase</w:t>
+      </w:r>
+      <w:proofErr w:type="spellEnd"/>
+      <w:r>
+        <w:rPr>
+          <w:rFonts w:ascii="Times New Roman" w:hAnsi="Times New Roman" w:cs="Times New Roman"/>
+          <w:sz w:val="24"/>
+          <w:szCs w:val="24"/>
+        </w:rPr>
+        <w:t xml:space="preserve"> se ha realizado siguiendo los principios de la arquitectura hexagonal. En lugar de acceder directamente a </w:t>
+      </w:r>
+      <w:proofErr w:type="spellStart"/>
+      <w:r>
+        <w:rPr>
+          <w:rFonts w:ascii="Times New Roman" w:hAnsi="Times New Roman" w:cs="Times New Roman"/>
+          <w:sz w:val="24"/>
+          <w:szCs w:val="24"/>
+        </w:rPr>
+        <w:t>Firebase</w:t>
+      </w:r>
+      <w:proofErr w:type="spellEnd"/>
+      <w:r>
+        <w:rPr>
+          <w:rFonts w:ascii="Times New Roman" w:hAnsi="Times New Roman" w:cs="Times New Roman"/>
+          <w:sz w:val="24"/>
+          <w:szCs w:val="24"/>
+        </w:rPr>
+        <w:t xml:space="preserve"> desde los componentes de la interfaz, se han definido repositorios dentro de la capa de infraestructura, que encapsulan todas las operaciones relacionadas con la base de datos. Estos repositorios son utilizados por los servicios, que a su vez son consumidos por la capa de vista.</w:t>
+      </w:r>
+    </w:p>
+    <w:p>
+      <w:pPr>
+        <w:jc w:val="both"/>
+        <w:rPr>
+          <w:rFonts w:ascii="Times New Roman" w:hAnsi="Times New Roman" w:cs="Times New Roman"/>
+          <w:sz w:val="24"/>
+          <w:szCs w:val="24"/>
+          <w:u w:val="single"/>
+        </w:rPr>
+      </w:pPr>
+      <w:r>
+        <w:rPr>
+          <w:rFonts w:ascii="Times New Roman" w:hAnsi="Times New Roman" w:cs="Times New Roman"/>
+          <w:sz w:val="24"/>
+          <w:szCs w:val="24"/>
+        </w:rPr>
+        <w:t xml:space="preserve">Este enfoque permite desacoplar la aplicación de la tecnología concreta utilizada para el almacenamiento de datos. En caso de que en el futuro se quisiera cambiar </w:t>
+      </w:r>
+      <w:proofErr w:type="spellStart"/>
+      <w:r>
+        <w:rPr>
+          <w:rFonts w:ascii="Times New Roman" w:hAnsi="Times New Roman" w:cs="Times New Roman"/>
+          <w:sz w:val="24"/>
+          <w:szCs w:val="24"/>
+        </w:rPr>
+        <w:t>Firebase</w:t>
+      </w:r>
+      <w:proofErr w:type="spellEnd"/>
+      <w:r>
+        <w:rPr>
+          <w:rFonts w:ascii="Times New Roman" w:hAnsi="Times New Roman" w:cs="Times New Roman"/>
+          <w:sz w:val="24"/>
+          <w:szCs w:val="24"/>
+        </w:rPr>
+        <w:t xml:space="preserve"> por otro sistema, sería suficiente con modificar la capa de infraestructura, sin afectar al resto de la aplicación.</w:t>
+      </w:r>
+    </w:p>
+    <w:p>
+      <w:pPr>
+        <w:jc w:val="both"/>
+        <w:rPr>
+          <w:rFonts w:ascii="Times New Roman" w:hAnsi="Times New Roman" w:cs="Times New Roman"/>
+          <w:sz w:val="24"/>
+          <w:szCs w:val="24"/>
+        </w:rPr>
+      </w:pPr>
+      <w:r>
+        <w:rPr>
+          <w:rFonts w:ascii="Times New Roman" w:hAnsi="Times New Roman" w:cs="Times New Roman"/>
+          <w:sz w:val="24"/>
+          <w:szCs w:val="24"/>
+        </w:rPr>
         <w:t xml:space="preserve">En conjunto, la integración con </w:t>
       </w:r>
       <w:proofErr w:type="spellStart"/>
@@ -3457,59 +3625,9 @@
     </w:p>
     <w:p>
       <w:pPr>
-        <w:jc w:val="both"/>
-        <w:rPr>
-          <w:rFonts w:ascii="Times New Roman" w:hAnsi="Times New Roman" w:cs="Times New Roman"/>
-          <w:sz w:val="24"/>
-          <w:szCs w:val="24"/>
-        </w:rPr>
-      </w:pPr>
-    </w:p>
-    <w:p>
-      <w:pPr>
-        <w:jc w:val="both"/>
-        <w:rPr>
-          <w:rFonts w:ascii="Times New Roman" w:hAnsi="Times New Roman" w:cs="Times New Roman"/>
-          <w:sz w:val="24"/>
-          <w:szCs w:val="24"/>
-        </w:rPr>
-      </w:pPr>
-    </w:p>
-    <w:p>
-      <w:pPr>
-        <w:jc w:val="both"/>
-        <w:rPr>
-          <w:rFonts w:ascii="Times New Roman" w:hAnsi="Times New Roman" w:cs="Times New Roman"/>
-          <w:sz w:val="24"/>
-          <w:szCs w:val="24"/>
-        </w:rPr>
-      </w:pPr>
-    </w:p>
-    <w:p>
-      <w:pPr>
-        <w:jc w:val="both"/>
-        <w:rPr>
-          <w:rFonts w:ascii="Times New Roman" w:hAnsi="Times New Roman" w:cs="Times New Roman"/>
-          <w:sz w:val="24"/>
-          <w:szCs w:val="24"/>
-        </w:rPr>
-      </w:pPr>
-    </w:p>
-    <w:p>
-      <w:pPr>
-        <w:jc w:val="both"/>
-        <w:rPr>
-          <w:rFonts w:ascii="Times New Roman" w:hAnsi="Times New Roman" w:cs="Times New Roman"/>
-          <w:sz w:val="24"/>
-          <w:szCs w:val="24"/>
-        </w:rPr>
-      </w:pPr>
-    </w:p>
-    <w:p>
-      <w:pPr>
         <w:pStyle w:val="Ttulo1"/>
       </w:pPr>
-      <w:bookmarkStart w:id="6" w:name="_Toc224898427"/>
+      <w:bookmarkStart w:id="6" w:name="_Toc224927662"/>
       <w:r>
         <w:lastRenderedPageBreak/>
         <w:t>7- Uso de Bootstrap</w:t>
@@ -3531,7 +3649,7 @@
           <w:sz w:val="24"/>
           <w:szCs w:val="24"/>
         </w:rPr>
-        <w:t xml:space="preserve">Para el diseño de la interfaz se ha utilizado Bootstrap, junto con la librería </w:t>
+        <w:t xml:space="preserve">Para el diseño de la interfaz de usuario se ha utilizado Bootstrap, junto con la librería </w:t>
       </w:r>
       <w:proofErr w:type="spellStart"/>
       <w:r>
@@ -3549,7 +3667,7 @@
           <w:sz w:val="24"/>
           <w:szCs w:val="24"/>
         </w:rPr>
-        <w:t xml:space="preserve">-Bootstrap, que permite usar los componentes de Bootstrap adaptados a </w:t>
+        <w:t xml:space="preserve">-Bootstrap, que permite integrar los componentes de Bootstrap de forma directa dentro de una aplicación </w:t>
       </w:r>
       <w:proofErr w:type="spellStart"/>
       <w:r>
@@ -3567,32 +3685,102 @@
           <w:sz w:val="24"/>
           <w:szCs w:val="24"/>
         </w:rPr>
-        <w:t>.</w:t>
-      </w:r>
-    </w:p>
-    <w:p>
-      <w:pPr>
-        <w:jc w:val="both"/>
-        <w:rPr>
-          <w:rFonts w:ascii="Times New Roman" w:hAnsi="Times New Roman" w:cs="Times New Roman"/>
-          <w:sz w:val="24"/>
-          <w:szCs w:val="24"/>
-        </w:rPr>
-      </w:pPr>
-      <w:r>
-        <w:rPr>
-          <w:rFonts w:ascii="Times New Roman" w:hAnsi="Times New Roman" w:cs="Times New Roman"/>
-          <w:sz w:val="24"/>
-          <w:szCs w:val="24"/>
-        </w:rPr>
-        <w:t>Gracias a esto, se ha podido construir una interfaz visual limpia y organizada sin necesidad de desarrollar todos los estilos desde cero. Se han utilizado componentes como:</w:t>
+        <w:t>. Esto ha facilitado la construcción de una interfaz visual coherente y adaptable sin necesidad de desarrollar todos los estilos desde cero.</w:t>
+      </w:r>
+    </w:p>
+    <w:p>
+      <w:pPr>
+        <w:jc w:val="both"/>
+        <w:rPr>
+          <w:rFonts w:ascii="Times New Roman" w:hAnsi="Times New Roman" w:cs="Times New Roman"/>
+          <w:sz w:val="24"/>
+          <w:szCs w:val="24"/>
+        </w:rPr>
+      </w:pPr>
+      <w:r>
+        <w:rPr>
+          <w:rFonts w:ascii="Times New Roman" w:hAnsi="Times New Roman" w:cs="Times New Roman"/>
+          <w:sz w:val="24"/>
+          <w:szCs w:val="24"/>
+        </w:rPr>
+        <w:t>En primer lugar, se ha empleado el sistema de rejilla (</w:t>
+      </w:r>
+      <w:proofErr w:type="spellStart"/>
+      <w:r>
+        <w:rPr>
+          <w:rFonts w:ascii="Times New Roman" w:hAnsi="Times New Roman" w:cs="Times New Roman"/>
+          <w:sz w:val="24"/>
+          <w:szCs w:val="24"/>
+        </w:rPr>
+        <w:t>grid</w:t>
+      </w:r>
+      <w:proofErr w:type="spellEnd"/>
+      <w:r>
+        <w:rPr>
+          <w:rFonts w:ascii="Times New Roman" w:hAnsi="Times New Roman" w:cs="Times New Roman"/>
+          <w:sz w:val="24"/>
+          <w:szCs w:val="24"/>
+        </w:rPr>
+        <w:t>) de Bootstrap mediante componentes como Container, Row y Col, lo que permite estructurar el contenido de forma ordenada y responsiv</w:t>
+      </w:r>
+      <w:r>
+        <w:rPr>
+          <w:rFonts w:ascii="Times New Roman" w:hAnsi="Times New Roman" w:cs="Times New Roman"/>
+          <w:sz w:val="24"/>
+          <w:szCs w:val="24"/>
+        </w:rPr>
+        <w:t>a</w:t>
+      </w:r>
+      <w:r>
+        <w:rPr>
+          <w:rFonts w:ascii="Times New Roman" w:hAnsi="Times New Roman" w:cs="Times New Roman"/>
+          <w:sz w:val="24"/>
+          <w:szCs w:val="24"/>
+        </w:rPr>
+        <w:t>. Gracias a esto, la aplicación se adapta correctamente a distintos tamaños de pantalla, mejorando la experiencia de usuario tanto en dispositivos de escritorio como en móviles.</w:t>
+      </w:r>
+    </w:p>
+    <w:p>
+      <w:pPr>
+        <w:jc w:val="both"/>
+        <w:rPr>
+          <w:rFonts w:ascii="Times New Roman" w:hAnsi="Times New Roman" w:cs="Times New Roman"/>
+          <w:sz w:val="24"/>
+          <w:szCs w:val="24"/>
+        </w:rPr>
+      </w:pPr>
+      <w:r>
+        <w:rPr>
+          <w:rFonts w:ascii="Times New Roman" w:hAnsi="Times New Roman" w:cs="Times New Roman"/>
+          <w:sz w:val="24"/>
+          <w:szCs w:val="24"/>
+        </w:rPr>
+        <w:t xml:space="preserve">Además, se han utilizado distintos componentes proporcionados por </w:t>
+      </w:r>
+      <w:proofErr w:type="spellStart"/>
+      <w:r>
+        <w:rPr>
+          <w:rFonts w:ascii="Times New Roman" w:hAnsi="Times New Roman" w:cs="Times New Roman"/>
+          <w:sz w:val="24"/>
+          <w:szCs w:val="24"/>
+        </w:rPr>
+        <w:t>React</w:t>
+      </w:r>
+      <w:proofErr w:type="spellEnd"/>
+      <w:r>
+        <w:rPr>
+          <w:rFonts w:ascii="Times New Roman" w:hAnsi="Times New Roman" w:cs="Times New Roman"/>
+          <w:sz w:val="24"/>
+          <w:szCs w:val="24"/>
+        </w:rPr>
+        <w:t>-Bootstrap, como:</w:t>
       </w:r>
     </w:p>
     <w:p>
       <w:pPr>
         <w:numPr>
           <w:ilvl w:val="0"/>
-          <w:numId w:val="10"/>
+          <w:numId w:val="11"/>
         </w:numPr>
         <w:jc w:val="both"/>
         <w:rPr>
@@ -3607,14 +3795,14 @@
           <w:sz w:val="24"/>
           <w:szCs w:val="24"/>
         </w:rPr>
-        <w:t>Container, Row y Col para estructurar el contenido</w:t>
+        <w:t>Card, para representar cada película dentro del catálogo</w:t>
       </w:r>
     </w:p>
     <w:p>
       <w:pPr>
         <w:numPr>
           <w:ilvl w:val="0"/>
-          <w:numId w:val="10"/>
+          <w:numId w:val="11"/>
         </w:numPr>
         <w:jc w:val="both"/>
         <w:rPr>
@@ -3629,14 +3817,14 @@
           <w:sz w:val="24"/>
           <w:szCs w:val="24"/>
         </w:rPr>
-        <w:t>Button para botones interactivos</w:t>
+        <w:t>Button, para las acciones del usuario, como navegar, añadir a favoritos o puntuar</w:t>
       </w:r>
     </w:p>
     <w:p>
       <w:pPr>
         <w:numPr>
           <w:ilvl w:val="0"/>
-          <w:numId w:val="10"/>
+          <w:numId w:val="11"/>
         </w:numPr>
         <w:jc w:val="both"/>
         <w:rPr>
@@ -3651,32 +3839,14 @@
           <w:sz w:val="24"/>
           <w:szCs w:val="24"/>
         </w:rPr>
-        <w:t xml:space="preserve">Form para los formularios de </w:t>
-      </w:r>
-      <w:proofErr w:type="spellStart"/>
-      <w:r>
-        <w:rPr>
-          <w:rFonts w:ascii="Times New Roman" w:hAnsi="Times New Roman" w:cs="Times New Roman"/>
-          <w:sz w:val="24"/>
-          <w:szCs w:val="24"/>
-        </w:rPr>
-        <w:t>login</w:t>
-      </w:r>
-      <w:proofErr w:type="spellEnd"/>
-      <w:r>
-        <w:rPr>
-          <w:rFonts w:ascii="Times New Roman" w:hAnsi="Times New Roman" w:cs="Times New Roman"/>
-          <w:sz w:val="24"/>
-          <w:szCs w:val="24"/>
-        </w:rPr>
-        <w:t>, registro y comentarios</w:t>
+        <w:t>Form, en las vistas de autenticación y en el sistema de comentarios</w:t>
       </w:r>
     </w:p>
     <w:p>
       <w:pPr>
         <w:numPr>
           <w:ilvl w:val="0"/>
-          <w:numId w:val="10"/>
+          <w:numId w:val="11"/>
         </w:numPr>
         <w:jc w:val="both"/>
         <w:rPr>
@@ -3691,166 +3861,147 @@
           <w:sz w:val="24"/>
           <w:szCs w:val="24"/>
         </w:rPr>
-        <w:t>Nav para la navegación</w:t>
-      </w:r>
-    </w:p>
-    <w:p>
-      <w:pPr>
-        <w:jc w:val="both"/>
-        <w:rPr>
-          <w:rFonts w:ascii="Times New Roman" w:hAnsi="Times New Roman" w:cs="Times New Roman"/>
-          <w:sz w:val="24"/>
-          <w:szCs w:val="24"/>
-        </w:rPr>
-      </w:pPr>
-      <w:r>
-        <w:rPr>
-          <w:rFonts w:ascii="Times New Roman" w:hAnsi="Times New Roman" w:cs="Times New Roman"/>
-          <w:sz w:val="24"/>
-          <w:szCs w:val="24"/>
-        </w:rPr>
-        <w:t>Además, se ha utilizado el sistema de rejilla de Bootstrap para conseguir un diseño adaptable a distintos tamaños de pantalla, lo que mejora la experiencia en dispositivos móviles.</w:t>
-      </w:r>
-    </w:p>
-    <w:p>
-      <w:pPr>
-        <w:jc w:val="both"/>
-        <w:rPr>
-          <w:rFonts w:ascii="Times New Roman" w:hAnsi="Times New Roman" w:cs="Times New Roman"/>
-          <w:sz w:val="24"/>
-          <w:szCs w:val="24"/>
-        </w:rPr>
-      </w:pPr>
-      <w:r>
-        <w:rPr>
-          <w:rFonts w:ascii="Times New Roman" w:hAnsi="Times New Roman" w:cs="Times New Roman"/>
-          <w:sz w:val="24"/>
-          <w:szCs w:val="24"/>
-        </w:rPr>
-        <w:t>También se ha empleado el menú lateral (</w:t>
-      </w:r>
-      <w:proofErr w:type="spellStart"/>
-      <w:r>
-        <w:rPr>
-          <w:rFonts w:ascii="Times New Roman" w:hAnsi="Times New Roman" w:cs="Times New Roman"/>
-          <w:sz w:val="24"/>
-          <w:szCs w:val="24"/>
-        </w:rPr>
-        <w:t>offcanvas</w:t>
-      </w:r>
-      <w:proofErr w:type="spellEnd"/>
-      <w:r>
-        <w:rPr>
-          <w:rFonts w:ascii="Times New Roman" w:hAnsi="Times New Roman" w:cs="Times New Roman"/>
-          <w:sz w:val="24"/>
-          <w:szCs w:val="24"/>
-        </w:rPr>
-        <w:t>) de Bootstrap en el componente Header, lo que permite mostrar un menú desplegable de forma cómoda y moderna.</w:t>
-      </w:r>
-    </w:p>
-    <w:p>
-      <w:pPr>
-        <w:jc w:val="both"/>
-        <w:rPr>
-          <w:rFonts w:ascii="Times New Roman" w:hAnsi="Times New Roman" w:cs="Times New Roman"/>
-          <w:sz w:val="24"/>
-          <w:szCs w:val="24"/>
-        </w:rPr>
-      </w:pPr>
-      <w:r>
-        <w:rPr>
-          <w:rFonts w:ascii="Times New Roman" w:hAnsi="Times New Roman" w:cs="Times New Roman"/>
-          <w:sz w:val="24"/>
-          <w:szCs w:val="24"/>
-        </w:rPr>
-        <w:t>En algunos casos, se han combinado los estilos de Bootstrap con estilos personalizados en línea, para ajustar mejor la apariencia de ciertos componentes y dar una identidad visual propia a la aplicación.</w:t>
-      </w:r>
-    </w:p>
-    <w:p>
-      <w:pPr>
-        <w:jc w:val="both"/>
-        <w:rPr>
-          <w:rFonts w:ascii="Times New Roman" w:hAnsi="Times New Roman" w:cs="Times New Roman"/>
-          <w:sz w:val="24"/>
-          <w:szCs w:val="24"/>
-        </w:rPr>
-      </w:pPr>
-      <w:r>
-        <w:rPr>
-          <w:rFonts w:ascii="Times New Roman" w:hAnsi="Times New Roman" w:cs="Times New Roman"/>
-          <w:sz w:val="24"/>
-          <w:szCs w:val="24"/>
-        </w:rPr>
-        <w:t>En general, el uso de Bootstrap ha facilitado el desarrollo de la interfaz, permitiendo centrarse más en la funcionalidad sin descuidar el diseño.</w:t>
-      </w:r>
-    </w:p>
-    <w:p>
-      <w:pPr>
-        <w:jc w:val="both"/>
-        <w:rPr>
-          <w:rFonts w:ascii="Times New Roman" w:hAnsi="Times New Roman" w:cs="Times New Roman"/>
-          <w:sz w:val="24"/>
-          <w:szCs w:val="24"/>
-        </w:rPr>
-      </w:pPr>
-    </w:p>
-    <w:p>
-      <w:pPr>
-        <w:jc w:val="both"/>
-        <w:rPr>
-          <w:rFonts w:ascii="Times New Roman" w:hAnsi="Times New Roman" w:cs="Times New Roman"/>
-          <w:sz w:val="24"/>
-          <w:szCs w:val="24"/>
-        </w:rPr>
-      </w:pPr>
-    </w:p>
-    <w:p>
-      <w:pPr>
-        <w:jc w:val="both"/>
-        <w:rPr>
-          <w:rFonts w:ascii="Times New Roman" w:hAnsi="Times New Roman" w:cs="Times New Roman"/>
-          <w:sz w:val="24"/>
-          <w:szCs w:val="24"/>
-        </w:rPr>
-      </w:pPr>
-    </w:p>
-    <w:p>
-      <w:pPr>
-        <w:jc w:val="both"/>
-        <w:rPr>
-          <w:rFonts w:ascii="Times New Roman" w:hAnsi="Times New Roman" w:cs="Times New Roman"/>
-          <w:sz w:val="24"/>
-          <w:szCs w:val="24"/>
-        </w:rPr>
-      </w:pPr>
-    </w:p>
-    <w:p>
-      <w:pPr>
-        <w:jc w:val="both"/>
-        <w:rPr>
-          <w:rFonts w:ascii="Times New Roman" w:hAnsi="Times New Roman" w:cs="Times New Roman"/>
-          <w:sz w:val="24"/>
-          <w:szCs w:val="24"/>
-        </w:rPr>
-      </w:pPr>
-    </w:p>
-    <w:p>
-      <w:pPr>
-        <w:jc w:val="both"/>
-        <w:rPr>
-          <w:rFonts w:ascii="Times New Roman" w:hAnsi="Times New Roman" w:cs="Times New Roman"/>
-          <w:sz w:val="24"/>
-          <w:szCs w:val="24"/>
-        </w:rPr>
-      </w:pPr>
-    </w:p>
-    <w:p>
-      <w:pPr>
-        <w:jc w:val="both"/>
-        <w:rPr>
-          <w:rFonts w:ascii="Times New Roman" w:hAnsi="Times New Roman" w:cs="Times New Roman"/>
-          <w:sz w:val="24"/>
-          <w:szCs w:val="24"/>
+        <w:t>Badge, para mostrar información destacada como el tipo de contenido o la categoría</w:t>
+      </w:r>
+    </w:p>
+    <w:p>
+      <w:pPr>
+        <w:numPr>
+          <w:ilvl w:val="0"/>
+          <w:numId w:val="11"/>
+        </w:numPr>
+        <w:jc w:val="both"/>
+        <w:rPr>
+          <w:rFonts w:ascii="Times New Roman" w:hAnsi="Times New Roman" w:cs="Times New Roman"/>
+          <w:sz w:val="24"/>
+          <w:szCs w:val="24"/>
+        </w:rPr>
+      </w:pPr>
+      <w:r>
+        <w:rPr>
+          <w:rFonts w:ascii="Times New Roman" w:hAnsi="Times New Roman" w:cs="Times New Roman"/>
+          <w:sz w:val="24"/>
+          <w:szCs w:val="24"/>
+        </w:rPr>
+        <w:t>Nav, para la barra de navegación</w:t>
+      </w:r>
+    </w:p>
+    <w:p>
+      <w:pPr>
+        <w:jc w:val="both"/>
+        <w:rPr>
+          <w:rFonts w:ascii="Times New Roman" w:hAnsi="Times New Roman" w:cs="Times New Roman"/>
+          <w:sz w:val="24"/>
+          <w:szCs w:val="24"/>
+        </w:rPr>
+      </w:pPr>
+      <w:r>
+        <w:rPr>
+          <w:rFonts w:ascii="Times New Roman" w:hAnsi="Times New Roman" w:cs="Times New Roman"/>
+          <w:sz w:val="24"/>
+          <w:szCs w:val="24"/>
+        </w:rPr>
+        <w:t>Estos componentes permiten mantener una estética uniforme en toda la aplicación y reducen considerablemente el tiempo de desarrollo.</w:t>
+      </w:r>
+    </w:p>
+    <w:p>
+      <w:pPr>
+        <w:jc w:val="both"/>
+        <w:rPr>
+          <w:rFonts w:ascii="Times New Roman" w:hAnsi="Times New Roman" w:cs="Times New Roman"/>
+          <w:sz w:val="24"/>
+          <w:szCs w:val="24"/>
+        </w:rPr>
+      </w:pPr>
+      <w:r>
+        <w:rPr>
+          <w:rFonts w:ascii="Times New Roman" w:hAnsi="Times New Roman" w:cs="Times New Roman"/>
+          <w:sz w:val="24"/>
+          <w:szCs w:val="24"/>
+        </w:rPr>
+        <w:t>Por otro lado, se ha combinado el uso de Bootstrap con estilos personalizados, principalmente definidos mediante estilos en línea dentro de los componentes. Esto ha permitido adaptar la apariencia a un diseño más específico, con una identidad visual propia basada en colores oscuros, degradados y elementos con bordes redondeados.</w:t>
+      </w:r>
+    </w:p>
+    <w:p>
+      <w:pPr>
+        <w:jc w:val="both"/>
+        <w:rPr>
+          <w:rFonts w:ascii="Times New Roman" w:hAnsi="Times New Roman" w:cs="Times New Roman"/>
+          <w:sz w:val="24"/>
+          <w:szCs w:val="24"/>
+        </w:rPr>
+      </w:pPr>
+      <w:r>
+        <w:rPr>
+          <w:rFonts w:ascii="Times New Roman" w:hAnsi="Times New Roman" w:cs="Times New Roman"/>
+          <w:sz w:val="24"/>
+          <w:szCs w:val="24"/>
+        </w:rPr>
+        <w:t xml:space="preserve">Un ejemplo de esto es el componente </w:t>
+      </w:r>
+      <w:proofErr w:type="spellStart"/>
+      <w:r>
+        <w:rPr>
+          <w:rFonts w:ascii="Times New Roman" w:hAnsi="Times New Roman" w:cs="Times New Roman"/>
+          <w:sz w:val="24"/>
+          <w:szCs w:val="24"/>
+        </w:rPr>
+        <w:t>FilmCard</w:t>
+      </w:r>
+      <w:proofErr w:type="spellEnd"/>
+      <w:r>
+        <w:rPr>
+          <w:rFonts w:ascii="Times New Roman" w:hAnsi="Times New Roman" w:cs="Times New Roman"/>
+          <w:sz w:val="24"/>
+          <w:szCs w:val="24"/>
+        </w:rPr>
+        <w:t xml:space="preserve">, donde se utilizan estilos personalizados junto con componentes de Bootstrap para crear una presentación más visual de las películas, incluyendo imágenes de fondo, superposición de degradados y elementos informativos como </w:t>
+      </w:r>
+      <w:proofErr w:type="spellStart"/>
+      <w:r>
+        <w:rPr>
+          <w:rFonts w:ascii="Times New Roman" w:hAnsi="Times New Roman" w:cs="Times New Roman"/>
+          <w:sz w:val="24"/>
+          <w:szCs w:val="24"/>
+        </w:rPr>
+        <w:t>badges</w:t>
+      </w:r>
+      <w:proofErr w:type="spellEnd"/>
+      <w:r>
+        <w:rPr>
+          <w:rFonts w:ascii="Times New Roman" w:hAnsi="Times New Roman" w:cs="Times New Roman"/>
+          <w:sz w:val="24"/>
+          <w:szCs w:val="24"/>
+        </w:rPr>
+        <w:t xml:space="preserve"> y puntuaciones.</w:t>
+      </w:r>
+    </w:p>
+    <w:p>
+      <w:pPr>
+        <w:jc w:val="both"/>
+        <w:rPr>
+          <w:rFonts w:ascii="Times New Roman" w:hAnsi="Times New Roman" w:cs="Times New Roman"/>
+          <w:sz w:val="24"/>
+          <w:szCs w:val="24"/>
+        </w:rPr>
+      </w:pPr>
+      <w:r>
+        <w:rPr>
+          <w:rFonts w:ascii="Times New Roman" w:hAnsi="Times New Roman" w:cs="Times New Roman"/>
+          <w:sz w:val="24"/>
+          <w:szCs w:val="24"/>
+        </w:rPr>
+        <w:t>En conjunto, el uso de Bootstrap ha permitido desarrollar una interfaz moderna y funcional de manera eficiente, manteniendo un equilibrio entre rapidez de implementación y personalización del diseño.</w:t>
+      </w:r>
+    </w:p>
+    <w:p>
+      <w:pPr>
+        <w:jc w:val="both"/>
+        <w:rPr>
+          <w:rFonts w:ascii="Times New Roman" w:hAnsi="Times New Roman" w:cs="Times New Roman"/>
+          <w:sz w:val="24"/>
+          <w:szCs w:val="24"/>
+          <w:u w:val="single"/>
         </w:rPr>
       </w:pPr>
     </w:p>
@@ -3898,7 +4049,7 @@
       <w:pPr>
         <w:pStyle w:val="Ttulo1"/>
       </w:pPr>
-      <w:bookmarkStart w:id="7" w:name="_Toc224898428"/>
+      <w:bookmarkStart w:id="7" w:name="_Toc224927663"/>
       <w:r>
         <w:lastRenderedPageBreak/>
         <w:t>8- Conclusión</w:t>
@@ -3910,11 +4061,15 @@
         <w:jc w:val="both"/>
         <w:rPr>
           <w:rFonts w:ascii="Times New Roman" w:hAnsi="Times New Roman" w:cs="Times New Roman"/>
-        </w:rPr>
-      </w:pPr>
-      <w:r>
-        <w:rPr>
-          <w:rFonts w:ascii="Times New Roman" w:hAnsi="Times New Roman" w:cs="Times New Roman"/>
+          <w:sz w:val="24"/>
+          <w:szCs w:val="24"/>
+        </w:rPr>
+      </w:pPr>
+      <w:r>
+        <w:rPr>
+          <w:rFonts w:ascii="Times New Roman" w:hAnsi="Times New Roman" w:cs="Times New Roman"/>
+          <w:sz w:val="24"/>
+          <w:szCs w:val="24"/>
         </w:rPr>
         <w:t xml:space="preserve">En este proyecto se ha desarrollado una aplicación web completa utilizando </w:t>
       </w:r>
@@ -3922,6 +4077,8 @@
       <w:r>
         <w:rPr>
           <w:rFonts w:ascii="Times New Roman" w:hAnsi="Times New Roman" w:cs="Times New Roman"/>
+          <w:sz w:val="24"/>
+          <w:szCs w:val="24"/>
         </w:rPr>
         <w:t>React</w:t>
       </w:r>
@@ -3929,6 +4086,8 @@
       <w:r>
         <w:rPr>
           <w:rFonts w:ascii="Times New Roman" w:hAnsi="Times New Roman" w:cs="Times New Roman"/>
+          <w:sz w:val="24"/>
+          <w:szCs w:val="24"/>
         </w:rPr>
         <w:t>, en la que se han aplicado los conceptos principales vistos en la asignatura, como el uso de componentes, la gestión del estado y la navegación entre páginas.</w:t>
       </w:r>
@@ -3938,11 +4097,15 @@
         <w:jc w:val="both"/>
         <w:rPr>
           <w:rFonts w:ascii="Times New Roman" w:hAnsi="Times New Roman" w:cs="Times New Roman"/>
-        </w:rPr>
-      </w:pPr>
-      <w:r>
-        <w:rPr>
-          <w:rFonts w:ascii="Times New Roman" w:hAnsi="Times New Roman" w:cs="Times New Roman"/>
+          <w:sz w:val="24"/>
+          <w:szCs w:val="24"/>
+        </w:rPr>
+      </w:pPr>
+      <w:r>
+        <w:rPr>
+          <w:rFonts w:ascii="Times New Roman" w:hAnsi="Times New Roman" w:cs="Times New Roman"/>
+          <w:sz w:val="24"/>
+          <w:szCs w:val="24"/>
         </w:rPr>
         <w:t xml:space="preserve">La aplicación permite al usuario interactuar con un catálogo de películas de forma dinámica, pudiendo consultar información, valorarlas, comentar y gestionar una lista de favoritos. Todo esto se ha conseguido combinando </w:t>
       </w:r>
@@ -3950,6 +4113,8 @@
       <w:r>
         <w:rPr>
           <w:rFonts w:ascii="Times New Roman" w:hAnsi="Times New Roman" w:cs="Times New Roman"/>
+          <w:sz w:val="24"/>
+          <w:szCs w:val="24"/>
         </w:rPr>
         <w:t>React</w:t>
       </w:r>
@@ -3957,6 +4122,8 @@
       <w:r>
         <w:rPr>
           <w:rFonts w:ascii="Times New Roman" w:hAnsi="Times New Roman" w:cs="Times New Roman"/>
+          <w:sz w:val="24"/>
+          <w:szCs w:val="24"/>
         </w:rPr>
         <w:t xml:space="preserve"> con </w:t>
       </w:r>
@@ -3964,6 +4131,8 @@
       <w:r>
         <w:rPr>
           <w:rFonts w:ascii="Times New Roman" w:hAnsi="Times New Roman" w:cs="Times New Roman"/>
+          <w:sz w:val="24"/>
+          <w:szCs w:val="24"/>
         </w:rPr>
         <w:t>Firebase</w:t>
       </w:r>
@@ -3971,6 +4140,8 @@
       <w:r>
         <w:rPr>
           <w:rFonts w:ascii="Times New Roman" w:hAnsi="Times New Roman" w:cs="Times New Roman"/>
+          <w:sz w:val="24"/>
+          <w:szCs w:val="24"/>
         </w:rPr>
         <w:t>, lo que ha facilitado tanto la persistencia de datos como la autenticación de usuarios.</w:t>
       </w:r>
@@ -3980,11 +4151,15 @@
         <w:jc w:val="both"/>
         <w:rPr>
           <w:rFonts w:ascii="Times New Roman" w:hAnsi="Times New Roman" w:cs="Times New Roman"/>
-        </w:rPr>
-      </w:pPr>
-      <w:r>
-        <w:rPr>
-          <w:rFonts w:ascii="Times New Roman" w:hAnsi="Times New Roman" w:cs="Times New Roman"/>
+          <w:sz w:val="24"/>
+          <w:szCs w:val="24"/>
+        </w:rPr>
+      </w:pPr>
+      <w:r>
+        <w:rPr>
+          <w:rFonts w:ascii="Times New Roman" w:hAnsi="Times New Roman" w:cs="Times New Roman"/>
+          <w:sz w:val="24"/>
+          <w:szCs w:val="24"/>
         </w:rPr>
         <w:t xml:space="preserve">A nivel de desarrollo, el uso de componentes ha permitido organizar el código de forma clara, separando las distintas funcionalidades y haciendo que la aplicación sea más fácil de mantener y ampliar. Además, el uso de herramientas como </w:t>
       </w:r>
@@ -3992,6 +4167,8 @@
       <w:r>
         <w:rPr>
           <w:rFonts w:ascii="Times New Roman" w:hAnsi="Times New Roman" w:cs="Times New Roman"/>
+          <w:sz w:val="24"/>
+          <w:szCs w:val="24"/>
         </w:rPr>
         <w:t>React</w:t>
       </w:r>
@@ -3999,6 +4176,8 @@
       <w:r>
         <w:rPr>
           <w:rFonts w:ascii="Times New Roman" w:hAnsi="Times New Roman" w:cs="Times New Roman"/>
+          <w:sz w:val="24"/>
+          <w:szCs w:val="24"/>
         </w:rPr>
         <w:t xml:space="preserve"> </w:t>
       </w:r>
@@ -4006,6 +4185,8 @@
       <w:r>
         <w:rPr>
           <w:rFonts w:ascii="Times New Roman" w:hAnsi="Times New Roman" w:cs="Times New Roman"/>
+          <w:sz w:val="24"/>
+          <w:szCs w:val="24"/>
         </w:rPr>
         <w:t>Router</w:t>
       </w:r>
@@ -4013,6 +4194,8 @@
       <w:r>
         <w:rPr>
           <w:rFonts w:ascii="Times New Roman" w:hAnsi="Times New Roman" w:cs="Times New Roman"/>
+          <w:sz w:val="24"/>
+          <w:szCs w:val="24"/>
         </w:rPr>
         <w:t xml:space="preserve"> y Bootstrap ha contribuido a mejorar tanto la navegación como el diseño de la interfaz.</w:t>
       </w:r>
@@ -4022,13 +4205,107 @@
         <w:jc w:val="both"/>
         <w:rPr>
           <w:rFonts w:ascii="Times New Roman" w:hAnsi="Times New Roman" w:cs="Times New Roman"/>
-        </w:rPr>
-      </w:pPr>
-      <w:r>
-        <w:rPr>
-          <w:rFonts w:ascii="Times New Roman" w:hAnsi="Times New Roman" w:cs="Times New Roman"/>
-        </w:rPr>
-        <w:t>En conjunto, el proyecto cumple con los objetivos planteados, ofreciendo una aplicación funcional y bien estructurada, en la que se han aplicado de forma práctica los conocimientos adquiridos durante el curso.</w:t>
+          <w:sz w:val="24"/>
+          <w:szCs w:val="24"/>
+        </w:rPr>
+      </w:pPr>
+      <w:r>
+        <w:rPr>
+          <w:rFonts w:ascii="Times New Roman" w:hAnsi="Times New Roman" w:cs="Times New Roman"/>
+          <w:sz w:val="24"/>
+          <w:szCs w:val="24"/>
+        </w:rPr>
+        <w:t>Uno de los aspectos más relevantes del proyecto ha sido la adopción de una estructura inspirada en la arquitectura hexagonal, que ha permitido separar claramente las distintas responsabilidades dentro de la aplicación. De esta forma, se distinguen la capa de dominio, la capa de servicios, la capa de infraestructura y la capa de vista, reduciendo el acoplamiento entre ellas y facilitando tanto el mantenimiento como la posible evolución futura del sistema.</w:t>
+      </w:r>
+    </w:p>
+    <w:p>
+      <w:pPr>
+        <w:jc w:val="both"/>
+        <w:rPr>
+          <w:rFonts w:ascii="Times New Roman" w:hAnsi="Times New Roman" w:cs="Times New Roman"/>
+          <w:sz w:val="24"/>
+          <w:szCs w:val="24"/>
+        </w:rPr>
+      </w:pPr>
+      <w:r>
+        <w:rPr>
+          <w:rFonts w:ascii="Times New Roman" w:hAnsi="Times New Roman" w:cs="Times New Roman"/>
+          <w:sz w:val="24"/>
+          <w:szCs w:val="24"/>
+        </w:rPr>
+        <w:t xml:space="preserve">Además, la utilización de servicios intermedios y la centralización de dependencias en un punto común han contribuido a desacoplar la interfaz de la lógica de acceso a datos, evitando que los componentes de </w:t>
+      </w:r>
+      <w:proofErr w:type="spellStart"/>
+      <w:r>
+        <w:rPr>
+          <w:rFonts w:ascii="Times New Roman" w:hAnsi="Times New Roman" w:cs="Times New Roman"/>
+          <w:sz w:val="24"/>
+          <w:szCs w:val="24"/>
+        </w:rPr>
+        <w:t>React</w:t>
+      </w:r>
+      <w:proofErr w:type="spellEnd"/>
+      <w:r>
+        <w:rPr>
+          <w:rFonts w:ascii="Times New Roman" w:hAnsi="Times New Roman" w:cs="Times New Roman"/>
+          <w:sz w:val="24"/>
+          <w:szCs w:val="24"/>
+        </w:rPr>
+        <w:t xml:space="preserve"> dependan directamente de tecnologías concretas como </w:t>
+      </w:r>
+      <w:proofErr w:type="spellStart"/>
+      <w:r>
+        <w:rPr>
+          <w:rFonts w:ascii="Times New Roman" w:hAnsi="Times New Roman" w:cs="Times New Roman"/>
+          <w:sz w:val="24"/>
+          <w:szCs w:val="24"/>
+        </w:rPr>
+        <w:t>Firebase</w:t>
+      </w:r>
+      <w:proofErr w:type="spellEnd"/>
+      <w:r>
+        <w:rPr>
+          <w:rFonts w:ascii="Times New Roman" w:hAnsi="Times New Roman" w:cs="Times New Roman"/>
+          <w:sz w:val="24"/>
+          <w:szCs w:val="24"/>
+        </w:rPr>
+        <w:t xml:space="preserve">. Esto refuerza </w:t>
+      </w:r>
+      <w:proofErr w:type="gramStart"/>
+      <w:r>
+        <w:rPr>
+          <w:rFonts w:ascii="Times New Roman" w:hAnsi="Times New Roman" w:cs="Times New Roman"/>
+          <w:sz w:val="24"/>
+          <w:szCs w:val="24"/>
+        </w:rPr>
+        <w:t>la modularidad</w:t>
+      </w:r>
+      <w:proofErr w:type="gramEnd"/>
+      <w:r>
+        <w:rPr>
+          <w:rFonts w:ascii="Times New Roman" w:hAnsi="Times New Roman" w:cs="Times New Roman"/>
+          <w:sz w:val="24"/>
+          <w:szCs w:val="24"/>
+        </w:rPr>
+        <w:t xml:space="preserve"> del sistema y permite una mayor flexibilidad ante posibles cambios.</w:t>
+      </w:r>
+    </w:p>
+    <w:p>
+      <w:pPr>
+        <w:jc w:val="both"/>
+        <w:rPr>
+          <w:rFonts w:ascii="Times New Roman" w:hAnsi="Times New Roman" w:cs="Times New Roman"/>
+          <w:sz w:val="24"/>
+          <w:szCs w:val="24"/>
+        </w:rPr>
+      </w:pPr>
+      <w:r>
+        <w:rPr>
+          <w:rFonts w:ascii="Times New Roman" w:hAnsi="Times New Roman" w:cs="Times New Roman"/>
+          <w:sz w:val="24"/>
+          <w:szCs w:val="24"/>
+        </w:rPr>
+        <w:t>En conjunto, el proyecto cumple con los requisitos planteados en la práctica y refleja una aplicación realista en la que se combinan distintos elementos del desarrollo web moderno. Asimismo, permite consolidar los conocimientos adquiridos durante el curso, tanto en el uso de herramientas como en la aplicación de buenas prácticas de diseño software.</w:t>
       </w:r>
     </w:p>
     <w:p/>
@@ -4285,6 +4562,155 @@
     </w:lvl>
   </w:abstractNum>
   <w:abstractNum w:abstractNumId="2" w15:restartNumberingAfterBreak="0">
+    <w:nsid w:val="1A6E2984"/>
+    <w:multiLevelType w:val="multilevel"/>
+    <w:tmpl w:val="EC123726"/>
+    <w:lvl w:ilvl="0">
+      <w:start w:val="1"/>
+      <w:numFmt w:val="bullet"/>
+      <w:lvlText w:val=""/>
+      <w:lvlJc w:val="left"/>
+      <w:pPr>
+        <w:tabs>
+          <w:tab w:val="num" w:pos="720"/>
+        </w:tabs>
+        <w:ind w:left="720" w:hanging="360"/>
+      </w:pPr>
+      <w:rPr>
+        <w:rFonts w:ascii="Symbol" w:hAnsi="Symbol" w:hint="default"/>
+        <w:sz w:val="20"/>
+      </w:rPr>
+    </w:lvl>
+    <w:lvl w:ilvl="1" w:tentative="1">
+      <w:start w:val="1"/>
+      <w:numFmt w:val="bullet"/>
+      <w:lvlText w:val="o"/>
+      <w:lvlJc w:val="left"/>
+      <w:pPr>
+        <w:tabs>
+          <w:tab w:val="num" w:pos="1440"/>
+        </w:tabs>
+        <w:ind w:left="1440" w:hanging="360"/>
+      </w:pPr>
+      <w:rPr>
+        <w:rFonts w:ascii="Courier New" w:hAnsi="Courier New" w:hint="default"/>
+        <w:sz w:val="20"/>
+      </w:rPr>
+    </w:lvl>
+    <w:lvl w:ilvl="2" w:tentative="1">
+      <w:start w:val="1"/>
+      <w:numFmt w:val="bullet"/>
+      <w:lvlText w:val=""/>
+      <w:lvlJc w:val="left"/>
+      <w:pPr>
+        <w:tabs>
+          <w:tab w:val="num" w:pos="2160"/>
+        </w:tabs>
+        <w:ind w:left="2160" w:hanging="360"/>
+      </w:pPr>
+      <w:rPr>
+        <w:rFonts w:ascii="Wingdings" w:hAnsi="Wingdings" w:hint="default"/>
+        <w:sz w:val="20"/>
+      </w:rPr>
+    </w:lvl>
+    <w:lvl w:ilvl="3" w:tentative="1">
+      <w:start w:val="1"/>
+      <w:numFmt w:val="bullet"/>
+      <w:lvlText w:val=""/>
+      <w:lvlJc w:val="left"/>
+      <w:pPr>
+        <w:tabs>
+          <w:tab w:val="num" w:pos="2880"/>
+        </w:tabs>
+        <w:ind w:left="2880" w:hanging="360"/>
+      </w:pPr>
+      <w:rPr>
+        <w:rFonts w:ascii="Wingdings" w:hAnsi="Wingdings" w:hint="default"/>
+        <w:sz w:val="20"/>
+      </w:rPr>
+    </w:lvl>
+    <w:lvl w:ilvl="4" w:tentative="1">
+      <w:start w:val="1"/>
+      <w:numFmt w:val="bullet"/>
+      <w:lvlText w:val=""/>
+      <w:lvlJc w:val="left"/>
+      <w:pPr>
+        <w:tabs>
+          <w:tab w:val="num" w:pos="3600"/>
+        </w:tabs>
+        <w:ind w:left="3600" w:hanging="360"/>
+      </w:pPr>
+      <w:rPr>
+        <w:rFonts w:ascii="Wingdings" w:hAnsi="Wingdings" w:hint="default"/>
+        <w:sz w:val="20"/>
+      </w:rPr>
+    </w:lvl>
+    <w:lvl w:ilvl="5" w:tentative="1">
+      <w:start w:val="1"/>
+      <w:numFmt w:val="bullet"/>
+      <w:lvlText w:val=""/>
+      <w:lvlJc w:val="left"/>
+      <w:pPr>
+        <w:tabs>
+          <w:tab w:val="num" w:pos="4320"/>
+        </w:tabs>
+        <w:ind w:left="4320" w:hanging="360"/>
+      </w:pPr>
+      <w:rPr>
+        <w:rFonts w:ascii="Wingdings" w:hAnsi="Wingdings" w:hint="default"/>
+        <w:sz w:val="20"/>
+      </w:rPr>
+    </w:lvl>
+    <w:lvl w:ilvl="6" w:tentative="1">
+      <w:start w:val="1"/>
+      <w:numFmt w:val="bullet"/>
+      <w:lvlText w:val=""/>
+      <w:lvlJc w:val="left"/>
+      <w:pPr>
+        <w:tabs>
+          <w:tab w:val="num" w:pos="5040"/>
+        </w:tabs>
+        <w:ind w:left="5040" w:hanging="360"/>
+      </w:pPr>
+      <w:rPr>
+        <w:rFonts w:ascii="Wingdings" w:hAnsi="Wingdings" w:hint="default"/>
+        <w:sz w:val="20"/>
+      </w:rPr>
+    </w:lvl>
+    <w:lvl w:ilvl="7" w:tentative="1">
+      <w:start w:val="1"/>
+      <w:numFmt w:val="bullet"/>
+      <w:lvlText w:val=""/>
+      <w:lvlJc w:val="left"/>
+      <w:pPr>
+        <w:tabs>
+          <w:tab w:val="num" w:pos="5760"/>
+        </w:tabs>
+        <w:ind w:left="5760" w:hanging="360"/>
+      </w:pPr>
+      <w:rPr>
+        <w:rFonts w:ascii="Wingdings" w:hAnsi="Wingdings" w:hint="default"/>
+        <w:sz w:val="20"/>
+      </w:rPr>
+    </w:lvl>
+    <w:lvl w:ilvl="8" w:tentative="1">
+      <w:start w:val="1"/>
+      <w:numFmt w:val="bullet"/>
+      <w:lvlText w:val=""/>
+      <w:lvlJc w:val="left"/>
+      <w:pPr>
+        <w:tabs>
+          <w:tab w:val="num" w:pos="6480"/>
+        </w:tabs>
+        <w:ind w:left="6480" w:hanging="360"/>
+      </w:pPr>
+      <w:rPr>
+        <w:rFonts w:ascii="Wingdings" w:hAnsi="Wingdings" w:hint="default"/>
+        <w:sz w:val="20"/>
+      </w:rPr>
+    </w:lvl>
+  </w:abstractNum>
+  <w:abstractNum w:abstractNumId="3" w15:restartNumberingAfterBreak="0">
     <w:nsid w:val="1BD202CE"/>
     <w:multiLevelType w:val="multilevel"/>
     <w:tmpl w:val="8FF2B6D0"/>
@@ -4433,7 +4859,7 @@
       </w:rPr>
     </w:lvl>
   </w:abstractNum>
-  <w:abstractNum w:abstractNumId="3" w15:restartNumberingAfterBreak="0">
+  <w:abstractNum w:abstractNumId="4" w15:restartNumberingAfterBreak="0">
     <w:nsid w:val="1C1A3784"/>
     <w:multiLevelType w:val="hybridMultilevel"/>
     <w:tmpl w:val="E8EAEAC4"/>
@@ -4546,7 +4972,7 @@
       </w:rPr>
     </w:lvl>
   </w:abstractNum>
-  <w:abstractNum w:abstractNumId="4" w15:restartNumberingAfterBreak="0">
+  <w:abstractNum w:abstractNumId="5" w15:restartNumberingAfterBreak="0">
     <w:nsid w:val="33190B47"/>
     <w:multiLevelType w:val="hybridMultilevel"/>
     <w:tmpl w:val="8714810C"/>
@@ -4659,7 +5085,7 @@
       </w:rPr>
     </w:lvl>
   </w:abstractNum>
-  <w:abstractNum w:abstractNumId="5" w15:restartNumberingAfterBreak="0">
+  <w:abstractNum w:abstractNumId="6" w15:restartNumberingAfterBreak="0">
     <w:nsid w:val="373B1EDC"/>
     <w:multiLevelType w:val="hybridMultilevel"/>
     <w:tmpl w:val="4DF4ECCA"/>
@@ -4772,7 +5198,7 @@
       </w:rPr>
     </w:lvl>
   </w:abstractNum>
-  <w:abstractNum w:abstractNumId="6" w15:restartNumberingAfterBreak="0">
+  <w:abstractNum w:abstractNumId="7" w15:restartNumberingAfterBreak="0">
     <w:nsid w:val="3BE204F8"/>
     <w:multiLevelType w:val="hybridMultilevel"/>
     <w:tmpl w:val="D228C76E"/>
@@ -4861,7 +5287,7 @@
       </w:pPr>
     </w:lvl>
   </w:abstractNum>
-  <w:abstractNum w:abstractNumId="7" w15:restartNumberingAfterBreak="0">
+  <w:abstractNum w:abstractNumId="8" w15:restartNumberingAfterBreak="0">
     <w:nsid w:val="3EFC0124"/>
     <w:multiLevelType w:val="hybridMultilevel"/>
     <w:tmpl w:val="CBC873B0"/>
@@ -4974,7 +5400,7 @@
       </w:rPr>
     </w:lvl>
   </w:abstractNum>
-  <w:abstractNum w:abstractNumId="8" w15:restartNumberingAfterBreak="0">
+  <w:abstractNum w:abstractNumId="9" w15:restartNumberingAfterBreak="0">
     <w:nsid w:val="5CEB7BB1"/>
     <w:multiLevelType w:val="hybridMultilevel"/>
     <w:tmpl w:val="EBCCAE24"/>
@@ -5063,7 +5489,7 @@
       </w:pPr>
     </w:lvl>
   </w:abstractNum>
-  <w:abstractNum w:abstractNumId="9" w15:restartNumberingAfterBreak="0">
+  <w:abstractNum w:abstractNumId="10" w15:restartNumberingAfterBreak="0">
     <w:nsid w:val="7AD5176A"/>
     <w:multiLevelType w:val="multilevel"/>
     <w:tmpl w:val="F07ECD46"/>
@@ -5213,34 +5639,37 @@
     </w:lvl>
   </w:abstractNum>
   <w:num w:numId="1" w16cid:durableId="979463092">
-    <w:abstractNumId w:val="6"/>
+    <w:abstractNumId w:val="7"/>
   </w:num>
   <w:num w:numId="2" w16cid:durableId="1369068950">
     <w:abstractNumId w:val="0"/>
   </w:num>
   <w:num w:numId="3" w16cid:durableId="2045472701">
+    <w:abstractNumId w:val="9"/>
+  </w:num>
+  <w:num w:numId="4" w16cid:durableId="509638748">
+    <w:abstractNumId w:val="5"/>
+  </w:num>
+  <w:num w:numId="5" w16cid:durableId="485124407">
     <w:abstractNumId w:val="8"/>
   </w:num>
-  <w:num w:numId="4" w16cid:durableId="509638748">
+  <w:num w:numId="6" w16cid:durableId="2031486827">
+    <w:abstractNumId w:val="6"/>
+  </w:num>
+  <w:num w:numId="7" w16cid:durableId="2143108554">
     <w:abstractNumId w:val="4"/>
   </w:num>
-  <w:num w:numId="5" w16cid:durableId="485124407">
-    <w:abstractNumId w:val="7"/>
-  </w:num>
-  <w:num w:numId="6" w16cid:durableId="2031486827">
-    <w:abstractNumId w:val="5"/>
-  </w:num>
-  <w:num w:numId="7" w16cid:durableId="2143108554">
+  <w:num w:numId="8" w16cid:durableId="2042508056">
     <w:abstractNumId w:val="3"/>
-  </w:num>
-  <w:num w:numId="8" w16cid:durableId="2042508056">
-    <w:abstractNumId w:val="2"/>
   </w:num>
   <w:num w:numId="9" w16cid:durableId="23678320">
     <w:abstractNumId w:val="1"/>
   </w:num>
   <w:num w:numId="10" w16cid:durableId="1234513920">
-    <w:abstractNumId w:val="9"/>
+    <w:abstractNumId w:val="10"/>
+  </w:num>
+  <w:num w:numId="11" w16cid:durableId="198863382">
+    <w:abstractNumId w:val="2"/>
   </w:num>
 </w:numbering>
 </file>

--- a/MEDIALAND-memory.docx
+++ b/MEDIALAND-memory.docx
@@ -22,7 +22,6 @@
     </w:p>
     <w:p>
       <w:pPr>
-        <w:jc w:val="center"/>
         <w:rPr>
           <w:sz w:val="44"/>
           <w:szCs w:val="44"/>
@@ -42,34 +41,48 @@
       <w:pPr>
         <w:jc w:val="center"/>
         <w:rPr>
+          <w:sz w:val="144"/>
+          <w:szCs w:val="144"/>
+        </w:rPr>
+      </w:pPr>
+      <w:r>
+        <w:rPr>
+          <w:sz w:val="144"/>
+          <w:szCs w:val="144"/>
+        </w:rPr>
+        <w:t>MEDIALAND</w:t>
+      </w:r>
+    </w:p>
+    <w:p>
+      <w:pPr>
+        <w:jc w:val="center"/>
+        <w:rPr>
           <w:sz w:val="44"/>
           <w:szCs w:val="44"/>
         </w:rPr>
       </w:pPr>
-    </w:p>
-    <w:p>
-      <w:pPr>
-        <w:jc w:val="center"/>
+      <w:r>
         <w:rPr>
           <w:sz w:val="44"/>
           <w:szCs w:val="44"/>
         </w:rPr>
-      </w:pPr>
+        <w:t>Descripción de los componentes utilizados</w:t>
+      </w:r>
     </w:p>
     <w:p>
       <w:pPr>
         <w:jc w:val="center"/>
         <w:rPr>
-          <w:sz w:val="144"/>
-          <w:szCs w:val="144"/>
-        </w:rPr>
-      </w:pPr>
-      <w:r>
-        <w:rPr>
-          <w:sz w:val="144"/>
-          <w:szCs w:val="144"/>
-        </w:rPr>
-        <w:t>MEDIALAND</w:t>
+          <w:sz w:val="28"/>
+          <w:szCs w:val="28"/>
+        </w:rPr>
+      </w:pPr>
+      <w:r>
+        <w:rPr>
+          <w:sz w:val="28"/>
+          <w:szCs w:val="28"/>
+        </w:rPr>
+        <w:t>Máster Universitario en Ingeniería de Telecomunicación</w:t>
       </w:r>
     </w:p>
     <w:p>
@@ -80,12 +93,67 @@
           <w:szCs w:val="44"/>
         </w:rPr>
       </w:pPr>
-      <w:r>
+    </w:p>
+    <w:p>
+      <w:pPr>
+        <w:jc w:val="center"/>
         <w:rPr>
           <w:sz w:val="44"/>
           <w:szCs w:val="44"/>
         </w:rPr>
-        <w:t>Descripción de los componentes utilizados</w:t>
+      </w:pPr>
+      <w:r>
+        <w:rPr>
+          <w:noProof/>
+        </w:rPr>
+        <w:drawing>
+          <wp:inline distT="0" distB="0" distL="0" distR="0" wp14:anchorId="5ADEE038" wp14:editId="7F9D7B1C">
+            <wp:extent cx="3327400" cy="1747042"/>
+            <wp:effectExtent l="0" t="0" r="6350" b="5715"/>
+            <wp:docPr id="64237851" name="Picture 2"/>
+            <wp:cNvGraphicFramePr>
+              <a:graphicFrameLocks xmlns:a="http://schemas.openxmlformats.org/drawingml/2006/main" noChangeAspect="1"/>
+            </wp:cNvGraphicFramePr>
+            <a:graphic xmlns:a="http://schemas.openxmlformats.org/drawingml/2006/main">
+              <a:graphicData uri="http://schemas.openxmlformats.org/drawingml/2006/picture">
+                <pic:pic xmlns:pic="http://schemas.openxmlformats.org/drawingml/2006/picture">
+                  <pic:nvPicPr>
+                    <pic:cNvPr id="0" name="Picture 6"/>
+                    <pic:cNvPicPr>
+                      <a:picLocks noChangeAspect="1" noChangeArrowheads="1"/>
+                    </pic:cNvPicPr>
+                  </pic:nvPicPr>
+                  <pic:blipFill>
+                    <a:blip r:embed="rId8" cstate="print">
+                      <a:extLst>
+                        <a:ext uri="{28A0092B-C50C-407E-A947-70E740481C1C}">
+                          <a14:useLocalDpi xmlns:a14="http://schemas.microsoft.com/office/drawing/2010/main" val="0"/>
+                        </a:ext>
+                      </a:extLst>
+                    </a:blip>
+                    <a:srcRect/>
+                    <a:stretch>
+                      <a:fillRect/>
+                    </a:stretch>
+                  </pic:blipFill>
+                  <pic:spPr bwMode="auto">
+                    <a:xfrm>
+                      <a:off x="0" y="0"/>
+                      <a:ext cx="3338594" cy="1752920"/>
+                    </a:xfrm>
+                    <a:prstGeom prst="rect">
+                      <a:avLst/>
+                    </a:prstGeom>
+                    <a:noFill/>
+                    <a:ln>
+                      <a:noFill/>
+                    </a:ln>
+                  </pic:spPr>
+                </pic:pic>
+              </a:graphicData>
+            </a:graphic>
+          </wp:inline>
+        </w:drawing>
       </w:r>
     </w:p>
     <w:p>
@@ -117,48 +185,19 @@
     </w:p>
     <w:p>
       <w:pPr>
-        <w:jc w:val="center"/>
-        <w:rPr>
-          <w:sz w:val="44"/>
-          <w:szCs w:val="44"/>
-        </w:rPr>
-      </w:pPr>
-    </w:p>
-    <w:p>
-      <w:pPr>
-        <w:jc w:val="center"/>
-        <w:rPr>
-          <w:sz w:val="44"/>
-          <w:szCs w:val="44"/>
-        </w:rPr>
-      </w:pPr>
-    </w:p>
-    <w:p>
-      <w:pPr>
-        <w:jc w:val="center"/>
-        <w:rPr>
-          <w:sz w:val="44"/>
-          <w:szCs w:val="44"/>
-        </w:rPr>
-      </w:pPr>
-    </w:p>
-    <w:p>
-      <w:pPr>
-        <w:jc w:val="center"/>
-        <w:rPr>
-          <w:sz w:val="44"/>
-          <w:szCs w:val="44"/>
-        </w:rPr>
-      </w:pPr>
-    </w:p>
-    <w:p>
-      <w:pPr>
         <w:jc w:val="right"/>
         <w:rPr>
           <w:sz w:val="32"/>
           <w:szCs w:val="32"/>
         </w:rPr>
       </w:pPr>
+      <w:r>
+        <w:rPr>
+          <w:sz w:val="32"/>
+          <w:szCs w:val="32"/>
+        </w:rPr>
+        <w:t>23/03/2026</w:t>
+      </w:r>
     </w:p>
     <w:p>
       <w:pPr>
@@ -218,7 +257,7 @@
       <w:sdtContent>
         <w:p>
           <w:pPr>
-            <w:pStyle w:val="TtuloTDC"/>
+            <w:pStyle w:val="TOCHeading"/>
           </w:pPr>
           <w:r>
             <w:t>Índice</w:t>
@@ -226,7 +265,7 @@
         </w:p>
         <w:p>
           <w:pPr>
-            <w:pStyle w:val="TDC1"/>
+            <w:pStyle w:val="TOC1"/>
             <w:tabs>
               <w:tab w:val="right" w:leader="dot" w:pos="8494"/>
             </w:tabs>
@@ -247,10 +286,10 @@
           <w:r>
             <w:fldChar w:fldCharType="separate"/>
           </w:r>
-          <w:hyperlink w:anchor="_Toc224927656" w:history="1">
+          <w:hyperlink w:anchor="_Toc225169918" w:history="1">
             <w:r>
               <w:rPr>
-                <w:rStyle w:val="Hipervnculo"/>
+                <w:rStyle w:val="Hyperlink"/>
                 <w:noProof/>
               </w:rPr>
               <w:t>1- Introducción</w:t>
@@ -274,7 +313,7 @@
                 <w:noProof/>
                 <w:webHidden/>
               </w:rPr>
-              <w:instrText xml:space="preserve"> PAGEREF _Toc224927656 \h </w:instrText>
+              <w:instrText xml:space="preserve"> PAGEREF _Toc225169918 \h </w:instrText>
             </w:r>
             <w:r>
               <w:rPr>
@@ -307,7 +346,7 @@
         </w:p>
         <w:p>
           <w:pPr>
-            <w:pStyle w:val="TDC1"/>
+            <w:pStyle w:val="TOC1"/>
             <w:tabs>
               <w:tab w:val="right" w:leader="dot" w:pos="8494"/>
             </w:tabs>
@@ -319,10 +358,10 @@
               <w:lang w:eastAsia="es-ES"/>
             </w:rPr>
           </w:pPr>
-          <w:hyperlink w:anchor="_Toc224927657" w:history="1">
+          <w:hyperlink w:anchor="_Toc225169919" w:history="1">
             <w:r>
               <w:rPr>
-                <w:rStyle w:val="Hipervnculo"/>
+                <w:rStyle w:val="Hyperlink"/>
                 <w:noProof/>
               </w:rPr>
               <w:t>2- Características de React utilizadas</w:t>
@@ -346,7 +385,7 @@
                 <w:noProof/>
                 <w:webHidden/>
               </w:rPr>
-              <w:instrText xml:space="preserve"> PAGEREF _Toc224927657 \h </w:instrText>
+              <w:instrText xml:space="preserve"> PAGEREF _Toc225169919 \h </w:instrText>
             </w:r>
             <w:r>
               <w:rPr>
@@ -379,7 +418,7 @@
         </w:p>
         <w:p>
           <w:pPr>
-            <w:pStyle w:val="TDC1"/>
+            <w:pStyle w:val="TOC1"/>
             <w:tabs>
               <w:tab w:val="right" w:leader="dot" w:pos="8494"/>
             </w:tabs>
@@ -391,10 +430,10 @@
               <w:lang w:eastAsia="es-ES"/>
             </w:rPr>
           </w:pPr>
-          <w:hyperlink w:anchor="_Toc224927658" w:history="1">
+          <w:hyperlink w:anchor="_Toc225169920" w:history="1">
             <w:r>
               <w:rPr>
-                <w:rStyle w:val="Hipervnculo"/>
+                <w:rStyle w:val="Hyperlink"/>
                 <w:noProof/>
               </w:rPr>
               <w:t>3- Componentes principales de la aplicación</w:t>
@@ -418,7 +457,7 @@
                 <w:noProof/>
                 <w:webHidden/>
               </w:rPr>
-              <w:instrText xml:space="preserve"> PAGEREF _Toc224927658 \h </w:instrText>
+              <w:instrText xml:space="preserve"> PAGEREF _Toc225169920 \h </w:instrText>
             </w:r>
             <w:r>
               <w:rPr>
@@ -451,7 +490,7 @@
         </w:p>
         <w:p>
           <w:pPr>
-            <w:pStyle w:val="TDC1"/>
+            <w:pStyle w:val="TOC1"/>
             <w:tabs>
               <w:tab w:val="right" w:leader="dot" w:pos="8494"/>
             </w:tabs>
@@ -463,10 +502,10 @@
               <w:lang w:eastAsia="es-ES"/>
             </w:rPr>
           </w:pPr>
-          <w:hyperlink w:anchor="_Toc224927659" w:history="1">
+          <w:hyperlink w:anchor="_Toc225169921" w:history="1">
             <w:r>
               <w:rPr>
-                <w:rStyle w:val="Hipervnculo"/>
+                <w:rStyle w:val="Hyperlink"/>
                 <w:noProof/>
               </w:rPr>
               <w:t>4- Navegación entre páginas</w:t>
@@ -490,79 +529,7 @@
                 <w:noProof/>
                 <w:webHidden/>
               </w:rPr>
-              <w:instrText xml:space="preserve"> PAGEREF _Toc224927659 \h </w:instrText>
-            </w:r>
-            <w:r>
-              <w:rPr>
-                <w:noProof/>
-                <w:webHidden/>
-              </w:rPr>
-            </w:r>
-            <w:r>
-              <w:rPr>
-                <w:noProof/>
-                <w:webHidden/>
-              </w:rPr>
-              <w:fldChar w:fldCharType="separate"/>
-            </w:r>
-            <w:r>
-              <w:rPr>
-                <w:noProof/>
-                <w:webHidden/>
-              </w:rPr>
-              <w:t>6</w:t>
-            </w:r>
-            <w:r>
-              <w:rPr>
-                <w:noProof/>
-                <w:webHidden/>
-              </w:rPr>
-              <w:fldChar w:fldCharType="end"/>
-            </w:r>
-          </w:hyperlink>
-        </w:p>
-        <w:p>
-          <w:pPr>
-            <w:pStyle w:val="TDC1"/>
-            <w:tabs>
-              <w:tab w:val="right" w:leader="dot" w:pos="8494"/>
-            </w:tabs>
-            <w:rPr>
-              <w:rFonts w:eastAsiaTheme="minorEastAsia"/>
-              <w:noProof/>
-              <w:sz w:val="24"/>
-              <w:szCs w:val="24"/>
-              <w:lang w:eastAsia="es-ES"/>
-            </w:rPr>
-          </w:pPr>
-          <w:hyperlink w:anchor="_Toc224927660" w:history="1">
-            <w:r>
-              <w:rPr>
-                <w:rStyle w:val="Hipervnculo"/>
-                <w:noProof/>
-              </w:rPr>
-              <w:t>5- Gestión del estado</w:t>
-            </w:r>
-            <w:r>
-              <w:rPr>
-                <w:noProof/>
-                <w:webHidden/>
-              </w:rPr>
-              <w:tab/>
-            </w:r>
-            <w:r>
-              <w:rPr>
-                <w:noProof/>
-                <w:webHidden/>
-              </w:rPr>
-              <w:fldChar w:fldCharType="begin"/>
-            </w:r>
-            <w:r>
-              <w:rPr>
-                <w:noProof/>
-                <w:webHidden/>
-              </w:rPr>
-              <w:instrText xml:space="preserve"> PAGEREF _Toc224927660 \h </w:instrText>
+              <w:instrText xml:space="preserve"> PAGEREF _Toc225169921 \h </w:instrText>
             </w:r>
             <w:r>
               <w:rPr>
@@ -595,7 +562,7 @@
         </w:p>
         <w:p>
           <w:pPr>
-            <w:pStyle w:val="TDC1"/>
+            <w:pStyle w:val="TOC1"/>
             <w:tabs>
               <w:tab w:val="right" w:leader="dot" w:pos="8494"/>
             </w:tabs>
@@ -607,13 +574,13 @@
               <w:lang w:eastAsia="es-ES"/>
             </w:rPr>
           </w:pPr>
-          <w:hyperlink w:anchor="_Toc224927661" w:history="1">
+          <w:hyperlink w:anchor="_Toc225169922" w:history="1">
             <w:r>
               <w:rPr>
-                <w:rStyle w:val="Hipervnculo"/>
+                <w:rStyle w:val="Hyperlink"/>
                 <w:noProof/>
               </w:rPr>
-              <w:t>6- Integración de Firebase</w:t>
+              <w:t>5- Gestión del estado</w:t>
             </w:r>
             <w:r>
               <w:rPr>
@@ -634,7 +601,7 @@
                 <w:noProof/>
                 <w:webHidden/>
               </w:rPr>
-              <w:instrText xml:space="preserve"> PAGEREF _Toc224927661 \h </w:instrText>
+              <w:instrText xml:space="preserve"> PAGEREF _Toc225169922 \h </w:instrText>
             </w:r>
             <w:r>
               <w:rPr>
@@ -667,7 +634,7 @@
         </w:p>
         <w:p>
           <w:pPr>
-            <w:pStyle w:val="TDC1"/>
+            <w:pStyle w:val="TOC1"/>
             <w:tabs>
               <w:tab w:val="right" w:leader="dot" w:pos="8494"/>
             </w:tabs>
@@ -679,13 +646,13 @@
               <w:lang w:eastAsia="es-ES"/>
             </w:rPr>
           </w:pPr>
-          <w:hyperlink w:anchor="_Toc224927662" w:history="1">
+          <w:hyperlink w:anchor="_Toc225169923" w:history="1">
             <w:r>
               <w:rPr>
-                <w:rStyle w:val="Hipervnculo"/>
+                <w:rStyle w:val="Hyperlink"/>
                 <w:noProof/>
               </w:rPr>
-              <w:t>7- Uso de Bootstrap</w:t>
+              <w:t>6- Integración de Firebase</w:t>
             </w:r>
             <w:r>
               <w:rPr>
@@ -706,7 +673,7 @@
                 <w:noProof/>
                 <w:webHidden/>
               </w:rPr>
-              <w:instrText xml:space="preserve"> PAGEREF _Toc224927662 \h </w:instrText>
+              <w:instrText xml:space="preserve"> PAGEREF _Toc225169923 \h </w:instrText>
             </w:r>
             <w:r>
               <w:rPr>
@@ -739,7 +706,7 @@
         </w:p>
         <w:p>
           <w:pPr>
-            <w:pStyle w:val="TDC1"/>
+            <w:pStyle w:val="TOC1"/>
             <w:tabs>
               <w:tab w:val="right" w:leader="dot" w:pos="8494"/>
             </w:tabs>
@@ -751,13 +718,13 @@
               <w:lang w:eastAsia="es-ES"/>
             </w:rPr>
           </w:pPr>
-          <w:hyperlink w:anchor="_Toc224927663" w:history="1">
+          <w:hyperlink w:anchor="_Toc225169924" w:history="1">
             <w:r>
               <w:rPr>
-                <w:rStyle w:val="Hipervnculo"/>
+                <w:rStyle w:val="Hyperlink"/>
                 <w:noProof/>
               </w:rPr>
-              <w:t>8- Conclusión</w:t>
+              <w:t>7- Uso de Bootstrap</w:t>
             </w:r>
             <w:r>
               <w:rPr>
@@ -778,7 +745,7 @@
                 <w:noProof/>
                 <w:webHidden/>
               </w:rPr>
-              <w:instrText xml:space="preserve"> PAGEREF _Toc224927663 \h </w:instrText>
+              <w:instrText xml:space="preserve"> PAGEREF _Toc225169924 \h </w:instrText>
             </w:r>
             <w:r>
               <w:rPr>
@@ -810,6 +777,78 @@
           </w:hyperlink>
         </w:p>
         <w:p>
+          <w:pPr>
+            <w:pStyle w:val="TOC1"/>
+            <w:tabs>
+              <w:tab w:val="right" w:leader="dot" w:pos="8494"/>
+            </w:tabs>
+            <w:rPr>
+              <w:rFonts w:eastAsiaTheme="minorEastAsia"/>
+              <w:noProof/>
+              <w:sz w:val="24"/>
+              <w:szCs w:val="24"/>
+              <w:lang w:eastAsia="es-ES"/>
+            </w:rPr>
+          </w:pPr>
+          <w:hyperlink w:anchor="_Toc225169925" w:history="1">
+            <w:r>
+              <w:rPr>
+                <w:rStyle w:val="Hyperlink"/>
+                <w:noProof/>
+              </w:rPr>
+              <w:t>8- Conclusión</w:t>
+            </w:r>
+            <w:r>
+              <w:rPr>
+                <w:noProof/>
+                <w:webHidden/>
+              </w:rPr>
+              <w:tab/>
+            </w:r>
+            <w:r>
+              <w:rPr>
+                <w:noProof/>
+                <w:webHidden/>
+              </w:rPr>
+              <w:fldChar w:fldCharType="begin"/>
+            </w:r>
+            <w:r>
+              <w:rPr>
+                <w:noProof/>
+                <w:webHidden/>
+              </w:rPr>
+              <w:instrText xml:space="preserve"> PAGEREF _Toc225169925 \h </w:instrText>
+            </w:r>
+            <w:r>
+              <w:rPr>
+                <w:noProof/>
+                <w:webHidden/>
+              </w:rPr>
+            </w:r>
+            <w:r>
+              <w:rPr>
+                <w:noProof/>
+                <w:webHidden/>
+              </w:rPr>
+              <w:fldChar w:fldCharType="separate"/>
+            </w:r>
+            <w:r>
+              <w:rPr>
+                <w:noProof/>
+                <w:webHidden/>
+              </w:rPr>
+              <w:t>11</w:t>
+            </w:r>
+            <w:r>
+              <w:rPr>
+                <w:noProof/>
+                <w:webHidden/>
+              </w:rPr>
+              <w:fldChar w:fldCharType="end"/>
+            </w:r>
+          </w:hyperlink>
+        </w:p>
+        <w:p>
           <w:r>
             <w:rPr>
               <w:b/>
@@ -820,6 +859,105 @@
         </w:p>
       </w:sdtContent>
     </w:sdt>
+    <w:p>
+      <w:r>
+        <w:br/>
+      </w:r>
+      <w:r>
+        <w:rPr>
+          <w:rFonts w:asciiTheme="majorHAnsi" w:eastAsiaTheme="majorEastAsia" w:hAnsiTheme="majorHAnsi" w:cstheme="majorBidi"/>
+          <w:color w:val="2F5496" w:themeColor="accent1" w:themeShade="BF"/>
+          <w:kern w:val="0"/>
+          <w:sz w:val="32"/>
+          <w:szCs w:val="32"/>
+          <w:lang w:eastAsia="es-ES"/>
+          <w14:ligatures w14:val="none"/>
+        </w:rPr>
+        <w:t>Figuras</w:t>
+      </w:r>
+    </w:p>
+    <w:p>
+      <w:pPr>
+        <w:pStyle w:val="TableofFigures"/>
+        <w:tabs>
+          <w:tab w:val="right" w:leader="dot" w:pos="8494"/>
+        </w:tabs>
+        <w:rPr>
+          <w:noProof/>
+        </w:rPr>
+      </w:pPr>
+      <w:r>
+        <w:fldChar w:fldCharType="begin"/>
+      </w:r>
+      <w:r>
+        <w:instrText xml:space="preserve"> TOC \h \z \c "Figura" </w:instrText>
+      </w:r>
+      <w:r>
+        <w:fldChar w:fldCharType="separate"/>
+      </w:r>
+      <w:hyperlink w:anchor="_Toc225169927" w:history="1">
+        <w:r>
+          <w:rPr>
+            <w:rStyle w:val="Hyperlink"/>
+            <w:noProof/>
+          </w:rPr>
+          <w:t>Figura 1: Diagrama de funcionamiento de la aplicación.</w:t>
+        </w:r>
+        <w:r>
+          <w:rPr>
+            <w:noProof/>
+            <w:webHidden/>
+          </w:rPr>
+          <w:tab/>
+        </w:r>
+        <w:r>
+          <w:rPr>
+            <w:noProof/>
+            <w:webHidden/>
+          </w:rPr>
+          <w:fldChar w:fldCharType="begin"/>
+        </w:r>
+        <w:r>
+          <w:rPr>
+            <w:noProof/>
+            <w:webHidden/>
+          </w:rPr>
+          <w:instrText xml:space="preserve"> PAGEREF _Toc225169927 \h </w:instrText>
+        </w:r>
+        <w:r>
+          <w:rPr>
+            <w:noProof/>
+            <w:webHidden/>
+          </w:rPr>
+        </w:r>
+        <w:r>
+          <w:rPr>
+            <w:noProof/>
+            <w:webHidden/>
+          </w:rPr>
+          <w:fldChar w:fldCharType="separate"/>
+        </w:r>
+        <w:r>
+          <w:rPr>
+            <w:noProof/>
+            <w:webHidden/>
+          </w:rPr>
+          <w:t>6</w:t>
+        </w:r>
+        <w:r>
+          <w:rPr>
+            <w:noProof/>
+            <w:webHidden/>
+          </w:rPr>
+          <w:fldChar w:fldCharType="end"/>
+        </w:r>
+      </w:hyperlink>
+    </w:p>
+    <w:p>
+      <w:r>
+        <w:fldChar w:fldCharType="end"/>
+      </w:r>
+    </w:p>
     <w:p/>
     <w:p/>
     <w:p/>
@@ -836,354 +974,350 @@
     <w:p/>
     <w:p/>
     <w:p/>
+    <w:p>
+      <w:pPr>
+        <w:pStyle w:val="Heading1"/>
+      </w:pPr>
+    </w:p>
     <w:p/>
     <w:p/>
     <w:p>
       <w:pPr>
-        <w:pStyle w:val="Ttulo1"/>
+        <w:pStyle w:val="Heading1"/>
+      </w:pPr>
+      <w:bookmarkStart w:id="0" w:name="_Toc225169918"/>
+      <w:r>
+        <w:t>1-</w:t>
+      </w:r>
+      <w:r>
+        <w:t xml:space="preserve"> Introducción</w:t>
+      </w:r>
+      <w:bookmarkEnd w:id="0"/>
+    </w:p>
+    <w:p>
+      <w:pPr>
+        <w:jc w:val="both"/>
+        <w:rPr>
+          <w:rFonts w:ascii="Times New Roman" w:hAnsi="Times New Roman" w:cs="Times New Roman"/>
+          <w:sz w:val="24"/>
+          <w:szCs w:val="24"/>
+        </w:rPr>
+      </w:pPr>
+      <w:r>
+        <w:rPr>
+          <w:rFonts w:ascii="Times New Roman" w:hAnsi="Times New Roman" w:cs="Times New Roman"/>
+          <w:sz w:val="24"/>
+          <w:szCs w:val="24"/>
+        </w:rPr>
+        <w:t xml:space="preserve">La aplicación desarrollada es una página web creada con </w:t>
+      </w:r>
+      <w:proofErr w:type="spellStart"/>
+      <w:r>
+        <w:rPr>
+          <w:rFonts w:ascii="Times New Roman" w:hAnsi="Times New Roman" w:cs="Times New Roman"/>
+          <w:sz w:val="24"/>
+          <w:szCs w:val="24"/>
+        </w:rPr>
+        <w:t>React</w:t>
+      </w:r>
+      <w:proofErr w:type="spellEnd"/>
+      <w:r>
+        <w:rPr>
+          <w:rFonts w:ascii="Times New Roman" w:hAnsi="Times New Roman" w:cs="Times New Roman"/>
+          <w:sz w:val="24"/>
+          <w:szCs w:val="24"/>
+        </w:rPr>
+        <w:t xml:space="preserve"> y </w:t>
+      </w:r>
+      <w:proofErr w:type="spellStart"/>
+      <w:r>
+        <w:rPr>
+          <w:rFonts w:ascii="Times New Roman" w:hAnsi="Times New Roman" w:cs="Times New Roman"/>
+          <w:sz w:val="24"/>
+          <w:szCs w:val="24"/>
+        </w:rPr>
+        <w:t>TypeScript</w:t>
+      </w:r>
+      <w:proofErr w:type="spellEnd"/>
+      <w:r>
+        <w:rPr>
+          <w:rFonts w:ascii="Times New Roman" w:hAnsi="Times New Roman" w:cs="Times New Roman"/>
+          <w:sz w:val="24"/>
+          <w:szCs w:val="24"/>
+        </w:rPr>
+        <w:t>, cuyo objetivo es mostrar un catálogo de películas y permitir a los usuarios interactuar con ellas.</w:t>
+      </w:r>
+    </w:p>
+    <w:p>
+      <w:pPr>
+        <w:jc w:val="both"/>
+        <w:rPr>
+          <w:rFonts w:ascii="Times New Roman" w:hAnsi="Times New Roman" w:cs="Times New Roman"/>
+          <w:sz w:val="24"/>
+          <w:szCs w:val="24"/>
+        </w:rPr>
+      </w:pPr>
+      <w:r>
+        <w:rPr>
+          <w:rFonts w:ascii="Times New Roman" w:hAnsi="Times New Roman" w:cs="Times New Roman"/>
+          <w:sz w:val="24"/>
+          <w:szCs w:val="24"/>
+        </w:rPr>
+        <w:t>A través de la aplicación, los usuarios pueden consultar información de distintas películas, acceder a una ficha detallada de cada una, valorarlas, añadir comentarios y guardarlas como favoritas en caso de estar registrados. Además, se incluyen páginas estáticas como contacto y aviso legal.</w:t>
+      </w:r>
+    </w:p>
+    <w:p>
+      <w:pPr>
+        <w:jc w:val="both"/>
+        <w:rPr>
+          <w:rFonts w:ascii="Times New Roman" w:hAnsi="Times New Roman" w:cs="Times New Roman"/>
+          <w:sz w:val="24"/>
+          <w:szCs w:val="24"/>
+        </w:rPr>
+      </w:pPr>
+      <w:r>
+        <w:rPr>
+          <w:rFonts w:ascii="Times New Roman" w:hAnsi="Times New Roman" w:cs="Times New Roman"/>
+          <w:sz w:val="24"/>
+          <w:szCs w:val="24"/>
+        </w:rPr>
+        <w:t xml:space="preserve">Para el desarrollo se ha utilizado </w:t>
+      </w:r>
+      <w:proofErr w:type="spellStart"/>
+      <w:r>
+        <w:rPr>
+          <w:rFonts w:ascii="Times New Roman" w:hAnsi="Times New Roman" w:cs="Times New Roman"/>
+          <w:sz w:val="24"/>
+          <w:szCs w:val="24"/>
+        </w:rPr>
+        <w:t>React</w:t>
+      </w:r>
+      <w:proofErr w:type="spellEnd"/>
+      <w:r>
+        <w:rPr>
+          <w:rFonts w:ascii="Times New Roman" w:hAnsi="Times New Roman" w:cs="Times New Roman"/>
+          <w:sz w:val="24"/>
+          <w:szCs w:val="24"/>
+        </w:rPr>
+        <w:t xml:space="preserve"> como tecnología principal para la interfaz, ya que permite construir la aplicación mediante componentes reutilizables y gestionar la navegación sin necesidad de recargar la página. También se ha integrado con </w:t>
+      </w:r>
+      <w:proofErr w:type="spellStart"/>
+      <w:r>
+        <w:rPr>
+          <w:rFonts w:ascii="Times New Roman" w:hAnsi="Times New Roman" w:cs="Times New Roman"/>
+          <w:sz w:val="24"/>
+          <w:szCs w:val="24"/>
+        </w:rPr>
+        <w:t>Firebase</w:t>
+      </w:r>
+      <w:proofErr w:type="spellEnd"/>
+      <w:r>
+        <w:rPr>
+          <w:rFonts w:ascii="Times New Roman" w:hAnsi="Times New Roman" w:cs="Times New Roman"/>
+          <w:sz w:val="24"/>
+          <w:szCs w:val="24"/>
+        </w:rPr>
+        <w:t xml:space="preserve"> para el almacenamiento de datos y la autenticación de usuarios.</w:t>
+      </w:r>
+    </w:p>
+    <w:p>
+      <w:pPr>
+        <w:jc w:val="both"/>
+        <w:rPr>
+          <w:rFonts w:ascii="Times New Roman" w:hAnsi="Times New Roman" w:cs="Times New Roman"/>
+          <w:sz w:val="24"/>
+          <w:szCs w:val="24"/>
+        </w:rPr>
+      </w:pPr>
+      <w:r>
+        <w:rPr>
+          <w:rFonts w:ascii="Times New Roman" w:hAnsi="Times New Roman" w:cs="Times New Roman"/>
+          <w:sz w:val="24"/>
+          <w:szCs w:val="24"/>
+        </w:rPr>
+        <w:t xml:space="preserve">Además de la parte funcional, en el proyecto se ha intentado seguir una estructura de código organizada, inspirada en el modelo de arquitectura hexagonal. Esto implica dividir la aplicación en distintas capas con responsabilidades diferenciadas. Por un lado, se encuentra la capa de dominio, donde se definen las entidades y contratos principales del sistema; por otro, la capa de infraestructura, encargada de la comunicación con </w:t>
+      </w:r>
+      <w:proofErr w:type="spellStart"/>
+      <w:r>
+        <w:rPr>
+          <w:rFonts w:ascii="Times New Roman" w:hAnsi="Times New Roman" w:cs="Times New Roman"/>
+          <w:sz w:val="24"/>
+          <w:szCs w:val="24"/>
+        </w:rPr>
+        <w:t>Firebase</w:t>
+      </w:r>
+      <w:proofErr w:type="spellEnd"/>
+      <w:r>
+        <w:rPr>
+          <w:rFonts w:ascii="Times New Roman" w:hAnsi="Times New Roman" w:cs="Times New Roman"/>
+          <w:sz w:val="24"/>
+          <w:szCs w:val="24"/>
+        </w:rPr>
+        <w:t xml:space="preserve">; la capa de servicios, donde se centraliza la lógica de aplicación; y finalmente la capa de vista, que contiene los componentes de </w:t>
+      </w:r>
+      <w:proofErr w:type="spellStart"/>
+      <w:r>
+        <w:rPr>
+          <w:rFonts w:ascii="Times New Roman" w:hAnsi="Times New Roman" w:cs="Times New Roman"/>
+          <w:sz w:val="24"/>
+          <w:szCs w:val="24"/>
+        </w:rPr>
+        <w:t>React</w:t>
+      </w:r>
+      <w:proofErr w:type="spellEnd"/>
+      <w:r>
+        <w:rPr>
+          <w:rFonts w:ascii="Times New Roman" w:hAnsi="Times New Roman" w:cs="Times New Roman"/>
+          <w:sz w:val="24"/>
+          <w:szCs w:val="24"/>
+        </w:rPr>
+        <w:t xml:space="preserve"> que forman la interfaz de usuario.</w:t>
+      </w:r>
+    </w:p>
+    <w:p>
+      <w:pPr>
+        <w:jc w:val="both"/>
+        <w:rPr>
+          <w:rFonts w:ascii="Times New Roman" w:hAnsi="Times New Roman" w:cs="Times New Roman"/>
+          <w:sz w:val="24"/>
+          <w:szCs w:val="24"/>
+        </w:rPr>
+      </w:pPr>
+      <w:r>
+        <w:rPr>
+          <w:rFonts w:ascii="Times New Roman" w:hAnsi="Times New Roman" w:cs="Times New Roman"/>
+          <w:sz w:val="24"/>
+          <w:szCs w:val="24"/>
+        </w:rPr>
+        <w:t>Este enfoque aporta una mayor claridad en la organización del proyecto, ya que evita mezclar en exceso la lógica visual con el acceso a datos o con las reglas de funcionamiento de la aplicación. De esta forma, cada parte del sistema cumple una función concreta, facilitando tanto el desarrollo como el mantenimiento posterior.</w:t>
+      </w:r>
+    </w:p>
+    <w:p>
+      <w:pPr>
+        <w:jc w:val="both"/>
+        <w:rPr>
+          <w:rFonts w:ascii="Times New Roman" w:hAnsi="Times New Roman" w:cs="Times New Roman"/>
+          <w:sz w:val="24"/>
+          <w:szCs w:val="24"/>
+        </w:rPr>
+      </w:pPr>
+      <w:r>
+        <w:rPr>
+          <w:rFonts w:ascii="Times New Roman" w:hAnsi="Times New Roman" w:cs="Times New Roman"/>
+          <w:sz w:val="24"/>
+          <w:szCs w:val="24"/>
+        </w:rPr>
+        <w:t>En general, el proyecto sigue una estructura organizada por componentes, donde cada parte de la aplicación tiene una función concreta, facilitando así su desarrollo y mantenimiento.</w:t>
+      </w:r>
+    </w:p>
+    <w:p>
+      <w:pPr>
+        <w:jc w:val="both"/>
+        <w:rPr>
+          <w:rFonts w:ascii="Times New Roman" w:hAnsi="Times New Roman" w:cs="Times New Roman"/>
+          <w:sz w:val="24"/>
+          <w:szCs w:val="24"/>
+        </w:rPr>
+      </w:pPr>
+    </w:p>
+    <w:p>
+      <w:pPr>
+        <w:jc w:val="both"/>
+        <w:rPr>
+          <w:rFonts w:ascii="Times New Roman" w:hAnsi="Times New Roman" w:cs="Times New Roman"/>
+          <w:sz w:val="24"/>
+          <w:szCs w:val="24"/>
+        </w:rPr>
+      </w:pPr>
+    </w:p>
+    <w:p>
+      <w:pPr>
+        <w:jc w:val="both"/>
+        <w:rPr>
+          <w:rFonts w:ascii="Times New Roman" w:hAnsi="Times New Roman" w:cs="Times New Roman"/>
+          <w:sz w:val="24"/>
+          <w:szCs w:val="24"/>
+        </w:rPr>
+      </w:pPr>
+    </w:p>
+    <w:p>
+      <w:pPr>
+        <w:jc w:val="both"/>
+        <w:rPr>
+          <w:rFonts w:ascii="Times New Roman" w:hAnsi="Times New Roman" w:cs="Times New Roman"/>
+          <w:sz w:val="24"/>
+          <w:szCs w:val="24"/>
+        </w:rPr>
+      </w:pPr>
+    </w:p>
+    <w:p>
+      <w:pPr>
+        <w:ind w:left="4956" w:hanging="4956"/>
+        <w:jc w:val="both"/>
+        <w:rPr>
+          <w:rFonts w:ascii="Times New Roman" w:hAnsi="Times New Roman" w:cs="Times New Roman"/>
+          <w:sz w:val="24"/>
+          <w:szCs w:val="24"/>
+        </w:rPr>
+      </w:pPr>
+    </w:p>
+    <w:p>
+      <w:pPr>
+        <w:jc w:val="both"/>
+        <w:rPr>
+          <w:rFonts w:ascii="Times New Roman" w:hAnsi="Times New Roman" w:cs="Times New Roman"/>
+          <w:sz w:val="24"/>
+          <w:szCs w:val="24"/>
+        </w:rPr>
+      </w:pPr>
+    </w:p>
+    <w:p>
+      <w:pPr>
+        <w:jc w:val="both"/>
+        <w:rPr>
+          <w:rFonts w:ascii="Times New Roman" w:hAnsi="Times New Roman" w:cs="Times New Roman"/>
+          <w:sz w:val="24"/>
+          <w:szCs w:val="24"/>
+        </w:rPr>
+      </w:pPr>
+    </w:p>
+    <w:p>
+      <w:pPr>
+        <w:jc w:val="both"/>
+        <w:rPr>
+          <w:rFonts w:ascii="Times New Roman" w:hAnsi="Times New Roman" w:cs="Times New Roman"/>
+          <w:sz w:val="24"/>
+          <w:szCs w:val="24"/>
+        </w:rPr>
+      </w:pPr>
+    </w:p>
+    <w:p>
+      <w:pPr>
+        <w:jc w:val="both"/>
+        <w:rPr>
+          <w:rFonts w:ascii="Times New Roman" w:hAnsi="Times New Roman" w:cs="Times New Roman"/>
+          <w:sz w:val="24"/>
+          <w:szCs w:val="24"/>
+        </w:rPr>
+      </w:pPr>
+    </w:p>
+    <w:p>
+      <w:pPr>
+        <w:jc w:val="both"/>
+        <w:rPr>
+          <w:rFonts w:ascii="Times New Roman" w:hAnsi="Times New Roman" w:cs="Times New Roman"/>
+          <w:sz w:val="24"/>
+          <w:szCs w:val="24"/>
+        </w:rPr>
       </w:pPr>
     </w:p>
     <w:p/>
-    <w:p/>
-    <w:p>
-      <w:pPr>
-        <w:pStyle w:val="Ttulo1"/>
-      </w:pPr>
-      <w:bookmarkStart w:id="0" w:name="_Toc224927656"/>
-      <w:r>
-        <w:lastRenderedPageBreak/>
-        <w:t>1-</w:t>
-      </w:r>
-      <w:r>
-        <w:t xml:space="preserve"> Introducción</w:t>
-      </w:r>
-      <w:bookmarkEnd w:id="0"/>
-    </w:p>
-    <w:p>
-      <w:pPr>
-        <w:jc w:val="both"/>
-        <w:rPr>
-          <w:rFonts w:ascii="Times New Roman" w:hAnsi="Times New Roman" w:cs="Times New Roman"/>
-          <w:sz w:val="24"/>
-          <w:szCs w:val="24"/>
-        </w:rPr>
-      </w:pPr>
-      <w:r>
-        <w:rPr>
-          <w:rFonts w:ascii="Times New Roman" w:hAnsi="Times New Roman" w:cs="Times New Roman"/>
-          <w:sz w:val="24"/>
-          <w:szCs w:val="24"/>
-        </w:rPr>
-        <w:t xml:space="preserve">La aplicación desarrollada es una página web creada con </w:t>
-      </w:r>
-      <w:proofErr w:type="spellStart"/>
-      <w:r>
-        <w:rPr>
-          <w:rFonts w:ascii="Times New Roman" w:hAnsi="Times New Roman" w:cs="Times New Roman"/>
-          <w:sz w:val="24"/>
-          <w:szCs w:val="24"/>
-        </w:rPr>
-        <w:t>React</w:t>
-      </w:r>
-      <w:proofErr w:type="spellEnd"/>
-      <w:r>
-        <w:rPr>
-          <w:rFonts w:ascii="Times New Roman" w:hAnsi="Times New Roman" w:cs="Times New Roman"/>
-          <w:sz w:val="24"/>
-          <w:szCs w:val="24"/>
-        </w:rPr>
-        <w:t xml:space="preserve"> y </w:t>
-      </w:r>
-      <w:proofErr w:type="spellStart"/>
-      <w:r>
-        <w:rPr>
-          <w:rFonts w:ascii="Times New Roman" w:hAnsi="Times New Roman" w:cs="Times New Roman"/>
-          <w:sz w:val="24"/>
-          <w:szCs w:val="24"/>
-        </w:rPr>
-        <w:t>TypeScript</w:t>
-      </w:r>
-      <w:proofErr w:type="spellEnd"/>
-      <w:r>
-        <w:rPr>
-          <w:rFonts w:ascii="Times New Roman" w:hAnsi="Times New Roman" w:cs="Times New Roman"/>
-          <w:sz w:val="24"/>
-          <w:szCs w:val="24"/>
-        </w:rPr>
-        <w:t>, cuyo objetivo es mostrar un catálogo de películas y permitir a los usuarios interactuar con ellas.</w:t>
-      </w:r>
-    </w:p>
-    <w:p>
-      <w:pPr>
-        <w:jc w:val="both"/>
-        <w:rPr>
-          <w:rFonts w:ascii="Times New Roman" w:hAnsi="Times New Roman" w:cs="Times New Roman"/>
-          <w:sz w:val="24"/>
-          <w:szCs w:val="24"/>
-        </w:rPr>
-      </w:pPr>
-      <w:r>
-        <w:rPr>
-          <w:rFonts w:ascii="Times New Roman" w:hAnsi="Times New Roman" w:cs="Times New Roman"/>
-          <w:sz w:val="24"/>
-          <w:szCs w:val="24"/>
-        </w:rPr>
-        <w:t>A través de la aplicación, los usuarios pueden consultar información de distintas películas, acceder a una ficha detallada de cada una, valorarlas, añadir comentarios y guardarlas como favoritas en caso de estar registrados. Además, se incluyen páginas estáticas como contacto y aviso legal.</w:t>
-      </w:r>
-    </w:p>
-    <w:p>
-      <w:pPr>
-        <w:jc w:val="both"/>
-        <w:rPr>
-          <w:rFonts w:ascii="Times New Roman" w:hAnsi="Times New Roman" w:cs="Times New Roman"/>
-          <w:sz w:val="24"/>
-          <w:szCs w:val="24"/>
-        </w:rPr>
-      </w:pPr>
-      <w:r>
-        <w:rPr>
-          <w:rFonts w:ascii="Times New Roman" w:hAnsi="Times New Roman" w:cs="Times New Roman"/>
-          <w:sz w:val="24"/>
-          <w:szCs w:val="24"/>
-        </w:rPr>
-        <w:t xml:space="preserve">Para el desarrollo se ha utilizado </w:t>
-      </w:r>
-      <w:proofErr w:type="spellStart"/>
-      <w:r>
-        <w:rPr>
-          <w:rFonts w:ascii="Times New Roman" w:hAnsi="Times New Roman" w:cs="Times New Roman"/>
-          <w:sz w:val="24"/>
-          <w:szCs w:val="24"/>
-        </w:rPr>
-        <w:t>React</w:t>
-      </w:r>
-      <w:proofErr w:type="spellEnd"/>
-      <w:r>
-        <w:rPr>
-          <w:rFonts w:ascii="Times New Roman" w:hAnsi="Times New Roman" w:cs="Times New Roman"/>
-          <w:sz w:val="24"/>
-          <w:szCs w:val="24"/>
-        </w:rPr>
-        <w:t xml:space="preserve"> como tecnología principal para la interfaz, ya que permite construir la aplicación mediante componentes reutilizables y gestionar la navegación sin necesidad de recargar la página. También se ha integrado con </w:t>
-      </w:r>
-      <w:proofErr w:type="spellStart"/>
-      <w:r>
-        <w:rPr>
-          <w:rFonts w:ascii="Times New Roman" w:hAnsi="Times New Roman" w:cs="Times New Roman"/>
-          <w:sz w:val="24"/>
-          <w:szCs w:val="24"/>
-        </w:rPr>
-        <w:t>Firebase</w:t>
-      </w:r>
-      <w:proofErr w:type="spellEnd"/>
-      <w:r>
-        <w:rPr>
-          <w:rFonts w:ascii="Times New Roman" w:hAnsi="Times New Roman" w:cs="Times New Roman"/>
-          <w:sz w:val="24"/>
-          <w:szCs w:val="24"/>
-        </w:rPr>
-        <w:t xml:space="preserve"> para el almacenamiento de datos y la autenticación de usuarios.</w:t>
-      </w:r>
-    </w:p>
-    <w:p>
-      <w:pPr>
-        <w:jc w:val="both"/>
-        <w:rPr>
-          <w:rFonts w:ascii="Times New Roman" w:hAnsi="Times New Roman" w:cs="Times New Roman"/>
-          <w:sz w:val="24"/>
-          <w:szCs w:val="24"/>
-        </w:rPr>
-      </w:pPr>
-      <w:r>
-        <w:rPr>
-          <w:rFonts w:ascii="Times New Roman" w:hAnsi="Times New Roman" w:cs="Times New Roman"/>
-          <w:sz w:val="24"/>
-          <w:szCs w:val="24"/>
-        </w:rPr>
-        <w:t xml:space="preserve">Además de la parte funcional, en el proyecto se ha intentado seguir una estructura de código organizada, inspirada en el modelo de arquitectura hexagonal. Esto implica dividir la aplicación en distintas capas con responsabilidades diferenciadas. Por un lado, se encuentra la capa de dominio, donde se definen las entidades y contratos principales del sistema; por otro, la capa de infraestructura, encargada de la comunicación con </w:t>
-      </w:r>
-      <w:proofErr w:type="spellStart"/>
-      <w:r>
-        <w:rPr>
-          <w:rFonts w:ascii="Times New Roman" w:hAnsi="Times New Roman" w:cs="Times New Roman"/>
-          <w:sz w:val="24"/>
-          <w:szCs w:val="24"/>
-        </w:rPr>
-        <w:t>Firebase</w:t>
-      </w:r>
-      <w:proofErr w:type="spellEnd"/>
-      <w:r>
-        <w:rPr>
-          <w:rFonts w:ascii="Times New Roman" w:hAnsi="Times New Roman" w:cs="Times New Roman"/>
-          <w:sz w:val="24"/>
-          <w:szCs w:val="24"/>
-        </w:rPr>
-        <w:t xml:space="preserve">; la capa de servicios, donde se centraliza la lógica de aplicación; y finalmente la capa de vista, que contiene los componentes de </w:t>
-      </w:r>
-      <w:proofErr w:type="spellStart"/>
-      <w:r>
-        <w:rPr>
-          <w:rFonts w:ascii="Times New Roman" w:hAnsi="Times New Roman" w:cs="Times New Roman"/>
-          <w:sz w:val="24"/>
-          <w:szCs w:val="24"/>
-        </w:rPr>
-        <w:t>React</w:t>
-      </w:r>
-      <w:proofErr w:type="spellEnd"/>
-      <w:r>
-        <w:rPr>
-          <w:rFonts w:ascii="Times New Roman" w:hAnsi="Times New Roman" w:cs="Times New Roman"/>
-          <w:sz w:val="24"/>
-          <w:szCs w:val="24"/>
-        </w:rPr>
-        <w:t xml:space="preserve"> que forman la interfaz de usuario.</w:t>
-      </w:r>
-    </w:p>
-    <w:p>
-      <w:pPr>
-        <w:jc w:val="both"/>
-        <w:rPr>
-          <w:rFonts w:ascii="Times New Roman" w:hAnsi="Times New Roman" w:cs="Times New Roman"/>
-          <w:sz w:val="24"/>
-          <w:szCs w:val="24"/>
-        </w:rPr>
-      </w:pPr>
-      <w:r>
-        <w:rPr>
-          <w:rFonts w:ascii="Times New Roman" w:hAnsi="Times New Roman" w:cs="Times New Roman"/>
-          <w:sz w:val="24"/>
-          <w:szCs w:val="24"/>
-        </w:rPr>
-        <w:t>Este enfoque aporta una mayor claridad en la organización del proyecto, ya que evita mezclar en exceso la lógica visual con el acceso a datos o con las reglas de funcionamiento de la aplicación. De esta forma, cada parte del sistema cumple una función concreta, facilitando tanto el desarrollo como el mantenimiento posterior.</w:t>
-      </w:r>
-    </w:p>
-    <w:p>
-      <w:pPr>
-        <w:jc w:val="both"/>
-        <w:rPr>
-          <w:rFonts w:ascii="Times New Roman" w:hAnsi="Times New Roman" w:cs="Times New Roman"/>
-          <w:sz w:val="24"/>
-          <w:szCs w:val="24"/>
-        </w:rPr>
-      </w:pPr>
-      <w:r>
-        <w:rPr>
-          <w:rFonts w:ascii="Times New Roman" w:hAnsi="Times New Roman" w:cs="Times New Roman"/>
-          <w:sz w:val="24"/>
-          <w:szCs w:val="24"/>
-        </w:rPr>
-        <w:t>En general, el proyecto sigue una estructura organizada por componentes, donde cada parte de la aplicación tiene una función concreta, facilitando así su desarrollo y mantenimiento.</w:t>
-      </w:r>
-    </w:p>
-    <w:p>
-      <w:pPr>
-        <w:jc w:val="both"/>
-        <w:rPr>
-          <w:rFonts w:ascii="Times New Roman" w:hAnsi="Times New Roman" w:cs="Times New Roman"/>
-          <w:sz w:val="24"/>
-          <w:szCs w:val="24"/>
-        </w:rPr>
-      </w:pPr>
-    </w:p>
-    <w:p>
-      <w:pPr>
-        <w:jc w:val="both"/>
-        <w:rPr>
-          <w:rFonts w:ascii="Times New Roman" w:hAnsi="Times New Roman" w:cs="Times New Roman"/>
-          <w:sz w:val="24"/>
-          <w:szCs w:val="24"/>
-        </w:rPr>
-      </w:pPr>
-    </w:p>
-    <w:p>
-      <w:pPr>
-        <w:jc w:val="both"/>
-        <w:rPr>
-          <w:rFonts w:ascii="Times New Roman" w:hAnsi="Times New Roman" w:cs="Times New Roman"/>
-          <w:sz w:val="24"/>
-          <w:szCs w:val="24"/>
-        </w:rPr>
-      </w:pPr>
-    </w:p>
-    <w:p>
-      <w:pPr>
-        <w:jc w:val="both"/>
-        <w:rPr>
-          <w:rFonts w:ascii="Times New Roman" w:hAnsi="Times New Roman" w:cs="Times New Roman"/>
-          <w:sz w:val="24"/>
-          <w:szCs w:val="24"/>
-        </w:rPr>
-      </w:pPr>
-    </w:p>
-    <w:p>
-      <w:pPr>
-        <w:ind w:left="4956" w:hanging="4956"/>
-        <w:jc w:val="both"/>
-        <w:rPr>
-          <w:rFonts w:ascii="Times New Roman" w:hAnsi="Times New Roman" w:cs="Times New Roman"/>
-          <w:sz w:val="24"/>
-          <w:szCs w:val="24"/>
-        </w:rPr>
-      </w:pPr>
-    </w:p>
-    <w:p>
-      <w:pPr>
-        <w:jc w:val="both"/>
-        <w:rPr>
-          <w:rFonts w:ascii="Times New Roman" w:hAnsi="Times New Roman" w:cs="Times New Roman"/>
-          <w:sz w:val="24"/>
-          <w:szCs w:val="24"/>
-        </w:rPr>
-      </w:pPr>
-    </w:p>
-    <w:p>
-      <w:pPr>
-        <w:jc w:val="both"/>
-        <w:rPr>
-          <w:rFonts w:ascii="Times New Roman" w:hAnsi="Times New Roman" w:cs="Times New Roman"/>
-          <w:sz w:val="24"/>
-          <w:szCs w:val="24"/>
-        </w:rPr>
-      </w:pPr>
-    </w:p>
-    <w:p>
-      <w:pPr>
-        <w:jc w:val="both"/>
-        <w:rPr>
-          <w:rFonts w:ascii="Times New Roman" w:hAnsi="Times New Roman" w:cs="Times New Roman"/>
-          <w:sz w:val="24"/>
-          <w:szCs w:val="24"/>
-        </w:rPr>
-      </w:pPr>
-    </w:p>
-    <w:p>
-      <w:pPr>
-        <w:jc w:val="both"/>
-        <w:rPr>
-          <w:rFonts w:ascii="Times New Roman" w:hAnsi="Times New Roman" w:cs="Times New Roman"/>
-          <w:sz w:val="24"/>
-          <w:szCs w:val="24"/>
-        </w:rPr>
-      </w:pPr>
-    </w:p>
-    <w:p>
-      <w:pPr>
-        <w:jc w:val="both"/>
-        <w:rPr>
-          <w:rFonts w:ascii="Times New Roman" w:hAnsi="Times New Roman" w:cs="Times New Roman"/>
-          <w:sz w:val="24"/>
-          <w:szCs w:val="24"/>
-        </w:rPr>
-      </w:pPr>
-    </w:p>
-    <w:p/>
-    <w:p>
-      <w:pPr>
-        <w:pStyle w:val="Ttulo1"/>
-      </w:pPr>
-      <w:bookmarkStart w:id="1" w:name="_Toc224927657"/>
-      <w:r>
-        <w:lastRenderedPageBreak/>
+    <w:p>
+      <w:pPr>
+        <w:pStyle w:val="Heading1"/>
+      </w:pPr>
+      <w:bookmarkStart w:id="1" w:name="_Toc225169919"/>
+      <w:r>
         <w:t xml:space="preserve">2- </w:t>
       </w:r>
       <w:r>
@@ -1306,25 +1440,7 @@
           <w:sz w:val="24"/>
           <w:szCs w:val="24"/>
         </w:rPr>
-        <w:t xml:space="preserve">. Este se emplea, por ejemplo, para almacenar los datos de las películas, controlar los formularios de </w:t>
-      </w:r>
-      <w:proofErr w:type="spellStart"/>
-      <w:r>
-        <w:rPr>
-          <w:rFonts w:ascii="Times New Roman" w:hAnsi="Times New Roman" w:cs="Times New Roman"/>
-          <w:sz w:val="24"/>
-          <w:szCs w:val="24"/>
-        </w:rPr>
-        <w:t>login</w:t>
-      </w:r>
-      <w:proofErr w:type="spellEnd"/>
-      <w:r>
-        <w:rPr>
-          <w:rFonts w:ascii="Times New Roman" w:hAnsi="Times New Roman" w:cs="Times New Roman"/>
-          <w:sz w:val="24"/>
-          <w:szCs w:val="24"/>
-        </w:rPr>
-        <w:t xml:space="preserve"> y registro, o gestionar si un usuario ha añadido una película a favoritos.</w:t>
+        <w:t>. Este se emplea, por ejemplo, para almacenar los datos de las películas, controlar los formularios de login y registro, o gestionar si un usuario ha añadido una película a favoritos.</w:t>
       </w:r>
     </w:p>
     <w:p>
@@ -1660,15 +1776,15 @@
     </w:p>
     <w:p>
       <w:pPr>
-        <w:pStyle w:val="Ttulo1"/>
+        <w:pStyle w:val="Heading1"/>
       </w:pPr>
     </w:p>
     <w:p/>
     <w:p>
       <w:pPr>
-        <w:pStyle w:val="Ttulo1"/>
-      </w:pPr>
-      <w:bookmarkStart w:id="2" w:name="_Toc224927658"/>
+        <w:pStyle w:val="Heading1"/>
+      </w:pPr>
+      <w:bookmarkStart w:id="2" w:name="_Toc225169920"/>
       <w:r>
         <w:lastRenderedPageBreak/>
         <w:t>3- Componentes principales de la aplicación</w:t>
@@ -2109,23 +2225,117 @@
     </w:p>
     <w:p>
       <w:pPr>
-        <w:rPr>
-          <w:rFonts w:ascii="Times New Roman" w:hAnsi="Times New Roman" w:cs="Times New Roman"/>
-          <w:sz w:val="24"/>
-          <w:szCs w:val="24"/>
-        </w:rPr>
-      </w:pPr>
-    </w:p>
-    <w:p>
-      <w:pPr>
-        <w:pStyle w:val="Ttulo1"/>
-      </w:pPr>
-      <w:bookmarkStart w:id="3" w:name="_Toc224927659"/>
+        <w:jc w:val="both"/>
+        <w:rPr>
+          <w:rFonts w:ascii="Times New Roman" w:hAnsi="Times New Roman" w:cs="Times New Roman"/>
+          <w:sz w:val="24"/>
+          <w:szCs w:val="24"/>
+        </w:rPr>
+      </w:pPr>
+      <w:r>
+        <w:rPr>
+          <w:rFonts w:ascii="Times New Roman" w:hAnsi="Times New Roman" w:cs="Times New Roman"/>
+          <w:sz w:val="24"/>
+          <w:szCs w:val="24"/>
+        </w:rPr>
+        <w:t>La distribución descrita se ilustra con el diagrama expuesto en la Figura 1.</w:t>
+      </w:r>
+    </w:p>
+    <w:p>
+      <w:pPr>
+        <w:keepNext/>
+        <w:jc w:val="center"/>
+      </w:pPr>
+      <w:r>
+        <w:rPr>
+          <w:rFonts w:ascii="Times New Roman" w:hAnsi="Times New Roman" w:cs="Times New Roman"/>
+          <w:sz w:val="24"/>
+          <w:szCs w:val="24"/>
+        </w:rPr>
+        <w:lastRenderedPageBreak/>
+        <w:drawing>
+          <wp:inline distT="0" distB="0" distL="0" distR="0" wp14:anchorId="03D63318" wp14:editId="4394EAA5">
+            <wp:extent cx="3197580" cy="4441446"/>
+            <wp:effectExtent l="0" t="0" r="3175" b="0"/>
+            <wp:docPr id="1404375154" name="Picture 1"/>
+            <wp:cNvGraphicFramePr>
+              <a:graphicFrameLocks xmlns:a="http://schemas.openxmlformats.org/drawingml/2006/main" noChangeAspect="1"/>
+            </wp:cNvGraphicFramePr>
+            <a:graphic xmlns:a="http://schemas.openxmlformats.org/drawingml/2006/main">
+              <a:graphicData uri="http://schemas.openxmlformats.org/drawingml/2006/picture">
+                <pic:pic xmlns:pic="http://schemas.openxmlformats.org/drawingml/2006/picture">
+                  <pic:nvPicPr>
+                    <pic:cNvPr id="1404375154" name=""/>
+                    <pic:cNvPicPr/>
+                  </pic:nvPicPr>
+                  <pic:blipFill>
+                    <a:blip r:embed="rId9"/>
+                    <a:stretch>
+                      <a:fillRect/>
+                    </a:stretch>
+                  </pic:blipFill>
+                  <pic:spPr>
+                    <a:xfrm>
+                      <a:off x="0" y="0"/>
+                      <a:ext cx="3201050" cy="4446266"/>
+                    </a:xfrm>
+                    <a:prstGeom prst="rect">
+                      <a:avLst/>
+                    </a:prstGeom>
+                  </pic:spPr>
+                </pic:pic>
+              </a:graphicData>
+            </a:graphic>
+          </wp:inline>
+        </w:drawing>
+      </w:r>
+    </w:p>
+    <w:p>
+      <w:pPr>
+        <w:pStyle w:val="Caption"/>
+        <w:jc w:val="center"/>
+      </w:pPr>
+      <w:bookmarkStart w:id="3" w:name="_Toc225169927"/>
+      <w:r>
+        <w:t xml:space="preserve">Figura </w:t>
+      </w:r>
+      <w:fldSimple w:instr=" SEQ Figura \* ARABIC ">
+        <w:r>
+          <w:rPr>
+            <w:noProof/>
+          </w:rPr>
+          <w:t>1</w:t>
+        </w:r>
+      </w:fldSimple>
+      <w:r>
+        <w:t>: Diagrama de funcionamiento de la aplicación.</w:t>
+      </w:r>
+      <w:bookmarkEnd w:id="3"/>
+    </w:p>
+    <w:p>
+      <w:pPr>
+        <w:rPr>
+          <w:i/>
+          <w:iCs/>
+          <w:color w:val="44546A" w:themeColor="text2"/>
+          <w:sz w:val="18"/>
+          <w:szCs w:val="18"/>
+        </w:rPr>
+      </w:pPr>
+      <w:r>
+        <w:br w:type="page"/>
+      </w:r>
+    </w:p>
+    <w:p>
+      <w:pPr>
+        <w:pStyle w:val="Heading1"/>
+      </w:pPr>
+      <w:bookmarkStart w:id="4" w:name="_Toc225169921"/>
       <w:r>
         <w:lastRenderedPageBreak/>
         <w:t>4- Navegación entre páginas</w:t>
       </w:r>
-      <w:bookmarkEnd w:id="3"/>
+      <w:bookmarkEnd w:id="4"/>
     </w:p>
     <w:p>
       <w:pPr>
@@ -2302,25 +2512,7 @@
           <w:sz w:val="24"/>
           <w:szCs w:val="24"/>
         </w:rPr>
-        <w:t>/</w:t>
-      </w:r>
-      <w:proofErr w:type="spellStart"/>
-      <w:r>
-        <w:rPr>
-          <w:rFonts w:ascii="Times New Roman" w:hAnsi="Times New Roman" w:cs="Times New Roman"/>
-          <w:sz w:val="24"/>
-          <w:szCs w:val="24"/>
-        </w:rPr>
-        <w:t>login</w:t>
-      </w:r>
-      <w:proofErr w:type="spellEnd"/>
-      <w:r>
-        <w:rPr>
-          <w:rFonts w:ascii="Times New Roman" w:hAnsi="Times New Roman" w:cs="Times New Roman"/>
-          <w:sz w:val="24"/>
-          <w:szCs w:val="24"/>
-        </w:rPr>
-        <w:t xml:space="preserve"> → Inicio de sesión</w:t>
+        <w:t>/login → Inicio de sesión</w:t>
       </w:r>
     </w:p>
     <w:p>
@@ -2617,14 +2809,14 @@
     </w:p>
     <w:p>
       <w:pPr>
-        <w:pStyle w:val="Ttulo1"/>
-      </w:pPr>
-      <w:bookmarkStart w:id="4" w:name="_Toc224927660"/>
+        <w:pStyle w:val="Heading1"/>
+      </w:pPr>
+      <w:bookmarkStart w:id="5" w:name="_Toc225169922"/>
       <w:r>
         <w:lastRenderedPageBreak/>
         <w:t>5- Gestión del estado</w:t>
       </w:r>
-      <w:bookmarkEnd w:id="4"/>
+      <w:bookmarkEnd w:id="5"/>
     </w:p>
     <w:p>
       <w:pPr>
@@ -2928,9 +3120,9 @@
     </w:p>
     <w:p>
       <w:pPr>
-        <w:pStyle w:val="Ttulo1"/>
-      </w:pPr>
-      <w:bookmarkStart w:id="5" w:name="_Toc224927661"/>
+        <w:pStyle w:val="Heading1"/>
+      </w:pPr>
+      <w:bookmarkStart w:id="6" w:name="_Toc225169923"/>
       <w:r>
         <w:lastRenderedPageBreak/>
         <w:t xml:space="preserve">6- Integración de </w:t>
@@ -2939,7 +3131,7 @@
       <w:r>
         <w:t>Firebase</w:t>
       </w:r>
-      <w:bookmarkEnd w:id="5"/>
+      <w:bookmarkEnd w:id="6"/>
       <w:proofErr w:type="spellEnd"/>
     </w:p>
     <w:p>
@@ -3625,14 +3817,14 @@
     </w:p>
     <w:p>
       <w:pPr>
-        <w:pStyle w:val="Ttulo1"/>
-      </w:pPr>
-      <w:bookmarkStart w:id="6" w:name="_Toc224927662"/>
+        <w:pStyle w:val="Heading1"/>
+      </w:pPr>
+      <w:bookmarkStart w:id="7" w:name="_Toc225169924"/>
       <w:r>
         <w:lastRenderedPageBreak/>
         <w:t>7- Uso de Bootstrap</w:t>
       </w:r>
-      <w:bookmarkEnd w:id="6"/>
+      <w:bookmarkEnd w:id="7"/>
     </w:p>
     <w:p>
       <w:pPr>
@@ -4047,14 +4239,14 @@
     </w:p>
     <w:p>
       <w:pPr>
-        <w:pStyle w:val="Ttulo1"/>
-      </w:pPr>
-      <w:bookmarkStart w:id="7" w:name="_Toc224927663"/>
+        <w:pStyle w:val="Heading1"/>
+      </w:pPr>
+      <w:bookmarkStart w:id="8" w:name="_Toc225169925"/>
       <w:r>
         <w:lastRenderedPageBreak/>
         <w:t>8- Conclusión</w:t>
       </w:r>
-      <w:bookmarkEnd w:id="7"/>
+      <w:bookmarkEnd w:id="8"/>
     </w:p>
     <w:p>
       <w:pPr>
@@ -4312,6 +4504,7 @@
     <w:p/>
     <w:p/>
     <w:sectPr>
+      <w:footerReference w:type="default" r:id="rId10"/>
       <w:pgSz w:w="11906" w:h="16838"/>
       <w:pgMar w:top="1417" w:right="1701" w:bottom="1417" w:left="1701" w:header="708" w:footer="708" w:gutter="0"/>
       <w:cols w:space="708"/>
@@ -4319,6 +4512,112 @@
     </w:sectPr>
   </w:body>
 </w:document>
+</file>
+
+<file path=word/endnotes.xml><?xml version="1.0" encoding="utf-8"?>
+<w:endnotes xmlns:wpc="http://schemas.microsoft.com/office/word/2010/wordprocessingCanvas" xmlns:cx="http://schemas.microsoft.com/office/drawing/2014/chartex" xmlns:cx1="http://schemas.microsoft.com/office/drawing/2015/9/8/chartex" xmlns:cx2="http://schemas.microsoft.com/office/drawing/2015/10/21/chartex" xmlns:cx3="http://schemas.microsoft.com/office/drawing/2016/5/9/chartex" xmlns:cx4="http://schemas.microsoft.com/office/drawing/2016/5/10/chartex" xmlns:cx5="http://schemas.microsoft.com/office/drawing/2016/5/11/chartex" xmlns:cx6="http://schemas.microsoft.com/office/drawing/2016/5/12/chartex" xmlns:cx7="http://schemas.microsoft.com/office/drawing/2016/5/13/chartex" xmlns:cx8="http://schemas.microsoft.com/office/drawing/2016/5/14/chartex" xmlns:mc="http://schemas.openxmlformats.org/markup-compatibility/2006" xmlns:aink="http://schemas.microsoft.com/office/drawing/2016/ink" xmlns:am3d="http://schemas.microsoft.com/office/drawing/2017/model3d" xmlns:o="urn:schemas-microsoft-com:office:office" xmlns:oel="http://schemas.microsoft.com/office/2019/extlst" xmlns:r="http://schemas.openxmlformats.org/officeDocument/2006/relationships" xmlns:m="http://schemas.openxmlformats.org/officeDocument/2006/math" xmlns:v="urn:schemas-microsoft-com:vml" xmlns:wp14="http://schemas.microsoft.com/office/word/2010/wordprocessingDrawing" xmlns:wp="http://schemas.openxmlformats.org/drawingml/2006/wordprocessingDrawing" xmlns:w10="urn:schemas-microsoft-com:office:word" xmlns:w="http://schemas.openxmlformats.org/wordprocessingml/2006/main" xmlns:w14="http://schemas.microsoft.com/office/word/2010/wordml" xmlns:w15="http://schemas.microsoft.com/office/word/2012/wordml" xmlns:w16cex="http://schemas.microsoft.com/office/word/2018/wordml/cex" xmlns:w16cid="http://schemas.microsoft.com/office/word/2016/wordml/cid" xmlns:w16="http://schemas.microsoft.com/office/word/2018/wordml" xmlns:w16du="http://schemas.microsoft.com/office/word/2023/wordml/word16du" xmlns:w16sdtdh="http://schemas.microsoft.com/office/word/2020/wordml/sdtdatahash" xmlns:w16sdtfl="http://schemas.microsoft.com/office/word/2024/wordml/sdtformatlock" xmlns:w16se="http://schemas.microsoft.com/office/word/2015/wordml/symex" xmlns:wpg="http://schemas.microsoft.com/office/word/2010/wordprocessingGroup" xmlns:wpi="http://schemas.microsoft.com/office/word/2010/wordprocessingInk" xmlns:wne="http://schemas.microsoft.com/office/word/2006/wordml" xmlns:wps="http://schemas.microsoft.com/office/word/2010/wordprocessingShape" mc:Ignorable="w14 w15 w16se w16cid w16 w16cex w16sdtdh w16sdtfl w16du wp14">
+  <w:endnote w:type="separator" w:id="-1">
+    <w:p>
+      <w:pPr>
+        <w:spacing w:after="0" w:line="240" w:lineRule="auto"/>
+      </w:pPr>
+      <w:r>
+        <w:separator/>
+      </w:r>
+    </w:p>
+  </w:endnote>
+  <w:endnote w:type="continuationSeparator" w:id="0">
+    <w:p>
+      <w:pPr>
+        <w:spacing w:after="0" w:line="240" w:lineRule="auto"/>
+      </w:pPr>
+      <w:r>
+        <w:continuationSeparator/>
+      </w:r>
+    </w:p>
+  </w:endnote>
+</w:endnotes>
+</file>
+
+<file path=word/footer1.xml><?xml version="1.0" encoding="utf-8"?>
+<w:ftr xmlns:wpc="http://schemas.microsoft.com/office/word/2010/wordprocessingCanvas" xmlns:cx="http://schemas.microsoft.com/office/drawing/2014/chartex" xmlns:cx1="http://schemas.microsoft.com/office/drawing/2015/9/8/chartex" xmlns:cx2="http://schemas.microsoft.com/office/drawing/2015/10/21/chartex" xmlns:cx3="http://schemas.microsoft.com/office/drawing/2016/5/9/chartex" xmlns:cx4="http://schemas.microsoft.com/office/drawing/2016/5/10/chartex" xmlns:cx5="http://schemas.microsoft.com/office/drawing/2016/5/11/chartex" xmlns:cx6="http://schemas.microsoft.com/office/drawing/2016/5/12/chartex" xmlns:cx7="http://schemas.microsoft.com/office/drawing/2016/5/13/chartex" xmlns:cx8="http://schemas.microsoft.com/office/drawing/2016/5/14/chartex" xmlns:mc="http://schemas.openxmlformats.org/markup-compatibility/2006" xmlns:aink="http://schemas.microsoft.com/office/drawing/2016/ink" xmlns:am3d="http://schemas.microsoft.com/office/drawing/2017/model3d" xmlns:o="urn:schemas-microsoft-com:office:office" xmlns:oel="http://schemas.microsoft.com/office/2019/extlst" xmlns:r="http://schemas.openxmlformats.org/officeDocument/2006/relationships" xmlns:m="http://schemas.openxmlformats.org/officeDocument/2006/math" xmlns:v="urn:schemas-microsoft-com:vml" xmlns:wp14="http://schemas.microsoft.com/office/word/2010/wordprocessingDrawing" xmlns:wp="http://schemas.openxmlformats.org/drawingml/2006/wordprocessingDrawing" xmlns:w10="urn:schemas-microsoft-com:office:word" xmlns:w="http://schemas.openxmlformats.org/wordprocessingml/2006/main" xmlns:w14="http://schemas.microsoft.com/office/word/2010/wordml" xmlns:w15="http://schemas.microsoft.com/office/word/2012/wordml" xmlns:w16cex="http://schemas.microsoft.com/office/word/2018/wordml/cex" xmlns:w16cid="http://schemas.microsoft.com/office/word/2016/wordml/cid" xmlns:w16="http://schemas.microsoft.com/office/word/2018/wordml" xmlns:w16du="http://schemas.microsoft.com/office/word/2023/wordml/word16du" xmlns:w16sdtdh="http://schemas.microsoft.com/office/word/2020/wordml/sdtdatahash" xmlns:w16sdtfl="http://schemas.microsoft.com/office/word/2024/wordml/sdtformatlock" xmlns:w16se="http://schemas.microsoft.com/office/word/2015/wordml/symex" xmlns:wpg="http://schemas.microsoft.com/office/word/2010/wordprocessingGroup" xmlns:wpi="http://schemas.microsoft.com/office/word/2010/wordprocessingInk" xmlns:wne="http://schemas.microsoft.com/office/word/2006/wordml" xmlns:wps="http://schemas.microsoft.com/office/word/2010/wordprocessingShape" mc:Ignorable="w14 w15 w16se w16cid w16 w16cex w16sdtdh w16sdtfl w16du wp14">
+  <w:p>
+    <w:pPr>
+      <w:pStyle w:val="Footer"/>
+      <w:jc w:val="center"/>
+      <w:rPr>
+        <w:caps/>
+        <w:color w:val="4472C4" w:themeColor="accent1"/>
+      </w:rPr>
+    </w:pPr>
+    <w:r>
+      <w:rPr>
+        <w:caps/>
+        <w:color w:val="4472C4" w:themeColor="accent1"/>
+      </w:rPr>
+      <w:fldChar w:fldCharType="begin"/>
+    </w:r>
+    <w:r>
+      <w:rPr>
+        <w:caps/>
+        <w:color w:val="4472C4" w:themeColor="accent1"/>
+      </w:rPr>
+      <w:instrText>PAGE   \* MERGEFORMAT</w:instrText>
+    </w:r>
+    <w:r>
+      <w:rPr>
+        <w:caps/>
+        <w:color w:val="4472C4" w:themeColor="accent1"/>
+      </w:rPr>
+      <w:fldChar w:fldCharType="separate"/>
+    </w:r>
+    <w:r>
+      <w:rPr>
+        <w:caps/>
+        <w:color w:val="4472C4" w:themeColor="accent1"/>
+        <w:lang w:val="en-GB"/>
+      </w:rPr>
+      <w:t>2</w:t>
+    </w:r>
+    <w:r>
+      <w:rPr>
+        <w:caps/>
+        <w:color w:val="4472C4" w:themeColor="accent1"/>
+      </w:rPr>
+      <w:fldChar w:fldCharType="end"/>
+    </w:r>
+  </w:p>
+  <w:p>
+    <w:pPr>
+      <w:pStyle w:val="Footer"/>
+    </w:pPr>
+  </w:p>
+</w:ftr>
+</file>
+
+<file path=word/footnotes.xml><?xml version="1.0" encoding="utf-8"?>
+<w:footnotes xmlns:wpc="http://schemas.microsoft.com/office/word/2010/wordprocessingCanvas" xmlns:cx="http://schemas.microsoft.com/office/drawing/2014/chartex" xmlns:cx1="http://schemas.microsoft.com/office/drawing/2015/9/8/chartex" xmlns:cx2="http://schemas.microsoft.com/office/drawing/2015/10/21/chartex" xmlns:cx3="http://schemas.microsoft.com/office/drawing/2016/5/9/chartex" xmlns:cx4="http://schemas.microsoft.com/office/drawing/2016/5/10/chartex" xmlns:cx5="http://schemas.microsoft.com/office/drawing/2016/5/11/chartex" xmlns:cx6="http://schemas.microsoft.com/office/drawing/2016/5/12/chartex" xmlns:cx7="http://schemas.microsoft.com/office/drawing/2016/5/13/chartex" xmlns:cx8="http://schemas.microsoft.com/office/drawing/2016/5/14/chartex" xmlns:mc="http://schemas.openxmlformats.org/markup-compatibility/2006" xmlns:aink="http://schemas.microsoft.com/office/drawing/2016/ink" xmlns:am3d="http://schemas.microsoft.com/office/drawing/2017/model3d" xmlns:o="urn:schemas-microsoft-com:office:office" xmlns:oel="http://schemas.microsoft.com/office/2019/extlst" xmlns:r="http://schemas.openxmlformats.org/officeDocument/2006/relationships" xmlns:m="http://schemas.openxmlformats.org/officeDocument/2006/math" xmlns:v="urn:schemas-microsoft-com:vml" xmlns:wp14="http://schemas.microsoft.com/office/word/2010/wordprocessingDrawing" xmlns:wp="http://schemas.openxmlformats.org/drawingml/2006/wordprocessingDrawing" xmlns:w10="urn:schemas-microsoft-com:office:word" xmlns:w="http://schemas.openxmlformats.org/wordprocessingml/2006/main" xmlns:w14="http://schemas.microsoft.com/office/word/2010/wordml" xmlns:w15="http://schemas.microsoft.com/office/word/2012/wordml" xmlns:w16cex="http://schemas.microsoft.com/office/word/2018/wordml/cex" xmlns:w16cid="http://schemas.microsoft.com/office/word/2016/wordml/cid" xmlns:w16="http://schemas.microsoft.com/office/word/2018/wordml" xmlns:w16du="http://schemas.microsoft.com/office/word/2023/wordml/word16du" xmlns:w16sdtdh="http://schemas.microsoft.com/office/word/2020/wordml/sdtdatahash" xmlns:w16sdtfl="http://schemas.microsoft.com/office/word/2024/wordml/sdtformatlock" xmlns:w16se="http://schemas.microsoft.com/office/word/2015/wordml/symex" xmlns:wpg="http://schemas.microsoft.com/office/word/2010/wordprocessingGroup" xmlns:wpi="http://schemas.microsoft.com/office/word/2010/wordprocessingInk" xmlns:wne="http://schemas.microsoft.com/office/word/2006/wordml" xmlns:wps="http://schemas.microsoft.com/office/word/2010/wordprocessingShape" mc:Ignorable="w14 w15 w16se w16cid w16 w16cex w16sdtdh w16sdtfl w16du wp14">
+  <w:footnote w:type="separator" w:id="-1">
+    <w:p>
+      <w:pPr>
+        <w:spacing w:after="0" w:line="240" w:lineRule="auto"/>
+      </w:pPr>
+      <w:r>
+        <w:separator/>
+      </w:r>
+    </w:p>
+  </w:footnote>
+  <w:footnote w:type="continuationSeparator" w:id="0">
+    <w:p>
+      <w:pPr>
+        <w:spacing w:after="0" w:line="240" w:lineRule="auto"/>
+      </w:pPr>
+      <w:r>
+        <w:continuationSeparator/>
+      </w:r>
+    </w:p>
+  </w:footnote>
+</w:footnotes>
 </file>
 
 <file path=word/numbering.xml><?xml version="1.0" encoding="utf-8"?>
@@ -6075,11 +6374,11 @@
     <w:name w:val="Normal"/>
     <w:qFormat/>
   </w:style>
-  <w:style w:type="paragraph" w:styleId="Ttulo1">
+  <w:style w:type="paragraph" w:styleId="Heading1">
     <w:name w:val="heading 1"/>
     <w:basedOn w:val="Normal"/>
     <w:next w:val="Normal"/>
-    <w:link w:val="Ttulo1Car"/>
+    <w:link w:val="Heading1Char"/>
     <w:uiPriority w:val="9"/>
     <w:qFormat/>
     <w:rsid w:val="00A07994"/>
@@ -6096,11 +6395,11 @@
       <w:szCs w:val="40"/>
     </w:rPr>
   </w:style>
-  <w:style w:type="paragraph" w:styleId="Ttulo2">
+  <w:style w:type="paragraph" w:styleId="Heading2">
     <w:name w:val="heading 2"/>
     <w:basedOn w:val="Normal"/>
     <w:next w:val="Normal"/>
-    <w:link w:val="Ttulo2Car"/>
+    <w:link w:val="Heading2Char"/>
     <w:uiPriority w:val="9"/>
     <w:unhideWhenUsed/>
     <w:qFormat/>
@@ -6118,11 +6417,11 @@
       <w:szCs w:val="32"/>
     </w:rPr>
   </w:style>
-  <w:style w:type="paragraph" w:styleId="Ttulo3">
+  <w:style w:type="paragraph" w:styleId="Heading3">
     <w:name w:val="heading 3"/>
     <w:basedOn w:val="Normal"/>
     <w:next w:val="Normal"/>
-    <w:link w:val="Ttulo3Car"/>
+    <w:link w:val="Heading3Char"/>
     <w:uiPriority w:val="9"/>
     <w:semiHidden/>
     <w:unhideWhenUsed/>
@@ -6141,11 +6440,11 @@
       <w:szCs w:val="28"/>
     </w:rPr>
   </w:style>
-  <w:style w:type="paragraph" w:styleId="Ttulo4">
+  <w:style w:type="paragraph" w:styleId="Heading4">
     <w:name w:val="heading 4"/>
     <w:basedOn w:val="Normal"/>
     <w:next w:val="Normal"/>
-    <w:link w:val="Ttulo4Car"/>
+    <w:link w:val="Heading4Char"/>
     <w:uiPriority w:val="9"/>
     <w:semiHidden/>
     <w:unhideWhenUsed/>
@@ -6164,11 +6463,11 @@
       <w:color w:val="2F5496" w:themeColor="accent1" w:themeShade="BF"/>
     </w:rPr>
   </w:style>
-  <w:style w:type="paragraph" w:styleId="Ttulo5">
+  <w:style w:type="paragraph" w:styleId="Heading5">
     <w:name w:val="heading 5"/>
     <w:basedOn w:val="Normal"/>
     <w:next w:val="Normal"/>
-    <w:link w:val="Ttulo5Car"/>
+    <w:link w:val="Heading5Char"/>
     <w:uiPriority w:val="9"/>
     <w:semiHidden/>
     <w:unhideWhenUsed/>
@@ -6185,11 +6484,11 @@
       <w:color w:val="2F5496" w:themeColor="accent1" w:themeShade="BF"/>
     </w:rPr>
   </w:style>
-  <w:style w:type="paragraph" w:styleId="Ttulo6">
+  <w:style w:type="paragraph" w:styleId="Heading6">
     <w:name w:val="heading 6"/>
     <w:basedOn w:val="Normal"/>
     <w:next w:val="Normal"/>
-    <w:link w:val="Ttulo6Car"/>
+    <w:link w:val="Heading6Char"/>
     <w:uiPriority w:val="9"/>
     <w:semiHidden/>
     <w:unhideWhenUsed/>
@@ -6208,11 +6507,11 @@
       <w:color w:val="595959" w:themeColor="text1" w:themeTint="A6"/>
     </w:rPr>
   </w:style>
-  <w:style w:type="paragraph" w:styleId="Ttulo7">
+  <w:style w:type="paragraph" w:styleId="Heading7">
     <w:name w:val="heading 7"/>
     <w:basedOn w:val="Normal"/>
     <w:next w:val="Normal"/>
-    <w:link w:val="Ttulo7Car"/>
+    <w:link w:val="Heading7Char"/>
     <w:uiPriority w:val="9"/>
     <w:semiHidden/>
     <w:unhideWhenUsed/>
@@ -6229,11 +6528,11 @@
       <w:color w:val="595959" w:themeColor="text1" w:themeTint="A6"/>
     </w:rPr>
   </w:style>
-  <w:style w:type="paragraph" w:styleId="Ttulo8">
+  <w:style w:type="paragraph" w:styleId="Heading8">
     <w:name w:val="heading 8"/>
     <w:basedOn w:val="Normal"/>
     <w:next w:val="Normal"/>
-    <w:link w:val="Ttulo8Car"/>
+    <w:link w:val="Heading8Char"/>
     <w:uiPriority w:val="9"/>
     <w:semiHidden/>
     <w:unhideWhenUsed/>
@@ -6252,11 +6551,11 @@
       <w:color w:val="272727" w:themeColor="text1" w:themeTint="D8"/>
     </w:rPr>
   </w:style>
-  <w:style w:type="paragraph" w:styleId="Ttulo9">
+  <w:style w:type="paragraph" w:styleId="Heading9">
     <w:name w:val="heading 9"/>
     <w:basedOn w:val="Normal"/>
     <w:next w:val="Normal"/>
-    <w:link w:val="Ttulo9Car"/>
+    <w:link w:val="Heading9Char"/>
     <w:uiPriority w:val="9"/>
     <w:semiHidden/>
     <w:unhideWhenUsed/>
@@ -6273,12 +6572,12 @@
       <w:color w:val="272727" w:themeColor="text1" w:themeTint="D8"/>
     </w:rPr>
   </w:style>
-  <w:style w:type="character" w:default="1" w:styleId="Fuentedeprrafopredeter">
+  <w:style w:type="character" w:default="1" w:styleId="DefaultParagraphFont">
     <w:name w:val="Default Paragraph Font"/>
     <w:uiPriority w:val="1"/>
     <w:unhideWhenUsed/>
   </w:style>
-  <w:style w:type="table" w:default="1" w:styleId="Tablanormal">
+  <w:style w:type="table" w:default="1" w:styleId="TableNormal">
     <w:name w:val="Normal Table"/>
     <w:uiPriority w:val="99"/>
     <w:semiHidden/>
@@ -6293,16 +6592,16 @@
       </w:tblCellMar>
     </w:tblPr>
   </w:style>
-  <w:style w:type="numbering" w:default="1" w:styleId="Sinlista">
+  <w:style w:type="numbering" w:default="1" w:styleId="NoList">
     <w:name w:val="No List"/>
     <w:uiPriority w:val="99"/>
     <w:semiHidden/>
     <w:unhideWhenUsed/>
   </w:style>
-  <w:style w:type="character" w:customStyle="1" w:styleId="Ttulo1Car">
-    <w:name w:val="Título 1 Car"/>
-    <w:basedOn w:val="Fuentedeprrafopredeter"/>
-    <w:link w:val="Ttulo1"/>
+  <w:style w:type="character" w:customStyle="1" w:styleId="Heading1Char">
+    <w:name w:val="Heading 1 Char"/>
+    <w:basedOn w:val="DefaultParagraphFont"/>
+    <w:link w:val="Heading1"/>
     <w:uiPriority w:val="9"/>
     <w:rsid w:val="00A07994"/>
     <w:rPr>
@@ -6312,10 +6611,10 @@
       <w:szCs w:val="40"/>
     </w:rPr>
   </w:style>
-  <w:style w:type="character" w:customStyle="1" w:styleId="Ttulo2Car">
-    <w:name w:val="Título 2 Car"/>
-    <w:basedOn w:val="Fuentedeprrafopredeter"/>
-    <w:link w:val="Ttulo2"/>
+  <w:style w:type="character" w:customStyle="1" w:styleId="Heading2Char">
+    <w:name w:val="Heading 2 Char"/>
+    <w:basedOn w:val="DefaultParagraphFont"/>
+    <w:link w:val="Heading2"/>
     <w:uiPriority w:val="9"/>
     <w:rsid w:val="00A07994"/>
     <w:rPr>
@@ -6325,10 +6624,10 @@
       <w:szCs w:val="32"/>
     </w:rPr>
   </w:style>
-  <w:style w:type="character" w:customStyle="1" w:styleId="Ttulo3Car">
-    <w:name w:val="Título 3 Car"/>
-    <w:basedOn w:val="Fuentedeprrafopredeter"/>
-    <w:link w:val="Ttulo3"/>
+  <w:style w:type="character" w:customStyle="1" w:styleId="Heading3Char">
+    <w:name w:val="Heading 3 Char"/>
+    <w:basedOn w:val="DefaultParagraphFont"/>
+    <w:link w:val="Heading3"/>
     <w:uiPriority w:val="9"/>
     <w:semiHidden/>
     <w:rsid w:val="00A07994"/>
@@ -6339,10 +6638,10 @@
       <w:szCs w:val="28"/>
     </w:rPr>
   </w:style>
-  <w:style w:type="character" w:customStyle="1" w:styleId="Ttulo4Car">
-    <w:name w:val="Título 4 Car"/>
-    <w:basedOn w:val="Fuentedeprrafopredeter"/>
-    <w:link w:val="Ttulo4"/>
+  <w:style w:type="character" w:customStyle="1" w:styleId="Heading4Char">
+    <w:name w:val="Heading 4 Char"/>
+    <w:basedOn w:val="DefaultParagraphFont"/>
+    <w:link w:val="Heading4"/>
     <w:uiPriority w:val="9"/>
     <w:semiHidden/>
     <w:rsid w:val="00A07994"/>
@@ -6353,10 +6652,10 @@
       <w:color w:val="2F5496" w:themeColor="accent1" w:themeShade="BF"/>
     </w:rPr>
   </w:style>
-  <w:style w:type="character" w:customStyle="1" w:styleId="Ttulo5Car">
-    <w:name w:val="Título 5 Car"/>
-    <w:basedOn w:val="Fuentedeprrafopredeter"/>
-    <w:link w:val="Ttulo5"/>
+  <w:style w:type="character" w:customStyle="1" w:styleId="Heading5Char">
+    <w:name w:val="Heading 5 Char"/>
+    <w:basedOn w:val="DefaultParagraphFont"/>
+    <w:link w:val="Heading5"/>
     <w:uiPriority w:val="9"/>
     <w:semiHidden/>
     <w:rsid w:val="00A07994"/>
@@ -6365,10 +6664,10 @@
       <w:color w:val="2F5496" w:themeColor="accent1" w:themeShade="BF"/>
     </w:rPr>
   </w:style>
-  <w:style w:type="character" w:customStyle="1" w:styleId="Ttulo6Car">
-    <w:name w:val="Título 6 Car"/>
-    <w:basedOn w:val="Fuentedeprrafopredeter"/>
-    <w:link w:val="Ttulo6"/>
+  <w:style w:type="character" w:customStyle="1" w:styleId="Heading6Char">
+    <w:name w:val="Heading 6 Char"/>
+    <w:basedOn w:val="DefaultParagraphFont"/>
+    <w:link w:val="Heading6"/>
     <w:uiPriority w:val="9"/>
     <w:semiHidden/>
     <w:rsid w:val="00A07994"/>
@@ -6379,10 +6678,10 @@
       <w:color w:val="595959" w:themeColor="text1" w:themeTint="A6"/>
     </w:rPr>
   </w:style>
-  <w:style w:type="character" w:customStyle="1" w:styleId="Ttulo7Car">
-    <w:name w:val="Título 7 Car"/>
-    <w:basedOn w:val="Fuentedeprrafopredeter"/>
-    <w:link w:val="Ttulo7"/>
+  <w:style w:type="character" w:customStyle="1" w:styleId="Heading7Char">
+    <w:name w:val="Heading 7 Char"/>
+    <w:basedOn w:val="DefaultParagraphFont"/>
+    <w:link w:val="Heading7"/>
     <w:uiPriority w:val="9"/>
     <w:semiHidden/>
     <w:rsid w:val="00A07994"/>
@@ -6391,10 +6690,10 @@
       <w:color w:val="595959" w:themeColor="text1" w:themeTint="A6"/>
     </w:rPr>
   </w:style>
-  <w:style w:type="character" w:customStyle="1" w:styleId="Ttulo8Car">
-    <w:name w:val="Título 8 Car"/>
-    <w:basedOn w:val="Fuentedeprrafopredeter"/>
-    <w:link w:val="Ttulo8"/>
+  <w:style w:type="character" w:customStyle="1" w:styleId="Heading8Char">
+    <w:name w:val="Heading 8 Char"/>
+    <w:basedOn w:val="DefaultParagraphFont"/>
+    <w:link w:val="Heading8"/>
     <w:uiPriority w:val="9"/>
     <w:semiHidden/>
     <w:rsid w:val="00A07994"/>
@@ -6405,10 +6704,10 @@
       <w:color w:val="272727" w:themeColor="text1" w:themeTint="D8"/>
     </w:rPr>
   </w:style>
-  <w:style w:type="character" w:customStyle="1" w:styleId="Ttulo9Car">
-    <w:name w:val="Título 9 Car"/>
-    <w:basedOn w:val="Fuentedeprrafopredeter"/>
-    <w:link w:val="Ttulo9"/>
+  <w:style w:type="character" w:customStyle="1" w:styleId="Heading9Char">
+    <w:name w:val="Heading 9 Char"/>
+    <w:basedOn w:val="DefaultParagraphFont"/>
+    <w:link w:val="Heading9"/>
     <w:uiPriority w:val="9"/>
     <w:semiHidden/>
     <w:rsid w:val="00A07994"/>
@@ -6417,11 +6716,11 @@
       <w:color w:val="272727" w:themeColor="text1" w:themeTint="D8"/>
     </w:rPr>
   </w:style>
-  <w:style w:type="paragraph" w:styleId="Ttulo">
+  <w:style w:type="paragraph" w:styleId="Title">
     <w:name w:val="Title"/>
     <w:basedOn w:val="Normal"/>
     <w:next w:val="Normal"/>
-    <w:link w:val="TtuloCar"/>
+    <w:link w:val="TitleChar"/>
     <w:uiPriority w:val="10"/>
     <w:qFormat/>
     <w:rsid w:val="00A07994"/>
@@ -6437,10 +6736,10 @@
       <w:szCs w:val="56"/>
     </w:rPr>
   </w:style>
-  <w:style w:type="character" w:customStyle="1" w:styleId="TtuloCar">
-    <w:name w:val="Título Car"/>
-    <w:basedOn w:val="Fuentedeprrafopredeter"/>
-    <w:link w:val="Ttulo"/>
+  <w:style w:type="character" w:customStyle="1" w:styleId="TitleChar">
+    <w:name w:val="Title Char"/>
+    <w:basedOn w:val="DefaultParagraphFont"/>
+    <w:link w:val="Title"/>
     <w:uiPriority w:val="10"/>
     <w:rsid w:val="00A07994"/>
     <w:rPr>
@@ -6451,11 +6750,11 @@
       <w:szCs w:val="56"/>
     </w:rPr>
   </w:style>
-  <w:style w:type="paragraph" w:styleId="Subttulo">
+  <w:style w:type="paragraph" w:styleId="Subtitle">
     <w:name w:val="Subtitle"/>
     <w:basedOn w:val="Normal"/>
     <w:next w:val="Normal"/>
-    <w:link w:val="SubttuloCar"/>
+    <w:link w:val="SubtitleChar"/>
     <w:uiPriority w:val="11"/>
     <w:qFormat/>
     <w:rsid w:val="00A07994"/>
@@ -6472,10 +6771,10 @@
       <w:szCs w:val="28"/>
     </w:rPr>
   </w:style>
-  <w:style w:type="character" w:customStyle="1" w:styleId="SubttuloCar">
-    <w:name w:val="Subtítulo Car"/>
-    <w:basedOn w:val="Fuentedeprrafopredeter"/>
-    <w:link w:val="Subttulo"/>
+  <w:style w:type="character" w:customStyle="1" w:styleId="SubtitleChar">
+    <w:name w:val="Subtitle Char"/>
+    <w:basedOn w:val="DefaultParagraphFont"/>
+    <w:link w:val="Subtitle"/>
     <w:uiPriority w:val="11"/>
     <w:rsid w:val="00A07994"/>
     <w:rPr>
@@ -6486,11 +6785,11 @@
       <w:szCs w:val="28"/>
     </w:rPr>
   </w:style>
-  <w:style w:type="paragraph" w:styleId="Cita">
+  <w:style w:type="paragraph" w:styleId="Quote">
     <w:name w:val="Quote"/>
     <w:basedOn w:val="Normal"/>
     <w:next w:val="Normal"/>
-    <w:link w:val="CitaCar"/>
+    <w:link w:val="QuoteChar"/>
     <w:uiPriority w:val="29"/>
     <w:qFormat/>
     <w:rsid w:val="00A07994"/>
@@ -6504,10 +6803,10 @@
       <w:color w:val="404040" w:themeColor="text1" w:themeTint="BF"/>
     </w:rPr>
   </w:style>
-  <w:style w:type="character" w:customStyle="1" w:styleId="CitaCar">
-    <w:name w:val="Cita Car"/>
-    <w:basedOn w:val="Fuentedeprrafopredeter"/>
-    <w:link w:val="Cita"/>
+  <w:style w:type="character" w:customStyle="1" w:styleId="QuoteChar">
+    <w:name w:val="Quote Char"/>
+    <w:basedOn w:val="DefaultParagraphFont"/>
+    <w:link w:val="Quote"/>
     <w:uiPriority w:val="29"/>
     <w:rsid w:val="00A07994"/>
     <w:rPr>
@@ -6516,7 +6815,7 @@
       <w:color w:val="404040" w:themeColor="text1" w:themeTint="BF"/>
     </w:rPr>
   </w:style>
-  <w:style w:type="paragraph" w:styleId="Prrafodelista">
+  <w:style w:type="paragraph" w:styleId="ListParagraph">
     <w:name w:val="List Paragraph"/>
     <w:basedOn w:val="Normal"/>
     <w:uiPriority w:val="34"/>
@@ -6527,9 +6826,9 @@
       <w:contextualSpacing/>
     </w:pPr>
   </w:style>
-  <w:style w:type="character" w:styleId="nfasisintenso">
+  <w:style w:type="character" w:styleId="IntenseEmphasis">
     <w:name w:val="Intense Emphasis"/>
-    <w:basedOn w:val="Fuentedeprrafopredeter"/>
+    <w:basedOn w:val="DefaultParagraphFont"/>
     <w:uiPriority w:val="21"/>
     <w:qFormat/>
     <w:rsid w:val="00A07994"/>
@@ -6539,11 +6838,11 @@
       <w:color w:val="2F5496" w:themeColor="accent1" w:themeShade="BF"/>
     </w:rPr>
   </w:style>
-  <w:style w:type="paragraph" w:styleId="Citadestacada">
+  <w:style w:type="paragraph" w:styleId="IntenseQuote">
     <w:name w:val="Intense Quote"/>
     <w:basedOn w:val="Normal"/>
     <w:next w:val="Normal"/>
-    <w:link w:val="CitadestacadaCar"/>
+    <w:link w:val="IntenseQuoteChar"/>
     <w:uiPriority w:val="30"/>
     <w:qFormat/>
     <w:rsid w:val="00A07994"/>
@@ -6562,10 +6861,10 @@
       <w:color w:val="2F5496" w:themeColor="accent1" w:themeShade="BF"/>
     </w:rPr>
   </w:style>
-  <w:style w:type="character" w:customStyle="1" w:styleId="CitadestacadaCar">
-    <w:name w:val="Cita destacada Car"/>
-    <w:basedOn w:val="Fuentedeprrafopredeter"/>
-    <w:link w:val="Citadestacada"/>
+  <w:style w:type="character" w:customStyle="1" w:styleId="IntenseQuoteChar">
+    <w:name w:val="Intense Quote Char"/>
+    <w:basedOn w:val="DefaultParagraphFont"/>
+    <w:link w:val="IntenseQuote"/>
     <w:uiPriority w:val="30"/>
     <w:rsid w:val="00A07994"/>
     <w:rPr>
@@ -6574,9 +6873,9 @@
       <w:color w:val="2F5496" w:themeColor="accent1" w:themeShade="BF"/>
     </w:rPr>
   </w:style>
-  <w:style w:type="character" w:styleId="Referenciaintensa">
+  <w:style w:type="character" w:styleId="IntenseReference">
     <w:name w:val="Intense Reference"/>
-    <w:basedOn w:val="Fuentedeprrafopredeter"/>
+    <w:basedOn w:val="DefaultParagraphFont"/>
     <w:uiPriority w:val="32"/>
     <w:qFormat/>
     <w:rsid w:val="00A07994"/>
@@ -6607,9 +6906,9 @@
       <w14:ligatures w14:val="none"/>
     </w:rPr>
   </w:style>
-  <w:style w:type="character" w:styleId="Fuerte">
+  <w:style w:type="character" w:styleId="Strong">
     <w:name w:val="Strong"/>
-    <w:basedOn w:val="Fuentedeprrafopredeter"/>
+    <w:basedOn w:val="DefaultParagraphFont"/>
     <w:uiPriority w:val="22"/>
     <w:qFormat/>
     <w:rsid w:val="00A07994"/>
@@ -6618,9 +6917,9 @@
       <w:bCs/>
     </w:rPr>
   </w:style>
-  <w:style w:type="paragraph" w:styleId="TtuloTDC">
+  <w:style w:type="paragraph" w:styleId="TOCHeading">
     <w:name w:val="TOC Heading"/>
-    <w:basedOn w:val="Ttulo1"/>
+    <w:basedOn w:val="Heading1"/>
     <w:next w:val="Normal"/>
     <w:uiPriority w:val="39"/>
     <w:unhideWhenUsed/>
@@ -6638,7 +6937,7 @@
       <w14:ligatures w14:val="none"/>
     </w:rPr>
   </w:style>
-  <w:style w:type="paragraph" w:styleId="TDC1">
+  <w:style w:type="paragraph" w:styleId="TOC1">
     <w:name w:val="toc 1"/>
     <w:basedOn w:val="Normal"/>
     <w:next w:val="Normal"/>
@@ -6650,9 +6949,9 @@
       <w:spacing w:after="100"/>
     </w:pPr>
   </w:style>
-  <w:style w:type="character" w:styleId="Hipervnculo">
+  <w:style w:type="character" w:styleId="Hyperlink">
     <w:name w:val="Hyperlink"/>
-    <w:basedOn w:val="Fuentedeprrafopredeter"/>
+    <w:basedOn w:val="DefaultParagraphFont"/>
     <w:uiPriority w:val="99"/>
     <w:unhideWhenUsed/>
     <w:rsid w:val="00F54FAD"/>
@@ -6660,6 +6959,80 @@
       <w:color w:val="0563C1" w:themeColor="hyperlink"/>
       <w:u w:val="single"/>
     </w:rPr>
+  </w:style>
+  <w:style w:type="paragraph" w:styleId="Caption">
+    <w:name w:val="caption"/>
+    <w:basedOn w:val="Normal"/>
+    <w:next w:val="Normal"/>
+    <w:uiPriority w:val="35"/>
+    <w:unhideWhenUsed/>
+    <w:qFormat/>
+    <w:rsid w:val="00A0135A"/>
+    <w:pPr>
+      <w:spacing w:after="200" w:line="240" w:lineRule="auto"/>
+    </w:pPr>
+    <w:rPr>
+      <w:i/>
+      <w:iCs/>
+      <w:color w:val="44546A" w:themeColor="text2"/>
+      <w:sz w:val="18"/>
+      <w:szCs w:val="18"/>
+    </w:rPr>
+  </w:style>
+  <w:style w:type="paragraph" w:styleId="Header">
+    <w:name w:val="header"/>
+    <w:basedOn w:val="Normal"/>
+    <w:link w:val="HeaderChar"/>
+    <w:uiPriority w:val="99"/>
+    <w:unhideWhenUsed/>
+    <w:rsid w:val="00A0135A"/>
+    <w:pPr>
+      <w:tabs>
+        <w:tab w:val="center" w:pos="4252"/>
+        <w:tab w:val="right" w:pos="8504"/>
+      </w:tabs>
+      <w:spacing w:after="0" w:line="240" w:lineRule="auto"/>
+    </w:pPr>
+  </w:style>
+  <w:style w:type="character" w:customStyle="1" w:styleId="HeaderChar">
+    <w:name w:val="Header Char"/>
+    <w:basedOn w:val="DefaultParagraphFont"/>
+    <w:link w:val="Header"/>
+    <w:uiPriority w:val="99"/>
+    <w:rsid w:val="00A0135A"/>
+  </w:style>
+  <w:style w:type="paragraph" w:styleId="Footer">
+    <w:name w:val="footer"/>
+    <w:basedOn w:val="Normal"/>
+    <w:link w:val="FooterChar"/>
+    <w:uiPriority w:val="99"/>
+    <w:unhideWhenUsed/>
+    <w:rsid w:val="00A0135A"/>
+    <w:pPr>
+      <w:tabs>
+        <w:tab w:val="center" w:pos="4252"/>
+        <w:tab w:val="right" w:pos="8504"/>
+      </w:tabs>
+      <w:spacing w:after="0" w:line="240" w:lineRule="auto"/>
+    </w:pPr>
+  </w:style>
+  <w:style w:type="character" w:customStyle="1" w:styleId="FooterChar">
+    <w:name w:val="Footer Char"/>
+    <w:basedOn w:val="DefaultParagraphFont"/>
+    <w:link w:val="Footer"/>
+    <w:uiPriority w:val="99"/>
+    <w:rsid w:val="00A0135A"/>
+  </w:style>
+  <w:style w:type="paragraph" w:styleId="TableofFigures">
+    <w:name w:val="table of figures"/>
+    <w:basedOn w:val="Normal"/>
+    <w:next w:val="Normal"/>
+    <w:uiPriority w:val="99"/>
+    <w:unhideWhenUsed/>
+    <w:rsid w:val="00A0135A"/>
+    <w:pPr>
+      <w:spacing w:after="0"/>
+    </w:pPr>
   </w:style>
 </w:styles>
 </file>
